--- a/docs/24数科1班-202414870108-郭瀚铭.docx
+++ b/docs/24数科1班-202414870108-郭瀚铭.docx
@@ -76,11 +76,12 @@
       <w:pPr>
         <w:spacing w:line="420" w:lineRule="exact"/>
         <w:rPr>
-          <w:rFonts w:eastAsia="楷体_GB2312" w:hint="eastAsia"/>
+          <w:rFonts w:eastAsia="楷体_GB2312"/>
           <w:sz w:val="28"/>
           <w:szCs w:val="28"/>
         </w:rPr>
       </w:pPr>
+      <w:proofErr w:type="gramStart"/>
       <w:r>
         <w:rPr>
           <w:rFonts w:eastAsia="楷体_GB2312"/>
@@ -105,6 +106,7 @@
         </w:rPr>
         <w:t>级</w:t>
       </w:r>
+      <w:proofErr w:type="gramEnd"/>
       <w:r>
         <w:rPr>
           <w:rFonts w:eastAsia="楷体_GB2312"/>
@@ -374,7 +376,6 @@
       <w:tblPr>
         <w:tblW w:w="9849" w:type="dxa"/>
         <w:jc w:val="center"/>
-        <w:tblInd w:w="0" w:type="dxa"/>
         <w:tblBorders>
           <w:top w:val="double" w:sz="4" w:space="0" w:color="000000"/>
           <w:left w:val="double" w:sz="4" w:space="0" w:color="000000"/>
@@ -386,7 +387,7 @@
       </w:tblPr>
       <w:tblGrid>
         <w:gridCol w:w="456"/>
-        <w:gridCol w:w="9393"/>
+        <w:gridCol w:w="9396"/>
       </w:tblGrid>
       <w:tr>
         <w:trPr>
@@ -493,7 +494,6 @@
               <w:snapToGrid w:val="0"/>
               <w:spacing w:line="420" w:lineRule="exact"/>
               <w:rPr>
-                <w:rFonts w:hint="eastAsia"/>
                 <w:b/>
                 <w:bCs/>
               </w:rPr>
@@ -583,7 +583,15 @@
               <w:t>能够使用</w:t>
             </w:r>
             <w:r>
-              <w:t xml:space="preserve"> PyMongo </w:t>
+              <w:t xml:space="preserve"> </w:t>
+            </w:r>
+            <w:proofErr w:type="spellStart"/>
+            <w:r>
+              <w:t>PyMongo</w:t>
+            </w:r>
+            <w:proofErr w:type="spellEnd"/>
+            <w:r>
+              <w:t xml:space="preserve"> </w:t>
             </w:r>
             <w:r>
               <w:t>开发菜单式命令行程序，并借助</w:t>
@@ -600,7 +608,6 @@
               <w:snapToGrid w:val="0"/>
               <w:spacing w:line="420" w:lineRule="exact"/>
               <w:rPr>
-                <w:rFonts w:hint="eastAsia"/>
                 <w:b/>
                 <w:bCs/>
               </w:rPr>
@@ -776,6 +783,7 @@
             <w:r>
               <w:t>班级</w:t>
             </w:r>
+            <w:proofErr w:type="gramStart"/>
             <w:r>
               <w:t>(X</w:t>
             </w:r>
@@ -783,7 +791,11 @@
               <w:t>班</w:t>
             </w:r>
             <w:r>
-              <w:t>)-</w:t>
+              <w:t>)</w:t>
+            </w:r>
+            <w:proofErr w:type="gramEnd"/>
+            <w:r>
+              <w:t>-</w:t>
             </w:r>
             <w:r>
               <w:t>完整学号</w:t>
@@ -805,9 +817,6 @@
             <w:pPr>
               <w:snapToGrid w:val="0"/>
               <w:spacing w:line="420" w:lineRule="exact"/>
-              <w:rPr>
-                <w:rFonts w:hint="eastAsia"/>
-              </w:rPr>
             </w:pPr>
           </w:p>
         </w:tc>
@@ -866,7 +875,6 @@
             <w:tblPr>
               <w:tblW w:w="9054" w:type="dxa"/>
               <w:jc w:val="center"/>
-              <w:tblInd w:w="0" w:type="dxa"/>
               <w:tblBorders>
                 <w:top w:val="single" w:sz="4" w:space="0" w:color="auto"/>
                 <w:left w:val="single" w:sz="4" w:space="0" w:color="auto"/>
@@ -959,9 +967,6 @@
                 <w:p>
                   <w:pPr>
                     <w:jc w:val="center"/>
-                    <w:rPr>
-                      <w:rFonts w:hint="eastAsia"/>
-                    </w:rPr>
                   </w:pPr>
                   <w:r>
                     <w:rPr>
@@ -1040,9 +1045,6 @@
                 <w:p>
                   <w:pPr>
                     <w:jc w:val="center"/>
-                    <w:rPr>
-                      <w:rFonts w:hint="eastAsia"/>
-                    </w:rPr>
                   </w:pPr>
                   <w:r>
                     <w:rPr>
@@ -1059,9 +1061,6 @@
                 <w:p>
                   <w:pPr>
                     <w:jc w:val="center"/>
-                    <w:rPr>
-                      <w:rFonts w:hint="eastAsia"/>
-                    </w:rPr>
                   </w:pPr>
                   <w:r>
                     <w:rPr>
@@ -1084,9 +1083,6 @@
                 <w:p>
                   <w:pPr>
                     <w:jc w:val="center"/>
-                    <w:rPr>
-                      <w:rFonts w:hint="eastAsia"/>
-                    </w:rPr>
                   </w:pPr>
                   <w:r>
                     <w:rPr>
@@ -1103,9 +1099,6 @@
                 <w:p>
                   <w:pPr>
                     <w:jc w:val="center"/>
-                    <w:rPr>
-                      <w:rFonts w:hint="eastAsia"/>
-                    </w:rPr>
                   </w:pPr>
                   <w:r>
                     <w:rPr>
@@ -1158,9 +1151,6 @@
                 <w:p>
                   <w:pPr>
                     <w:jc w:val="center"/>
-                    <w:rPr>
-                      <w:rFonts w:hint="eastAsia"/>
-                    </w:rPr>
                   </w:pPr>
                   <w:r>
                     <w:rPr>
@@ -1177,9 +1167,6 @@
                 <w:p>
                   <w:pPr>
                     <w:jc w:val="center"/>
-                    <w:rPr>
-                      <w:rFonts w:hint="eastAsia"/>
-                    </w:rPr>
                   </w:pPr>
                   <w:r>
                     <w:rPr>
@@ -1244,9 +1231,6 @@
                 <w:p>
                   <w:pPr>
                     <w:jc w:val="center"/>
-                    <w:rPr>
-                      <w:rFonts w:hint="eastAsia"/>
-                    </w:rPr>
                   </w:pPr>
                   <w:r>
                     <w:rPr>
@@ -1263,9 +1247,6 @@
                 <w:p>
                   <w:pPr>
                     <w:jc w:val="center"/>
-                    <w:rPr>
-                      <w:rFonts w:hint="eastAsia"/>
-                    </w:rPr>
                   </w:pPr>
                   <w:r>
                     <w:rPr>
@@ -1304,7 +1285,6 @@
             <w:tblPr>
               <w:tblW w:w="9143" w:type="dxa"/>
               <w:jc w:val="center"/>
-              <w:tblInd w:w="0" w:type="dxa"/>
               <w:tblBorders>
                 <w:top w:val="single" w:sz="4" w:space="0" w:color="auto"/>
                 <w:left w:val="single" w:sz="4" w:space="0" w:color="auto"/>
@@ -1413,9 +1393,6 @@
                 <w:p>
                   <w:pPr>
                     <w:jc w:val="center"/>
-                    <w:rPr>
-                      <w:rFonts w:hint="eastAsia"/>
-                    </w:rPr>
                   </w:pPr>
                   <w:r>
                     <w:rPr>
@@ -1531,11 +1508,47 @@
                   <w:pPr>
                     <w:jc w:val="center"/>
                   </w:pPr>
-                  <w:r>
-                    <w:rPr>
-                      <w:rFonts w:hint="eastAsia"/>
-                    </w:rPr>
-                    <w:t>mongod --dbpath ~/mongo-lab/data --logpath ~/mongo-lab/log/mongod.log --fork</w:t>
+                  <w:proofErr w:type="spellStart"/>
+                  <w:r>
+                    <w:rPr>
+                      <w:rFonts w:hint="eastAsia"/>
+                    </w:rPr>
+                    <w:t>mongod</w:t>
+                  </w:r>
+                  <w:proofErr w:type="spellEnd"/>
+                  <w:r>
+                    <w:rPr>
+                      <w:rFonts w:hint="eastAsia"/>
+                    </w:rPr>
+                    <w:t xml:space="preserve"> --</w:t>
+                  </w:r>
+                  <w:proofErr w:type="spellStart"/>
+                  <w:r>
+                    <w:rPr>
+                      <w:rFonts w:hint="eastAsia"/>
+                    </w:rPr>
+                    <w:t>dbpath</w:t>
+                  </w:r>
+                  <w:proofErr w:type="spellEnd"/>
+                  <w:r>
+                    <w:rPr>
+                      <w:rFonts w:hint="eastAsia"/>
+                    </w:rPr>
+                    <w:t xml:space="preserve"> ~/mongo-lab/data --</w:t>
+                  </w:r>
+                  <w:proofErr w:type="spellStart"/>
+                  <w:r>
+                    <w:rPr>
+                      <w:rFonts w:hint="eastAsia"/>
+                    </w:rPr>
+                    <w:t>logpath</w:t>
+                  </w:r>
+                  <w:proofErr w:type="spellEnd"/>
+                  <w:r>
+                    <w:rPr>
+                      <w:rFonts w:hint="eastAsia"/>
+                    </w:rPr>
+                    <w:t xml:space="preserve"> ~/mongo-lab/log/mongod.log --fork</w:t>
                   </w:r>
                 </w:p>
               </w:tc>
@@ -1585,11 +1598,19 @@
                   <w:pPr>
                     <w:jc w:val="center"/>
                   </w:pPr>
-                  <w:r>
-                    <w:rPr>
-                      <w:rFonts w:hint="eastAsia"/>
-                    </w:rPr>
-                    <w:t>127.0.0.1 : 27017</w:t>
+                  <w:proofErr w:type="gramStart"/>
+                  <w:r>
+                    <w:rPr>
+                      <w:rFonts w:hint="eastAsia"/>
+                    </w:rPr>
+                    <w:t>127.0.0.1 :</w:t>
+                  </w:r>
+                  <w:proofErr w:type="gramEnd"/>
+                  <w:r>
+                    <w:rPr>
+                      <w:rFonts w:hint="eastAsia"/>
+                    </w:rPr>
+                    <w:t xml:space="preserve"> 27017</w:t>
                   </w:r>
                 </w:p>
               </w:tc>
@@ -1647,9 +1668,6 @@
                 <w:p>
                   <w:pPr>
                     <w:jc w:val="center"/>
-                    <w:rPr>
-                      <w:rFonts w:hint="eastAsia"/>
-                    </w:rPr>
                   </w:pPr>
                   <w:r>
                     <w:rPr>
@@ -1674,11 +1692,19 @@
                   <w:pPr>
                     <w:jc w:val="center"/>
                   </w:pPr>
-                  <w:r>
-                    <w:rPr>
-                      <w:rFonts w:hint="eastAsia"/>
-                    </w:rPr>
-                    <w:t>mongosh 2.11.1</w:t>
+                  <w:proofErr w:type="spellStart"/>
+                  <w:r>
+                    <w:rPr>
+                      <w:rFonts w:hint="eastAsia"/>
+                    </w:rPr>
+                    <w:t>mongosh</w:t>
+                  </w:r>
+                  <w:proofErr w:type="spellEnd"/>
+                  <w:r>
+                    <w:rPr>
+                      <w:rFonts w:hint="eastAsia"/>
+                    </w:rPr>
+                    <w:t xml:space="preserve"> 2.11.1</w:t>
                   </w:r>
                 </w:p>
               </w:tc>
@@ -1696,9 +1722,6 @@
                 <w:p>
                   <w:pPr>
                     <w:jc w:val="center"/>
-                    <w:rPr>
-                      <w:rFonts w:hint="eastAsia"/>
-                    </w:rPr>
                   </w:pPr>
                   <w:r>
                     <w:rPr>
@@ -1736,9 +1759,6 @@
                 <w:p>
                   <w:pPr>
                     <w:jc w:val="center"/>
-                    <w:rPr>
-                      <w:rFonts w:hint="eastAsia"/>
-                    </w:rPr>
                   </w:pPr>
                   <w:r>
                     <w:rPr>
@@ -1779,9 +1799,6 @@
                 <w:p>
                   <w:pPr>
                     <w:jc w:val="center"/>
-                    <w:rPr>
-                      <w:rFonts w:hint="eastAsia"/>
-                    </w:rPr>
                   </w:pPr>
                   <w:r>
                     <w:rPr>
@@ -1806,11 +1823,19 @@
                   <w:pPr>
                     <w:jc w:val="center"/>
                   </w:pPr>
-                  <w:r>
-                    <w:rPr>
-                      <w:rFonts w:hint="eastAsia"/>
-                    </w:rPr>
-                    <w:t xml:space="preserve">PyMongo </w:t>
+                  <w:proofErr w:type="spellStart"/>
+                  <w:r>
+                    <w:rPr>
+                      <w:rFonts w:hint="eastAsia"/>
+                    </w:rPr>
+                    <w:t>PyMongo</w:t>
+                  </w:r>
+                  <w:proofErr w:type="spellEnd"/>
+                  <w:r>
+                    <w:rPr>
+                      <w:rFonts w:hint="eastAsia"/>
+                    </w:rPr>
+                    <w:t xml:space="preserve"> </w:t>
                   </w:r>
                   <w:r>
                     <w:t>4.18.3</w:t>
@@ -1831,9 +1856,6 @@
                 <w:p>
                   <w:pPr>
                     <w:jc w:val="center"/>
-                    <w:rPr>
-                      <w:rFonts w:hint="eastAsia"/>
-                    </w:rPr>
                   </w:pPr>
                   <w:r>
                     <w:rPr>
@@ -1892,9 +1914,6 @@
                 <w:p>
                   <w:pPr>
                     <w:jc w:val="center"/>
-                    <w:rPr>
-                      <w:rFonts w:hint="eastAsia"/>
-                    </w:rPr>
                   </w:pPr>
                   <w:r>
                     <w:rPr>
@@ -1969,23 +1988,139 @@
             <w:pPr>
               <w:jc w:val="center"/>
               <w:rPr>
+                <w:rFonts w:eastAsia="楷体_GB2312"/>
+              </w:rPr>
+            </w:pPr>
+          </w:p>
+          <w:p>
+            <w:pPr>
+              <w:jc w:val="center"/>
+              <w:rPr>
+                <w:rFonts w:eastAsia="楷体_GB2312"/>
+              </w:rPr>
+            </w:pPr>
+          </w:p>
+          <w:p>
+            <w:pPr>
+              <w:jc w:val="center"/>
+              <w:rPr>
+                <w:rFonts w:eastAsia="楷体_GB2312"/>
+              </w:rPr>
+            </w:pPr>
+          </w:p>
+          <w:p>
+            <w:pPr>
+              <w:jc w:val="center"/>
+              <w:rPr>
+                <w:rFonts w:eastAsia="楷体_GB2312"/>
+              </w:rPr>
+            </w:pPr>
+          </w:p>
+          <w:p>
+            <w:pPr>
+              <w:jc w:val="center"/>
+              <w:rPr>
+                <w:rFonts w:eastAsia="楷体_GB2312"/>
+              </w:rPr>
+            </w:pPr>
+          </w:p>
+          <w:p>
+            <w:pPr>
+              <w:jc w:val="center"/>
+              <w:rPr>
+                <w:rFonts w:eastAsia="楷体_GB2312"/>
+              </w:rPr>
+            </w:pPr>
+          </w:p>
+          <w:p>
+            <w:pPr>
+              <w:jc w:val="center"/>
+              <w:rPr>
+                <w:rFonts w:eastAsia="楷体_GB2312"/>
+              </w:rPr>
+            </w:pPr>
+          </w:p>
+          <w:p>
+            <w:pPr>
+              <w:jc w:val="center"/>
+              <w:rPr>
+                <w:rFonts w:eastAsia="楷体_GB2312"/>
+              </w:rPr>
+            </w:pPr>
+          </w:p>
+          <w:p>
+            <w:pPr>
+              <w:jc w:val="center"/>
+              <w:rPr>
+                <w:rFonts w:eastAsia="楷体_GB2312"/>
+              </w:rPr>
+            </w:pPr>
+          </w:p>
+          <w:p>
+            <w:pPr>
+              <w:jc w:val="center"/>
+              <w:rPr>
+                <w:rFonts w:eastAsia="楷体_GB2312"/>
+              </w:rPr>
+            </w:pPr>
+          </w:p>
+          <w:p>
+            <w:pPr>
+              <w:jc w:val="center"/>
+              <w:rPr>
+                <w:rFonts w:eastAsia="楷体_GB2312"/>
+              </w:rPr>
+            </w:pPr>
+          </w:p>
+          <w:p>
+            <w:pPr>
+              <w:jc w:val="center"/>
+              <w:rPr>
+                <w:rFonts w:eastAsia="楷体_GB2312"/>
+              </w:rPr>
+            </w:pPr>
+          </w:p>
+          <w:p>
+            <w:pPr>
+              <w:jc w:val="center"/>
+              <w:rPr>
+                <w:rFonts w:eastAsia="楷体_GB2312"/>
+              </w:rPr>
+            </w:pPr>
+          </w:p>
+          <w:p>
+            <w:pPr>
+              <w:jc w:val="center"/>
+              <w:rPr>
+                <w:rFonts w:eastAsia="楷体_GB2312"/>
+              </w:rPr>
+            </w:pPr>
+            <w:r>
+              <w:rPr>
                 <w:rFonts w:eastAsia="楷体_GB2312" w:hint="eastAsia"/>
               </w:rPr>
-            </w:pPr>
+              <w:t>实验内容与实验步骤</w:t>
+            </w:r>
           </w:p>
           <w:p>
             <w:pPr>
               <w:jc w:val="center"/>
               <w:rPr>
+                <w:rFonts w:eastAsia="楷体_GB2312"/>
+              </w:rPr>
+            </w:pPr>
+            <w:r>
+              <w:rPr>
                 <w:rFonts w:eastAsia="楷体_GB2312" w:hint="eastAsia"/>
               </w:rPr>
-            </w:pPr>
+              <w:t>和结果</w:t>
+            </w:r>
           </w:p>
           <w:p>
             <w:pPr>
               <w:jc w:val="center"/>
               <w:rPr>
-                <w:rFonts w:eastAsia="楷体_GB2312" w:hint="eastAsia"/>
+                <w:rFonts w:eastAsia="楷体_GB2312"/>
               </w:rPr>
             </w:pPr>
           </w:p>
@@ -1993,7 +2128,7 @@
             <w:pPr>
               <w:jc w:val="center"/>
               <w:rPr>
-                <w:rFonts w:eastAsia="楷体_GB2312" w:hint="eastAsia"/>
+                <w:rFonts w:eastAsia="楷体_GB2312"/>
               </w:rPr>
             </w:pPr>
           </w:p>
@@ -2001,7 +2136,7 @@
             <w:pPr>
               <w:jc w:val="center"/>
               <w:rPr>
-                <w:rFonts w:eastAsia="楷体_GB2312" w:hint="eastAsia"/>
+                <w:rFonts w:eastAsia="楷体_GB2312"/>
               </w:rPr>
             </w:pPr>
           </w:p>
@@ -2009,7 +2144,7 @@
             <w:pPr>
               <w:jc w:val="center"/>
               <w:rPr>
-                <w:rFonts w:eastAsia="楷体_GB2312" w:hint="eastAsia"/>
+                <w:rFonts w:eastAsia="楷体_GB2312"/>
               </w:rPr>
             </w:pPr>
           </w:p>
@@ -2017,7 +2152,7 @@
             <w:pPr>
               <w:jc w:val="center"/>
               <w:rPr>
-                <w:rFonts w:eastAsia="楷体_GB2312" w:hint="eastAsia"/>
+                <w:rFonts w:eastAsia="楷体_GB2312"/>
               </w:rPr>
             </w:pPr>
           </w:p>
@@ -2025,7 +2160,7 @@
             <w:pPr>
               <w:jc w:val="center"/>
               <w:rPr>
-                <w:rFonts w:eastAsia="楷体_GB2312" w:hint="eastAsia"/>
+                <w:rFonts w:eastAsia="楷体_GB2312"/>
               </w:rPr>
             </w:pPr>
           </w:p>
@@ -2033,7 +2168,7 @@
             <w:pPr>
               <w:jc w:val="center"/>
               <w:rPr>
-                <w:rFonts w:eastAsia="楷体_GB2312" w:hint="eastAsia"/>
+                <w:rFonts w:eastAsia="楷体_GB2312"/>
               </w:rPr>
             </w:pPr>
           </w:p>
@@ -2041,7 +2176,7 @@
             <w:pPr>
               <w:jc w:val="center"/>
               <w:rPr>
-                <w:rFonts w:eastAsia="楷体_GB2312" w:hint="eastAsia"/>
+                <w:rFonts w:eastAsia="楷体_GB2312"/>
               </w:rPr>
             </w:pPr>
           </w:p>
@@ -2049,7 +2184,7 @@
             <w:pPr>
               <w:jc w:val="center"/>
               <w:rPr>
-                <w:rFonts w:eastAsia="楷体_GB2312" w:hint="eastAsia"/>
+                <w:rFonts w:eastAsia="楷体_GB2312"/>
               </w:rPr>
             </w:pPr>
           </w:p>
@@ -2057,7 +2192,7 @@
             <w:pPr>
               <w:jc w:val="center"/>
               <w:rPr>
-                <w:rFonts w:eastAsia="楷体_GB2312" w:hint="eastAsia"/>
+                <w:rFonts w:eastAsia="楷体_GB2312"/>
               </w:rPr>
             </w:pPr>
           </w:p>
@@ -2065,7 +2200,7 @@
             <w:pPr>
               <w:jc w:val="center"/>
               <w:rPr>
-                <w:rFonts w:eastAsia="楷体_GB2312" w:hint="eastAsia"/>
+                <w:rFonts w:eastAsia="楷体_GB2312"/>
               </w:rPr>
             </w:pPr>
           </w:p>
@@ -2073,35 +2208,23 @@
             <w:pPr>
               <w:jc w:val="center"/>
               <w:rPr>
-                <w:rFonts w:eastAsia="楷体_GB2312" w:hint="eastAsia"/>
-              </w:rPr>
-            </w:pPr>
-            <w:r>
-              <w:rPr>
-                <w:rFonts w:eastAsia="楷体_GB2312" w:hint="eastAsia"/>
-              </w:rPr>
-              <w:t>实验内容与实验步骤</w:t>
-            </w:r>
+                <w:rFonts w:eastAsia="楷体_GB2312"/>
+              </w:rPr>
+            </w:pPr>
           </w:p>
           <w:p>
             <w:pPr>
               <w:jc w:val="center"/>
               <w:rPr>
-                <w:rFonts w:eastAsia="楷体_GB2312" w:hint="eastAsia"/>
-              </w:rPr>
-            </w:pPr>
-            <w:r>
-              <w:rPr>
-                <w:rFonts w:eastAsia="楷体_GB2312" w:hint="eastAsia"/>
-              </w:rPr>
-              <w:t>和结果</w:t>
-            </w:r>
+                <w:rFonts w:eastAsia="楷体_GB2312"/>
+              </w:rPr>
+            </w:pPr>
           </w:p>
           <w:p>
             <w:pPr>
               <w:jc w:val="center"/>
               <w:rPr>
-                <w:rFonts w:eastAsia="楷体_GB2312" w:hint="eastAsia"/>
+                <w:rFonts w:eastAsia="楷体_GB2312"/>
               </w:rPr>
             </w:pPr>
           </w:p>
@@ -2109,7 +2232,7 @@
             <w:pPr>
               <w:jc w:val="center"/>
               <w:rPr>
-                <w:rFonts w:eastAsia="楷体_GB2312" w:hint="eastAsia"/>
+                <w:rFonts w:eastAsia="楷体_GB2312"/>
               </w:rPr>
             </w:pPr>
           </w:p>
@@ -2117,7 +2240,7 @@
             <w:pPr>
               <w:jc w:val="center"/>
               <w:rPr>
-                <w:rFonts w:eastAsia="楷体_GB2312" w:hint="eastAsia"/>
+                <w:rFonts w:eastAsia="楷体_GB2312"/>
               </w:rPr>
             </w:pPr>
           </w:p>
@@ -2125,7 +2248,7 @@
             <w:pPr>
               <w:jc w:val="center"/>
               <w:rPr>
-                <w:rFonts w:eastAsia="楷体_GB2312" w:hint="eastAsia"/>
+                <w:rFonts w:eastAsia="楷体_GB2312"/>
               </w:rPr>
             </w:pPr>
           </w:p>
@@ -2133,7 +2256,7 @@
             <w:pPr>
               <w:jc w:val="center"/>
               <w:rPr>
-                <w:rFonts w:eastAsia="楷体_GB2312" w:hint="eastAsia"/>
+                <w:rFonts w:eastAsia="楷体_GB2312"/>
               </w:rPr>
             </w:pPr>
           </w:p>
@@ -2141,7 +2264,7 @@
             <w:pPr>
               <w:jc w:val="center"/>
               <w:rPr>
-                <w:rFonts w:eastAsia="楷体_GB2312" w:hint="eastAsia"/>
+                <w:rFonts w:eastAsia="楷体_GB2312"/>
               </w:rPr>
             </w:pPr>
           </w:p>
@@ -2149,111 +2272,7 @@
             <w:pPr>
               <w:jc w:val="center"/>
               <w:rPr>
-                <w:rFonts w:eastAsia="楷体_GB2312" w:hint="eastAsia"/>
-              </w:rPr>
-            </w:pPr>
-          </w:p>
-          <w:p>
-            <w:pPr>
-              <w:jc w:val="center"/>
-              <w:rPr>
-                <w:rFonts w:eastAsia="楷体_GB2312" w:hint="eastAsia"/>
-              </w:rPr>
-            </w:pPr>
-          </w:p>
-          <w:p>
-            <w:pPr>
-              <w:jc w:val="center"/>
-              <w:rPr>
-                <w:rFonts w:eastAsia="楷体_GB2312" w:hint="eastAsia"/>
-              </w:rPr>
-            </w:pPr>
-          </w:p>
-          <w:p>
-            <w:pPr>
-              <w:jc w:val="center"/>
-              <w:rPr>
-                <w:rFonts w:eastAsia="楷体_GB2312" w:hint="eastAsia"/>
-              </w:rPr>
-            </w:pPr>
-          </w:p>
-          <w:p>
-            <w:pPr>
-              <w:jc w:val="center"/>
-              <w:rPr>
-                <w:rFonts w:eastAsia="楷体_GB2312" w:hint="eastAsia"/>
-              </w:rPr>
-            </w:pPr>
-          </w:p>
-          <w:p>
-            <w:pPr>
-              <w:jc w:val="center"/>
-              <w:rPr>
-                <w:rFonts w:eastAsia="楷体_GB2312" w:hint="eastAsia"/>
-              </w:rPr>
-            </w:pPr>
-          </w:p>
-          <w:p>
-            <w:pPr>
-              <w:jc w:val="center"/>
-              <w:rPr>
-                <w:rFonts w:eastAsia="楷体_GB2312" w:hint="eastAsia"/>
-              </w:rPr>
-            </w:pPr>
-          </w:p>
-          <w:p>
-            <w:pPr>
-              <w:jc w:val="center"/>
-              <w:rPr>
-                <w:rFonts w:eastAsia="楷体_GB2312" w:hint="eastAsia"/>
-              </w:rPr>
-            </w:pPr>
-          </w:p>
-          <w:p>
-            <w:pPr>
-              <w:jc w:val="center"/>
-              <w:rPr>
-                <w:rFonts w:eastAsia="楷体_GB2312" w:hint="eastAsia"/>
-              </w:rPr>
-            </w:pPr>
-          </w:p>
-          <w:p>
-            <w:pPr>
-              <w:jc w:val="center"/>
-              <w:rPr>
-                <w:rFonts w:eastAsia="楷体_GB2312" w:hint="eastAsia"/>
-              </w:rPr>
-            </w:pPr>
-          </w:p>
-          <w:p>
-            <w:pPr>
-              <w:jc w:val="center"/>
-              <w:rPr>
-                <w:rFonts w:eastAsia="楷体_GB2312" w:hint="eastAsia"/>
-              </w:rPr>
-            </w:pPr>
-          </w:p>
-          <w:p>
-            <w:pPr>
-              <w:jc w:val="center"/>
-              <w:rPr>
-                <w:rFonts w:eastAsia="楷体_GB2312" w:hint="eastAsia"/>
-              </w:rPr>
-            </w:pPr>
-          </w:p>
-          <w:p>
-            <w:pPr>
-              <w:jc w:val="center"/>
-              <w:rPr>
-                <w:rFonts w:eastAsia="楷体_GB2312" w:hint="eastAsia"/>
-              </w:rPr>
-            </w:pPr>
-          </w:p>
-          <w:p>
-            <w:pPr>
-              <w:jc w:val="center"/>
-              <w:rPr>
-                <w:rFonts w:eastAsia="楷体_GB2312" w:hint="eastAsia"/>
+                <w:rFonts w:eastAsia="楷体_GB2312"/>
               </w:rPr>
             </w:pPr>
           </w:p>
@@ -2289,9 +2308,6 @@
           <w:p>
             <w:pPr>
               <w:ind w:firstLineChars="200" w:firstLine="480"/>
-              <w:rPr>
-                <w:rFonts w:hint="eastAsia"/>
-              </w:rPr>
             </w:pPr>
             <w:r>
               <w:rPr>
@@ -2397,9 +2413,6 @@
           <w:p>
             <w:pPr>
               <w:ind w:firstLineChars="200" w:firstLine="480"/>
-              <w:rPr>
-                <w:rFonts w:hint="eastAsia"/>
-              </w:rPr>
             </w:pPr>
             <w:r>
               <w:rPr>
@@ -2517,7 +2530,21 @@
               <w:rPr>
                 <w:rFonts w:hint="eastAsia"/>
               </w:rPr>
-              <w:t xml:space="preserve"> PyMongo </w:t>
+              <w:t xml:space="preserve"> </w:t>
+            </w:r>
+            <w:proofErr w:type="spellStart"/>
+            <w:r>
+              <w:rPr>
+                <w:rFonts w:hint="eastAsia"/>
+              </w:rPr>
+              <w:t>PyMongo</w:t>
+            </w:r>
+            <w:proofErr w:type="spellEnd"/>
+            <w:r>
+              <w:rPr>
+                <w:rFonts w:hint="eastAsia"/>
+              </w:rPr>
+              <w:t xml:space="preserve"> </w:t>
             </w:r>
             <w:r>
               <w:rPr>
@@ -2541,9 +2568,6 @@
           <w:p>
             <w:pPr>
               <w:ind w:firstLineChars="200" w:firstLine="480"/>
-              <w:rPr>
-                <w:rFonts w:hint="eastAsia"/>
-              </w:rPr>
             </w:pPr>
             <w:r>
               <w:rPr>
@@ -2574,13 +2598,7 @@
           <w:p/>
           <w:p/>
           <w:p/>
-          <w:p>
-            <w:pPr>
-              <w:rPr>
-                <w:rFonts w:hint="eastAsia"/>
-              </w:rPr>
-            </w:pPr>
-          </w:p>
+          <w:p/>
           <w:p/>
           <w:p>
             <w:pPr>
@@ -2608,9 +2626,6 @@
           <w:p>
             <w:pPr>
               <w:ind w:firstLineChars="200" w:firstLine="480"/>
-              <w:rPr>
-                <w:rFonts w:hint="eastAsia"/>
-              </w:rPr>
             </w:pPr>
             <w:r>
               <w:rPr>
@@ -2630,11 +2645,19 @@
               </w:rPr>
               <w:t>安装，</w:t>
             </w:r>
-            <w:r>
-              <w:rPr>
-                <w:rFonts w:hint="eastAsia"/>
-              </w:rPr>
-              <w:t xml:space="preserve">mongod </w:t>
+            <w:proofErr w:type="spellStart"/>
+            <w:r>
+              <w:rPr>
+                <w:rFonts w:hint="eastAsia"/>
+              </w:rPr>
+              <w:t>mongod</w:t>
+            </w:r>
+            <w:proofErr w:type="spellEnd"/>
+            <w:r>
+              <w:rPr>
+                <w:rFonts w:hint="eastAsia"/>
+              </w:rPr>
+              <w:t xml:space="preserve"> </w:t>
             </w:r>
             <w:r>
               <w:rPr>
@@ -2646,9 +2669,6 @@
           <w:p>
             <w:pPr>
               <w:ind w:firstLineChars="200" w:firstLine="480"/>
-              <w:rPr>
-                <w:rFonts w:hint="eastAsia"/>
-              </w:rPr>
             </w:pPr>
             <w:r>
               <w:rPr>
@@ -2660,9 +2680,6 @@
           <w:p>
             <w:pPr>
               <w:ind w:firstLineChars="200" w:firstLine="480"/>
-              <w:rPr>
-                <w:rFonts w:hint="eastAsia"/>
-              </w:rPr>
             </w:pPr>
             <w:r>
               <w:rPr>
@@ -2714,7 +2731,7 @@
                   <v:path o:extrusionok="f" gradientshapeok="t" o:connecttype="rect"/>
                   <o:lock v:ext="edit" aspectratio="t"/>
                 </v:shapetype>
-                <v:shape id="图片 1" o:spid="_x0000_i1025" type="#_x0000_t75" style="width:415.25pt;height:327.9pt;visibility:visible">
+                <v:shape id="图片 1" o:spid="_x0000_i1025" type="#_x0000_t75" style="width:415pt;height:328pt;visibility:visible">
                   <v:imagedata r:id="rId8" o:title=""/>
                 </v:shape>
               </w:pict>
@@ -2724,9 +2741,6 @@
             <w:pPr>
               <w:ind w:firstLineChars="200" w:firstLine="480"/>
               <w:jc w:val="center"/>
-              <w:rPr>
-                <w:rFonts w:hint="eastAsia"/>
-              </w:rPr>
             </w:pPr>
             <w:r>
               <w:rPr>
@@ -2760,11 +2774,8 @@
               <w:jc w:val="center"/>
             </w:pPr>
             <w:r>
-              <w:rPr>
-                <w:rFonts w:hint="eastAsia"/>
-              </w:rPr>
               <w:pict w14:anchorId="69FC830B">
-                <v:shape id="_x0000_i1026" type="#_x0000_t75" style="width:414.9pt;height:112.3pt">
+                <v:shape id="_x0000_i1026" type="#_x0000_t75" style="width:415pt;height:112pt">
                   <v:imagedata r:id="rId9" o:title="S-02_task1"/>
                 </v:shape>
               </w:pict>
@@ -2773,9 +2784,6 @@
           <w:p>
             <w:pPr>
               <w:jc w:val="center"/>
-              <w:rPr>
-                <w:rFonts w:hint="eastAsia"/>
-              </w:rPr>
             </w:pPr>
             <w:r>
               <w:rPr>
@@ -2830,8 +2838,13 @@
               </w:rPr>
               <w:t>并验证</w:t>
             </w:r>
-            <w:r>
-              <w:t>mongod --version</w:t>
+            <w:proofErr w:type="spellStart"/>
+            <w:r>
+              <w:t>mongod</w:t>
+            </w:r>
+            <w:proofErr w:type="spellEnd"/>
+            <w:r>
+              <w:t xml:space="preserve"> --version</w:t>
             </w:r>
           </w:p>
           <w:p>
@@ -2846,7 +2859,7 @@
                 <w:noProof/>
               </w:rPr>
               <w:pict w14:anchorId="173C2FCA">
-                <v:shape id="_x0000_i1027" type="#_x0000_t75" style="width:415.6pt;height:169.65pt;visibility:visible">
+                <v:shape id="_x0000_i1027" type="#_x0000_t75" style="width:415.5pt;height:169.5pt;visibility:visible">
                   <v:imagedata r:id="rId10" o:title=""/>
                 </v:shape>
               </w:pict>
@@ -2855,9 +2868,6 @@
           <w:p>
             <w:pPr>
               <w:jc w:val="center"/>
-              <w:rPr>
-                <w:rFonts w:hint="eastAsia"/>
-              </w:rPr>
             </w:pPr>
             <w:r>
               <w:rPr>
@@ -2916,9 +2926,6 @@
           <w:p>
             <w:pPr>
               <w:ind w:firstLineChars="200" w:firstLine="480"/>
-              <w:rPr>
-                <w:rFonts w:hint="eastAsia"/>
-              </w:rPr>
             </w:pPr>
             <w:bookmarkStart w:id="0" w:name="OLE_LINK1"/>
             <w:r>
@@ -2975,23 +2982,33 @@
               </w:rPr>
               <w:t>、</w:t>
             </w:r>
+            <w:proofErr w:type="spellStart"/>
             <w:r>
               <w:rPr>
                 <w:rFonts w:hint="eastAsia"/>
               </w:rPr>
               <w:t>borrow_logs</w:t>
             </w:r>
+            <w:proofErr w:type="spellEnd"/>
             <w:r>
               <w:rPr>
                 <w:rFonts w:hint="eastAsia"/>
               </w:rPr>
               <w:t>、</w:t>
             </w:r>
-            <w:r>
-              <w:rPr>
-                <w:rFonts w:hint="eastAsia"/>
-              </w:rPr>
-              <w:t xml:space="preserve">category_stats </w:t>
+            <w:proofErr w:type="spellStart"/>
+            <w:r>
+              <w:rPr>
+                <w:rFonts w:hint="eastAsia"/>
+              </w:rPr>
+              <w:t>category_stats</w:t>
+            </w:r>
+            <w:proofErr w:type="spellEnd"/>
+            <w:r>
+              <w:rPr>
+                <w:rFonts w:hint="eastAsia"/>
+              </w:rPr>
+              <w:t xml:space="preserve"> </w:t>
             </w:r>
             <w:r>
               <w:rPr>
@@ -3005,11 +3022,8 @@
               <w:jc w:val="center"/>
             </w:pPr>
             <w:r>
-              <w:rPr>
-                <w:rFonts w:hint="eastAsia"/>
-              </w:rPr>
               <w:pict w14:anchorId="7B021658">
-                <v:shape id="_x0000_i1028" type="#_x0000_t75" style="width:399.55pt;height:270.9pt">
+                <v:shape id="_x0000_i1028" type="#_x0000_t75" style="width:399.5pt;height:271pt">
                   <v:imagedata r:id="rId11" o:title="S-03a_四集合"/>
                 </v:shape>
               </w:pict>
@@ -3018,9 +3032,6 @@
           <w:p>
             <w:pPr>
               <w:jc w:val="center"/>
-              <w:rPr>
-                <w:rFonts w:hint="eastAsia"/>
-              </w:rPr>
             </w:pPr>
             <w:r>
               <w:rPr>
@@ -3055,9 +3066,6 @@
           <w:p>
             <w:pPr>
               <w:ind w:firstLineChars="200" w:firstLine="480"/>
-              <w:rPr>
-                <w:rFonts w:hint="eastAsia"/>
-              </w:rPr>
             </w:pPr>
             <w:r>
               <w:rPr>
@@ -3070,8 +3078,16 @@
               <w:rPr>
                 <w:rFonts w:hint="eastAsia"/>
               </w:rPr>
-              <w:t xml:space="preserve"> book_logs</w:t>
-            </w:r>
+              <w:t xml:space="preserve"> </w:t>
+            </w:r>
+            <w:proofErr w:type="spellStart"/>
+            <w:r>
+              <w:rPr>
+                <w:rFonts w:hint="eastAsia"/>
+              </w:rPr>
+              <w:t>book_logs</w:t>
+            </w:r>
+            <w:proofErr w:type="spellEnd"/>
             <w:r>
               <w:rPr>
                 <w:rFonts w:hint="eastAsia"/>
@@ -3118,9 +3134,6 @@
           <w:p>
             <w:pPr>
               <w:ind w:firstLineChars="200" w:firstLine="480"/>
-              <w:rPr>
-                <w:rFonts w:hint="eastAsia"/>
-              </w:rPr>
             </w:pPr>
             <w:r>
               <w:rPr>
@@ -3132,8 +3145,16 @@
               <w:rPr>
                 <w:rFonts w:hint="eastAsia"/>
               </w:rPr>
-              <w:t xml:space="preserve"> borrow_logs</w:t>
-            </w:r>
+              <w:t xml:space="preserve"> </w:t>
+            </w:r>
+            <w:proofErr w:type="spellStart"/>
+            <w:r>
+              <w:rPr>
+                <w:rFonts w:hint="eastAsia"/>
+              </w:rPr>
+              <w:t>borrow_logs</w:t>
+            </w:r>
+            <w:proofErr w:type="spellEnd"/>
             <w:r>
               <w:rPr>
                 <w:rFonts w:hint="eastAsia"/>
@@ -3144,8 +3165,16 @@
               <w:rPr>
                 <w:rFonts w:hint="eastAsia"/>
               </w:rPr>
-              <w:t xml:space="preserve"> borrow_date</w:t>
-            </w:r>
+              <w:t xml:space="preserve"> </w:t>
+            </w:r>
+            <w:proofErr w:type="spellStart"/>
+            <w:r>
+              <w:rPr>
+                <w:rFonts w:hint="eastAsia"/>
+              </w:rPr>
+              <w:t>borrow_date</w:t>
+            </w:r>
+            <w:proofErr w:type="spellEnd"/>
             <w:r>
               <w:rPr>
                 <w:rFonts w:hint="eastAsia"/>
@@ -3215,8 +3244,9 @@
                 <w:bCs/>
                 <w:sz w:val="24"/>
               </w:rPr>
-              <w:t xml:space="preserve"> book_in_stock</w:t>
-            </w:r>
+              <w:t xml:space="preserve"> </w:t>
+            </w:r>
+            <w:proofErr w:type="spellStart"/>
             <w:r>
               <w:rPr>
                 <w:rFonts w:hint="eastAsia"/>
@@ -3224,8 +3254,9 @@
                 <w:bCs/>
                 <w:sz w:val="24"/>
               </w:rPr>
-              <w:t>：基于</w:t>
-            </w:r>
+              <w:t>book_in_stock</w:t>
+            </w:r>
+            <w:proofErr w:type="spellEnd"/>
             <w:r>
               <w:rPr>
                 <w:rFonts w:hint="eastAsia"/>
@@ -3233,7 +3264,7 @@
                 <w:bCs/>
                 <w:sz w:val="24"/>
               </w:rPr>
-              <w:t xml:space="preserve"> books </w:t>
+              <w:t>：基于</w:t>
             </w:r>
             <w:r>
               <w:rPr>
@@ -3242,7 +3273,7 @@
                 <w:bCs/>
                 <w:sz w:val="24"/>
               </w:rPr>
-              <w:t>集合，通过聚合管道过滤出</w:t>
+              <w:t xml:space="preserve"> books </w:t>
             </w:r>
             <w:r>
               <w:rPr>
@@ -3251,7 +3282,7 @@
                 <w:bCs/>
                 <w:sz w:val="24"/>
               </w:rPr>
-              <w:t xml:space="preserve"> stock </w:t>
+              <w:t>集合，通过聚合管道过滤出</w:t>
             </w:r>
             <w:r>
               <w:rPr>
@@ -3260,7 +3291,7 @@
                 <w:bCs/>
                 <w:sz w:val="24"/>
               </w:rPr>
-              <w:t>大于</w:t>
+              <w:t xml:space="preserve"> stock </w:t>
             </w:r>
             <w:r>
               <w:rPr>
@@ -3269,7 +3300,7 @@
                 <w:bCs/>
                 <w:sz w:val="24"/>
               </w:rPr>
-              <w:t xml:space="preserve"> 0 </w:t>
+              <w:t>大于</w:t>
             </w:r>
             <w:r>
               <w:rPr>
@@ -3278,7 +3309,7 @@
                 <w:bCs/>
                 <w:sz w:val="24"/>
               </w:rPr>
-              <w:t>的图书</w:t>
+              <w:t xml:space="preserve"> 0 </w:t>
             </w:r>
             <w:r>
               <w:rPr>
@@ -3287,34 +3318,35 @@
                 <w:bCs/>
                 <w:sz w:val="24"/>
               </w:rPr>
-              <w:t>。</w:t>
-            </w:r>
-          </w:p>
-          <w:p>
-            <w:pPr>
-              <w:pStyle w:val="af0"/>
-              <w:ind w:firstLineChars="200" w:firstLine="480"/>
-              <w:rPr>
+              <w:t>的图书</w:t>
+            </w:r>
+            <w:r>
+              <w:rPr>
+                <w:rFonts w:hint="eastAsia"/>
                 <w:b w:val="0"/>
                 <w:bCs/>
                 <w:sz w:val="24"/>
               </w:rPr>
-            </w:pPr>
-            <w:r>
+              <w:t>。</w:t>
+            </w:r>
+          </w:p>
+          <w:p>
+            <w:pPr>
+              <w:pStyle w:val="af0"/>
+              <w:ind w:firstLineChars="200" w:firstLine="480"/>
               <w:rPr>
                 <w:b w:val="0"/>
                 <w:bCs/>
                 <w:sz w:val="24"/>
               </w:rPr>
-              <w:t>由于任务书</w:t>
-            </w:r>
+            </w:pPr>
             <w:r>
               <w:rPr>
                 <w:b w:val="0"/>
                 <w:bCs/>
                 <w:sz w:val="24"/>
               </w:rPr>
-              <w:t xml:space="preserve">2.1 </w:t>
+              <w:t>由于任务书</w:t>
             </w:r>
             <w:r>
               <w:rPr>
@@ -3322,7 +3354,7 @@
                 <w:bCs/>
                 <w:sz w:val="24"/>
               </w:rPr>
-              <w:t>要求</w:t>
+              <w:t xml:space="preserve">2.1 </w:t>
             </w:r>
             <w:r>
               <w:rPr>
@@ -3330,7 +3362,7 @@
                 <w:bCs/>
                 <w:sz w:val="24"/>
               </w:rPr>
-              <w:t xml:space="preserve"> borrow_logs </w:t>
+              <w:t>要求</w:t>
             </w:r>
             <w:r>
               <w:rPr>
@@ -3338,23 +3370,25 @@
                 <w:bCs/>
                 <w:sz w:val="24"/>
               </w:rPr>
-              <w:t>是普通集合，</w:t>
-            </w:r>
+              <w:t xml:space="preserve"> </w:t>
+            </w:r>
+            <w:proofErr w:type="spellStart"/>
             <w:r>
               <w:rPr>
                 <w:b w:val="0"/>
                 <w:bCs/>
                 <w:sz w:val="24"/>
               </w:rPr>
-              <w:t xml:space="preserve">2.2 </w:t>
-            </w:r>
+              <w:t>borrow_logs</w:t>
+            </w:r>
+            <w:proofErr w:type="spellEnd"/>
             <w:r>
               <w:rPr>
                 <w:b w:val="0"/>
                 <w:bCs/>
                 <w:sz w:val="24"/>
               </w:rPr>
-              <w:t>又要求它是时间序列集合，彼此冲突；而类型在创建后无法修改，所以按顺序执行的做法是：在</w:t>
+              <w:t xml:space="preserve"> </w:t>
             </w:r>
             <w:r>
               <w:rPr>
@@ -3362,7 +3396,7 @@
                 <w:bCs/>
                 <w:sz w:val="24"/>
               </w:rPr>
-              <w:t xml:space="preserve"> 2.2 </w:t>
+              <w:t>是普通集合，</w:t>
             </w:r>
             <w:r>
               <w:rPr>
@@ -3370,7 +3404,7 @@
                 <w:bCs/>
                 <w:sz w:val="24"/>
               </w:rPr>
-              <w:t>中删除</w:t>
+              <w:t xml:space="preserve">2.2 </w:t>
             </w:r>
             <w:r>
               <w:rPr>
@@ -3378,7 +3412,7 @@
                 <w:bCs/>
                 <w:sz w:val="24"/>
               </w:rPr>
-              <w:t xml:space="preserve"> 2.1 </w:t>
+              <w:t>又要求它是时间序列集合，彼此冲突；而类型在创建后无法修改，所以按顺序执行的做法是：在</w:t>
             </w:r>
             <w:r>
               <w:rPr>
@@ -3386,7 +3420,7 @@
                 <w:bCs/>
                 <w:sz w:val="24"/>
               </w:rPr>
-              <w:t>创建的集合，再按新要求重建。</w:t>
+              <w:t xml:space="preserve"> 2.2 </w:t>
             </w:r>
             <w:r>
               <w:rPr>
@@ -3394,7 +3428,7 @@
                 <w:bCs/>
                 <w:sz w:val="24"/>
               </w:rPr>
-              <w:t>该集合同时设置了</w:t>
+              <w:t>中删除</w:t>
             </w:r>
             <w:r>
               <w:rPr>
@@ -3402,7 +3436,7 @@
                 <w:bCs/>
                 <w:sz w:val="24"/>
               </w:rPr>
-              <w:t xml:space="preserve"> expireAfterSeconds = 63072000</w:t>
+              <w:t xml:space="preserve"> 2.1 </w:t>
             </w:r>
             <w:r>
               <w:rPr>
@@ -3410,7 +3444,7 @@
                 <w:bCs/>
                 <w:sz w:val="24"/>
               </w:rPr>
-              <w:t>（</w:t>
+              <w:t>创建的集合，再按新要求重建。</w:t>
             </w:r>
             <w:r>
               <w:rPr>
@@ -3418,7 +3452,7 @@
                 <w:bCs/>
                 <w:sz w:val="24"/>
               </w:rPr>
-              <w:t xml:space="preserve">2 </w:t>
+              <w:t>该集合同时设置了</w:t>
             </w:r>
             <w:r>
               <w:rPr>
@@ -3426,43 +3460,85 @@
                 <w:bCs/>
                 <w:sz w:val="24"/>
               </w:rPr>
-              <w:t>年）的文档保留期限，其对本数据集的实际影响见</w:t>
-            </w:r>
+              <w:t xml:space="preserve"> </w:t>
+            </w:r>
+            <w:proofErr w:type="spellStart"/>
             <w:r>
               <w:rPr>
                 <w:b w:val="0"/>
                 <w:bCs/>
                 <w:sz w:val="24"/>
               </w:rPr>
-              <w:t xml:space="preserve"> 2.4</w:t>
-            </w:r>
+              <w:t>expireAfterSeconds</w:t>
+            </w:r>
+            <w:proofErr w:type="spellEnd"/>
             <w:r>
               <w:rPr>
                 <w:b w:val="0"/>
                 <w:bCs/>
                 <w:sz w:val="24"/>
               </w:rPr>
-              <w:t>。</w:t>
-            </w:r>
-          </w:p>
-          <w:p>
-            <w:pPr>
-              <w:pStyle w:val="af0"/>
-              <w:jc w:val="center"/>
+              <w:t xml:space="preserve"> = 63072000</w:t>
+            </w:r>
+            <w:r>
               <w:rPr>
                 <w:b w:val="0"/>
                 <w:bCs/>
                 <w:sz w:val="24"/>
               </w:rPr>
-            </w:pPr>
+              <w:t>（</w:t>
+            </w:r>
             <w:r>
               <w:rPr>
                 <w:b w:val="0"/>
                 <w:bCs/>
                 <w:sz w:val="24"/>
               </w:rPr>
+              <w:t xml:space="preserve">2 </w:t>
+            </w:r>
+            <w:r>
+              <w:rPr>
+                <w:b w:val="0"/>
+                <w:bCs/>
+                <w:sz w:val="24"/>
+              </w:rPr>
+              <w:t>年）的文档保留期限，其对本数据集的实际影响见</w:t>
+            </w:r>
+            <w:r>
+              <w:rPr>
+                <w:b w:val="0"/>
+                <w:bCs/>
+                <w:sz w:val="24"/>
+              </w:rPr>
+              <w:t xml:space="preserve"> 2.4</w:t>
+            </w:r>
+            <w:r>
+              <w:rPr>
+                <w:b w:val="0"/>
+                <w:bCs/>
+                <w:sz w:val="24"/>
+              </w:rPr>
+              <w:t>。</w:t>
+            </w:r>
+          </w:p>
+          <w:p>
+            <w:pPr>
+              <w:pStyle w:val="af0"/>
+              <w:jc w:val="center"/>
+              <w:rPr>
+                <w:b w:val="0"/>
+                <w:bCs/>
+                <w:sz w:val="24"/>
+              </w:rPr>
+            </w:pPr>
+            <w:r>
+              <w:rPr>
+                <w:b w:val="0"/>
+                <w:bCs/>
+                <w:sz w:val="24"/>
+              </w:rPr>
               <w:pict w14:anchorId="1A20367E">
-                <v:shape id="_x0000_i1029" type="#_x0000_t75" style="width:415.25pt;height:190pt">
+                <v:shape id="_x0000_i1029" type="#_x0000_t75" style="width:415pt;height:190pt">
                   <v:imagedata r:id="rId12" o:title="S-03b_三特殊集合"/>
                 </v:shape>
               </w:pict>
@@ -3524,9 +3600,6 @@
           <w:p>
             <w:pPr>
               <w:ind w:firstLineChars="200" w:firstLine="480"/>
-              <w:rPr>
-                <w:rFonts w:hint="eastAsia"/>
-              </w:rPr>
             </w:pPr>
             <w:r>
               <w:rPr>
@@ -3585,7 +3658,21 @@
               <w:rPr>
                 <w:rFonts w:hint="eastAsia"/>
               </w:rPr>
-              <w:t xml:space="preserve"> insertOne() </w:t>
+              <w:t xml:space="preserve"> </w:t>
+            </w:r>
+            <w:proofErr w:type="spellStart"/>
+            <w:r>
+              <w:rPr>
+                <w:rFonts w:hint="eastAsia"/>
+              </w:rPr>
+              <w:t>insertOne</w:t>
+            </w:r>
+            <w:proofErr w:type="spellEnd"/>
+            <w:r>
+              <w:rPr>
+                <w:rFonts w:hint="eastAsia"/>
+              </w:rPr>
+              <w:t xml:space="preserve">() </w:t>
             </w:r>
             <w:r>
               <w:rPr>
@@ -3597,14 +3684,10 @@
           <w:p>
             <w:pPr>
               <w:jc w:val="center"/>
-              <w:rPr>
-                <w:rFonts w:hint="eastAsia"/>
-              </w:rPr>
-            </w:pPr>
-            <w:r>
-              <w:lastRenderedPageBreak/>
+            </w:pPr>
+            <w:r>
               <w:pict w14:anchorId="60D73173">
-                <v:shape id="_x0000_i1030" type="#_x0000_t75" style="width:415.25pt;height:171.45pt">
+                <v:shape id="_x0000_i1030" type="#_x0000_t75" style="width:415pt;height:171.5pt">
                   <v:imagedata r:id="rId13" o:title="屏幕截图 2026-10-21 112345"/>
                 </v:shape>
               </w:pict>
@@ -3618,13 +3701,28 @@
               <w:rPr>
                 <w:rFonts w:hint="eastAsia"/>
               </w:rPr>
+              <w:lastRenderedPageBreak/>
               <w:t>用</w:t>
             </w:r>
             <w:r>
               <w:rPr>
                 <w:rFonts w:hint="eastAsia"/>
               </w:rPr>
-              <w:t xml:space="preserve"> insertMany() </w:t>
+              <w:t xml:space="preserve"> </w:t>
+            </w:r>
+            <w:proofErr w:type="spellStart"/>
+            <w:r>
+              <w:rPr>
+                <w:rFonts w:hint="eastAsia"/>
+              </w:rPr>
+              <w:t>insertMany</w:t>
+            </w:r>
+            <w:proofErr w:type="spellEnd"/>
+            <w:r>
+              <w:rPr>
+                <w:rFonts w:hint="eastAsia"/>
+              </w:rPr>
+              <w:t xml:space="preserve">() </w:t>
             </w:r>
             <w:r>
               <w:rPr>
@@ -3637,16 +3735,13 @@
             <w:pPr>
               <w:ind w:firstLineChars="200" w:firstLine="480"/>
               <w:jc w:val="center"/>
-              <w:rPr>
-                <w:rFonts w:hint="eastAsia"/>
-              </w:rPr>
             </w:pPr>
             <w:r>
               <w:rPr>
                 <w:noProof/>
               </w:rPr>
               <w:pict w14:anchorId="3A90F307">
-                <v:shape id="_x0000_i1031" type="#_x0000_t75" style="width:415.25pt;height:206pt;visibility:visible">
+                <v:shape id="_x0000_i1031" type="#_x0000_t75" style="width:415pt;height:206pt;visibility:visible">
                   <v:imagedata r:id="rId14" o:title=""/>
                 </v:shape>
               </w:pict>
@@ -3674,8 +3769,8 @@
               <w:rPr>
                 <w:noProof/>
               </w:rPr>
-              <w:pict w14:anchorId="65C81CBF">
-                <v:shape id="_x0000_i1032" type="#_x0000_t75" style="width:415.25pt;height:46.7pt;visibility:visible">
+              <w:pict w14:anchorId="666BC0D5">
+                <v:shape id="_x0000_i1080" type="#_x0000_t75" style="width:415.5pt;height:20.5pt;visibility:visible;mso-wrap-style:square">
                   <v:imagedata r:id="rId15" o:title=""/>
                 </v:shape>
               </w:pict>
@@ -3691,8 +3786,13 @@
             <w:r>
               <w:t>问题与排查：</w:t>
             </w:r>
-            <w:r>
-              <w:t xml:space="preserve">borrow_logs </w:t>
+            <w:proofErr w:type="spellStart"/>
+            <w:r>
+              <w:t>borrow_logs</w:t>
+            </w:r>
+            <w:proofErr w:type="spellEnd"/>
+            <w:r>
+              <w:t xml:space="preserve"> </w:t>
             </w:r>
             <w:r>
               <w:t>的文档数越来越少</w:t>
@@ -3701,9 +3801,6 @@
           <w:p>
             <w:pPr>
               <w:ind w:firstLineChars="200" w:firstLine="480"/>
-              <w:rPr>
-                <w:rFonts w:hint="eastAsia"/>
-              </w:rPr>
             </w:pPr>
             <w:r>
               <w:rPr>
@@ -3727,7 +3824,21 @@
               <w:rPr>
                 <w:rFonts w:hint="eastAsia"/>
               </w:rPr>
-              <w:t xml:space="preserve"> borrow_logs </w:t>
+              <w:t xml:space="preserve"> </w:t>
+            </w:r>
+            <w:proofErr w:type="spellStart"/>
+            <w:r>
+              <w:rPr>
+                <w:rFonts w:hint="eastAsia"/>
+              </w:rPr>
+              <w:t>borrow_logs</w:t>
+            </w:r>
+            <w:proofErr w:type="spellEnd"/>
+            <w:r>
+              <w:rPr>
+                <w:rFonts w:hint="eastAsia"/>
+              </w:rPr>
+              <w:t xml:space="preserve"> </w:t>
             </w:r>
             <w:r>
               <w:rPr>
@@ -3799,9 +3910,6 @@
           <w:p>
             <w:pPr>
               <w:ind w:firstLineChars="200" w:firstLine="480"/>
-              <w:rPr>
-                <w:rFonts w:hint="eastAsia"/>
-              </w:rPr>
             </w:pPr>
             <w:r>
               <w:rPr>
@@ -3813,7 +3921,21 @@
               <w:rPr>
                 <w:rFonts w:hint="eastAsia"/>
               </w:rPr>
-              <w:t xml:space="preserve"> db.getMongo() </w:t>
+              <w:t xml:space="preserve"> </w:t>
+            </w:r>
+            <w:proofErr w:type="spellStart"/>
+            <w:r>
+              <w:rPr>
+                <w:rFonts w:hint="eastAsia"/>
+              </w:rPr>
+              <w:t>db.getMongo</w:t>
+            </w:r>
+            <w:proofErr w:type="spellEnd"/>
+            <w:r>
+              <w:rPr>
+                <w:rFonts w:hint="eastAsia"/>
+              </w:rPr>
+              <w:t xml:space="preserve">() </w:t>
             </w:r>
             <w:r>
               <w:rPr>
@@ -3837,7 +3959,35 @@
               <w:rPr>
                 <w:rFonts w:hint="eastAsia"/>
               </w:rPr>
-              <w:t xml:space="preserve"> pgrep -a mongod </w:t>
+              <w:t xml:space="preserve"> </w:t>
+            </w:r>
+            <w:proofErr w:type="spellStart"/>
+            <w:r>
+              <w:rPr>
+                <w:rFonts w:hint="eastAsia"/>
+              </w:rPr>
+              <w:t>pgrep</w:t>
+            </w:r>
+            <w:proofErr w:type="spellEnd"/>
+            <w:r>
+              <w:rPr>
+                <w:rFonts w:hint="eastAsia"/>
+              </w:rPr>
+              <w:t xml:space="preserve"> -a </w:t>
+            </w:r>
+            <w:proofErr w:type="spellStart"/>
+            <w:r>
+              <w:rPr>
+                <w:rFonts w:hint="eastAsia"/>
+              </w:rPr>
+              <w:t>mongod</w:t>
+            </w:r>
+            <w:proofErr w:type="spellEnd"/>
+            <w:r>
+              <w:rPr>
+                <w:rFonts w:hint="eastAsia"/>
+              </w:rPr>
+              <w:t xml:space="preserve"> </w:t>
             </w:r>
             <w:r>
               <w:rPr>
@@ -3849,7 +3999,21 @@
               <w:rPr>
                 <w:rFonts w:hint="eastAsia"/>
               </w:rPr>
-              <w:t xml:space="preserve"> mongod </w:t>
+              <w:t xml:space="preserve"> </w:t>
+            </w:r>
+            <w:proofErr w:type="spellStart"/>
+            <w:r>
+              <w:rPr>
+                <w:rFonts w:hint="eastAsia"/>
+              </w:rPr>
+              <w:t>mongod</w:t>
+            </w:r>
+            <w:proofErr w:type="spellEnd"/>
+            <w:r>
+              <w:rPr>
+                <w:rFonts w:hint="eastAsia"/>
+              </w:rPr>
+              <w:t xml:space="preserve"> </w:t>
             </w:r>
             <w:r>
               <w:rPr>
@@ -3861,7 +4025,21 @@
               <w:rPr>
                 <w:rFonts w:hint="eastAsia"/>
               </w:rPr>
-              <w:t xml:space="preserve"> --dbpath </w:t>
+              <w:t xml:space="preserve"> --</w:t>
+            </w:r>
+            <w:proofErr w:type="spellStart"/>
+            <w:r>
+              <w:rPr>
+                <w:rFonts w:hint="eastAsia"/>
+              </w:rPr>
+              <w:t>dbpath</w:t>
+            </w:r>
+            <w:proofErr w:type="spellEnd"/>
+            <w:r>
+              <w:rPr>
+                <w:rFonts w:hint="eastAsia"/>
+              </w:rPr>
+              <w:t xml:space="preserve"> </w:t>
             </w:r>
             <w:r>
               <w:rPr>
@@ -3885,7 +4063,21 @@
               <w:rPr>
                 <w:rFonts w:hint="eastAsia"/>
               </w:rPr>
-              <w:t xml:space="preserve"> insertMany </w:t>
+              <w:t xml:space="preserve"> </w:t>
+            </w:r>
+            <w:proofErr w:type="spellStart"/>
+            <w:r>
+              <w:rPr>
+                <w:rFonts w:hint="eastAsia"/>
+              </w:rPr>
+              <w:t>insertMany</w:t>
+            </w:r>
+            <w:proofErr w:type="spellEnd"/>
+            <w:r>
+              <w:rPr>
+                <w:rFonts w:hint="eastAsia"/>
+              </w:rPr>
+              <w:t xml:space="preserve"> </w:t>
             </w:r>
             <w:r>
               <w:rPr>
@@ -3897,7 +4089,21 @@
               <w:rPr>
                 <w:rFonts w:hint="eastAsia"/>
               </w:rPr>
-              <w:t xml:space="preserve"> insertedIds </w:t>
+              <w:t xml:space="preserve"> </w:t>
+            </w:r>
+            <w:proofErr w:type="spellStart"/>
+            <w:r>
+              <w:rPr>
+                <w:rFonts w:hint="eastAsia"/>
+              </w:rPr>
+              <w:t>insertedIds</w:t>
+            </w:r>
+            <w:proofErr w:type="spellEnd"/>
+            <w:r>
+              <w:rPr>
+                <w:rFonts w:hint="eastAsia"/>
+              </w:rPr>
+              <w:t xml:space="preserve"> </w:t>
             </w:r>
             <w:r>
               <w:rPr>
@@ -3915,204 +4121,580 @@
               <w:rPr>
                 <w:rFonts w:hint="eastAsia"/>
               </w:rPr>
-              <w:t>，说明写入本身成功。至此，“导入</w:t>
+              <w:t>，说明写入本身成功。至此，“导入失败”这一假设被否定。</w:t>
+            </w:r>
+          </w:p>
+          <w:p>
+            <w:pPr>
+              <w:ind w:firstLineChars="200" w:firstLine="480"/>
+            </w:pPr>
+            <w:r>
+              <w:rPr>
+                <w:rFonts w:hint="eastAsia"/>
+              </w:rPr>
+              <w:t>关键矛盾：对同一集合、同一条件</w:t>
+            </w:r>
+            <w:r>
+              <w:rPr>
+                <w:rFonts w:hint="eastAsia"/>
+              </w:rPr>
+              <w:t xml:space="preserve"> status: </w:t>
+            </w:r>
+            <w:proofErr w:type="gramStart"/>
+            <w:r>
+              <w:rPr>
+                <w:rFonts w:hint="eastAsia"/>
+              </w:rPr>
+              <w:t>"</w:t>
+            </w:r>
+            <w:r>
+              <w:rPr>
+                <w:rFonts w:hint="eastAsia"/>
+              </w:rPr>
+              <w:t>逾期</w:t>
+            </w:r>
+            <w:r>
+              <w:rPr>
+                <w:rFonts w:hint="eastAsia"/>
+              </w:rPr>
+              <w:t>"</w:t>
+            </w:r>
+            <w:proofErr w:type="gramEnd"/>
+            <w:r>
+              <w:rPr>
+                <w:rFonts w:hint="eastAsia"/>
+              </w:rPr>
+              <w:t>，</w:t>
+            </w:r>
+            <w:r>
+              <w:rPr>
+                <w:rFonts w:hint="eastAsia"/>
+              </w:rPr>
+              <w:t xml:space="preserve">$group </w:t>
+            </w:r>
+            <w:r>
+              <w:rPr>
+                <w:rFonts w:hint="eastAsia"/>
+              </w:rPr>
+              <w:t>聚合返回</w:t>
+            </w:r>
+            <w:r>
+              <w:rPr>
+                <w:rFonts w:hint="eastAsia"/>
+              </w:rPr>
+              <w:t xml:space="preserve"> 13 </w:t>
+            </w:r>
+            <w:r>
+              <w:rPr>
+                <w:rFonts w:hint="eastAsia"/>
+              </w:rPr>
+              <w:t>条，而</w:t>
+            </w:r>
+            <w:r>
+              <w:rPr>
+                <w:rFonts w:hint="eastAsia"/>
+              </w:rPr>
+              <w:t xml:space="preserve"> </w:t>
+            </w:r>
+            <w:proofErr w:type="spellStart"/>
+            <w:r>
+              <w:rPr>
+                <w:rFonts w:hint="eastAsia"/>
+              </w:rPr>
+              <w:t>countDocuments</w:t>
+            </w:r>
+            <w:proofErr w:type="spellEnd"/>
+            <w:r>
+              <w:rPr>
+                <w:rFonts w:hint="eastAsia"/>
+              </w:rPr>
+              <w:t xml:space="preserve"> </w:t>
+            </w:r>
+            <w:r>
+              <w:rPr>
+                <w:rFonts w:hint="eastAsia"/>
+              </w:rPr>
+              <w:t>只返回</w:t>
+            </w:r>
+            <w:r>
+              <w:rPr>
+                <w:rFonts w:hint="eastAsia"/>
+              </w:rPr>
+              <w:t xml:space="preserve"> 5 </w:t>
+            </w:r>
+            <w:r>
+              <w:rPr>
+                <w:rFonts w:hint="eastAsia"/>
+              </w:rPr>
+              <w:t>条。同一份数据出现两种统计结果，说明问题不在查询语法。与</w:t>
+            </w:r>
+            <w:r>
+              <w:rPr>
+                <w:rFonts w:hint="eastAsia"/>
+              </w:rPr>
+              <w:t xml:space="preserve"> DeepSeek AI </w:t>
+            </w:r>
+            <w:r>
+              <w:rPr>
+                <w:rFonts w:hint="eastAsia"/>
+              </w:rPr>
+              <w:t>助手讨论后，依次做了三项排查：用</w:t>
+            </w:r>
+            <w:r>
+              <w:rPr>
+                <w:rFonts w:hint="eastAsia"/>
+              </w:rPr>
+              <w:t xml:space="preserve"> $</w:t>
+            </w:r>
+            <w:proofErr w:type="spellStart"/>
+            <w:r>
+              <w:rPr>
+                <w:rFonts w:hint="eastAsia"/>
+              </w:rPr>
+              <w:t>strLenCP</w:t>
+            </w:r>
+            <w:proofErr w:type="spellEnd"/>
+            <w:r>
+              <w:rPr>
+                <w:rFonts w:hint="eastAsia"/>
+              </w:rPr>
+              <w:t xml:space="preserve"> </w:t>
+            </w:r>
+            <w:r>
+              <w:rPr>
+                <w:rFonts w:hint="eastAsia"/>
+              </w:rPr>
+              <w:t>检查状态字符串长度，确认不存在隐藏字符或全角字符差异；用</w:t>
+            </w:r>
+            <w:r>
+              <w:rPr>
+                <w:rFonts w:hint="eastAsia"/>
+              </w:rPr>
+              <w:t xml:space="preserve"> distinct </w:t>
+            </w:r>
+            <w:r>
+              <w:rPr>
+                <w:rFonts w:hint="eastAsia"/>
+              </w:rPr>
+              <w:t>核对取值范围；再对照两次查询的时间间隔，发现数值是随时间推移而减少，而非固定不变。</w:t>
+            </w:r>
+          </w:p>
+          <w:p>
+            <w:pPr>
+              <w:ind w:firstLineChars="200" w:firstLine="480"/>
+            </w:pPr>
+            <w:r>
+              <w:rPr>
+                <w:rFonts w:hint="eastAsia"/>
+              </w:rPr>
+              <w:t>定位：在</w:t>
+            </w:r>
+            <w:r>
+              <w:rPr>
+                <w:rFonts w:hint="eastAsia"/>
+              </w:rPr>
+              <w:t xml:space="preserve"> DeepSeek </w:t>
+            </w:r>
+            <w:r>
+              <w:rPr>
+                <w:rFonts w:hint="eastAsia"/>
+              </w:rPr>
+              <w:t>的建议下检查集合选项</w:t>
+            </w:r>
+            <w:r>
+              <w:rPr>
+                <w:rFonts w:hint="eastAsia"/>
+              </w:rPr>
+              <w:t xml:space="preserve"> </w:t>
+            </w:r>
+            <w:proofErr w:type="spellStart"/>
+            <w:r>
+              <w:rPr>
+                <w:rFonts w:hint="eastAsia"/>
+              </w:rPr>
+              <w:t>db.getCollectionInfos</w:t>
+            </w:r>
+            <w:proofErr w:type="spellEnd"/>
+            <w:r>
+              <w:rPr>
+                <w:rFonts w:hint="eastAsia"/>
+              </w:rPr>
+              <w:t>({name:"</w:t>
+            </w:r>
+            <w:proofErr w:type="spellStart"/>
+            <w:r>
+              <w:rPr>
+                <w:rFonts w:hint="eastAsia"/>
+              </w:rPr>
+              <w:t>borrow_logs</w:t>
+            </w:r>
+            <w:proofErr w:type="spellEnd"/>
+            <w:r>
+              <w:rPr>
+                <w:rFonts w:hint="eastAsia"/>
+              </w:rPr>
+              <w:t>"})[0].options</w:t>
+            </w:r>
+            <w:r>
+              <w:rPr>
+                <w:rFonts w:hint="eastAsia"/>
+              </w:rPr>
+              <w:t>，看到</w:t>
+            </w:r>
+            <w:r>
+              <w:rPr>
+                <w:rFonts w:hint="eastAsia"/>
+              </w:rPr>
+              <w:t xml:space="preserve"> </w:t>
+            </w:r>
+            <w:proofErr w:type="spellStart"/>
+            <w:r>
+              <w:rPr>
+                <w:rFonts w:hint="eastAsia"/>
+              </w:rPr>
+              <w:t>expireAfterSeconds</w:t>
+            </w:r>
+            <w:proofErr w:type="spellEnd"/>
+            <w:r>
+              <w:rPr>
+                <w:rFonts w:hint="eastAsia"/>
+              </w:rPr>
+              <w:t xml:space="preserve">: </w:t>
             </w:r>
             <w:r>
               <w:rPr>
                 <w:rFonts w:hint="eastAsia"/>
               </w:rPr>
               <w:lastRenderedPageBreak/>
-              <w:t>失败”这一假设被否定。</w:t>
+              <w:t>Long('63072000')</w:t>
+            </w:r>
+            <w:r>
+              <w:rPr>
+                <w:rFonts w:hint="eastAsia"/>
+              </w:rPr>
+              <w:t>，即文档保留</w:t>
+            </w:r>
+            <w:r>
+              <w:rPr>
+                <w:rFonts w:hint="eastAsia"/>
+              </w:rPr>
+              <w:t xml:space="preserve"> 2 </w:t>
+            </w:r>
+            <w:r>
+              <w:rPr>
+                <w:rFonts w:hint="eastAsia"/>
+              </w:rPr>
+              <w:t>年。结合数据集借阅日期为</w:t>
+            </w:r>
+            <w:r>
+              <w:rPr>
+                <w:rFonts w:hint="eastAsia"/>
+              </w:rPr>
+              <w:t xml:space="preserve"> 2023</w:t>
+            </w:r>
+            <w:r>
+              <w:rPr>
+                <w:rFonts w:hint="eastAsia"/>
+              </w:rPr>
+              <w:t>—</w:t>
+            </w:r>
+            <w:r>
+              <w:rPr>
+                <w:rFonts w:hint="eastAsia"/>
+              </w:rPr>
+              <w:t xml:space="preserve">2025 </w:t>
+            </w:r>
+            <w:r>
+              <w:rPr>
+                <w:rFonts w:hint="eastAsia"/>
+              </w:rPr>
+              <w:t>年、系统时间为</w:t>
+            </w:r>
+            <w:r>
+              <w:rPr>
+                <w:rFonts w:hint="eastAsia"/>
+              </w:rPr>
+              <w:t xml:space="preserve"> 2026 </w:t>
+            </w:r>
+            <w:r>
+              <w:rPr>
+                <w:rFonts w:hint="eastAsia"/>
+              </w:rPr>
+              <w:t>年</w:t>
+            </w:r>
+            <w:r>
+              <w:rPr>
+                <w:rFonts w:hint="eastAsia"/>
+              </w:rPr>
+              <w:t xml:space="preserve"> 10 </w:t>
+            </w:r>
+            <w:r>
+              <w:rPr>
+                <w:rFonts w:hint="eastAsia"/>
+              </w:rPr>
+              <w:t>月，推断超过</w:t>
+            </w:r>
+            <w:r>
+              <w:rPr>
+                <w:rFonts w:hint="eastAsia"/>
+              </w:rPr>
+              <w:t xml:space="preserve"> 2 </w:t>
+            </w:r>
+            <w:r>
+              <w:rPr>
+                <w:rFonts w:hint="eastAsia"/>
+              </w:rPr>
+              <w:t>年的记录正被时间序列集合的</w:t>
+            </w:r>
+            <w:r>
+              <w:rPr>
+                <w:rFonts w:hint="eastAsia"/>
+              </w:rPr>
+              <w:t xml:space="preserve"> TTL </w:t>
+            </w:r>
+            <w:r>
+              <w:rPr>
+                <w:rFonts w:hint="eastAsia"/>
+              </w:rPr>
+              <w:t>线程周期性清理，这正是“越查越少”的原因。</w:t>
             </w:r>
           </w:p>
           <w:p>
             <w:pPr>
               <w:ind w:firstLineChars="200" w:firstLine="480"/>
-              <w:rPr>
-                <w:rFonts w:hint="eastAsia"/>
-              </w:rPr>
-            </w:pPr>
-            <w:r>
-              <w:rPr>
-                <w:rFonts w:hint="eastAsia"/>
-              </w:rPr>
-              <w:t>关键矛盾：对同一集合、同一条件</w:t>
-            </w:r>
-            <w:r>
-              <w:rPr>
-                <w:rFonts w:hint="eastAsia"/>
-              </w:rPr>
-              <w:t xml:space="preserve"> status: "</w:t>
-            </w:r>
-            <w:r>
-              <w:rPr>
-                <w:rFonts w:hint="eastAsia"/>
-              </w:rPr>
-              <w:t>逾期</w:t>
-            </w:r>
-            <w:r>
-              <w:rPr>
-                <w:rFonts w:hint="eastAsia"/>
-              </w:rPr>
-              <w:t>"</w:t>
-            </w:r>
-            <w:r>
-              <w:rPr>
-                <w:rFonts w:hint="eastAsia"/>
-              </w:rPr>
-              <w:t>，</w:t>
-            </w:r>
-            <w:r>
-              <w:rPr>
-                <w:rFonts w:hint="eastAsia"/>
-              </w:rPr>
-              <w:t xml:space="preserve">$group </w:t>
-            </w:r>
-            <w:r>
-              <w:rPr>
-                <w:rFonts w:hint="eastAsia"/>
-              </w:rPr>
-              <w:t>聚合返回</w:t>
-            </w:r>
-            <w:r>
-              <w:rPr>
-                <w:rFonts w:hint="eastAsia"/>
-              </w:rPr>
-              <w:t xml:space="preserve"> 13 </w:t>
-            </w:r>
-            <w:r>
-              <w:rPr>
-                <w:rFonts w:hint="eastAsia"/>
-              </w:rPr>
-              <w:t>条，而</w:t>
-            </w:r>
-            <w:r>
-              <w:rPr>
-                <w:rFonts w:hint="eastAsia"/>
-              </w:rPr>
-              <w:t xml:space="preserve"> countDocuments </w:t>
-            </w:r>
-            <w:r>
-              <w:rPr>
-                <w:rFonts w:hint="eastAsia"/>
-              </w:rPr>
-              <w:t>只返回</w:t>
-            </w:r>
-            <w:r>
-              <w:rPr>
-                <w:rFonts w:hint="eastAsia"/>
-              </w:rPr>
-              <w:t xml:space="preserve"> 5 </w:t>
-            </w:r>
-            <w:r>
-              <w:rPr>
-                <w:rFonts w:hint="eastAsia"/>
-              </w:rPr>
-              <w:t>条。同一份数据出现两种统计结果，说明问题不在查询语法。与</w:t>
-            </w:r>
-            <w:r>
-              <w:rPr>
-                <w:rFonts w:hint="eastAsia"/>
-              </w:rPr>
-              <w:t xml:space="preserve"> DeepSeek AI </w:t>
-            </w:r>
-            <w:r>
-              <w:rPr>
-                <w:rFonts w:hint="eastAsia"/>
-              </w:rPr>
-              <w:t>助手讨论后，依次做了三项排查：用</w:t>
-            </w:r>
-            <w:r>
-              <w:rPr>
-                <w:rFonts w:hint="eastAsia"/>
-              </w:rPr>
-              <w:t xml:space="preserve"> $strLenCP </w:t>
-            </w:r>
-            <w:r>
-              <w:rPr>
-                <w:rFonts w:hint="eastAsia"/>
-              </w:rPr>
-              <w:t>检查状态字符串长度，确认不存在隐藏字符或全角字符差异；用</w:t>
-            </w:r>
-            <w:r>
-              <w:rPr>
-                <w:rFonts w:hint="eastAsia"/>
-              </w:rPr>
-              <w:t xml:space="preserve"> distinct </w:t>
-            </w:r>
-            <w:r>
-              <w:rPr>
-                <w:rFonts w:hint="eastAsia"/>
-              </w:rPr>
-              <w:t>核对取值范围；再对照两次查询的时间间隔，发现数值是随时间推移而减少，而非固定不变。</w:t>
+            </w:pPr>
+            <w:r>
+              <w:rPr>
+                <w:rFonts w:hint="eastAsia"/>
+              </w:rPr>
+              <w:t>验证：按年份分组统计剩余文档，仅剩</w:t>
+            </w:r>
+            <w:r>
+              <w:rPr>
+                <w:rFonts w:hint="eastAsia"/>
+              </w:rPr>
+              <w:t xml:space="preserve"> 2024 </w:t>
+            </w:r>
+            <w:r>
+              <w:rPr>
+                <w:rFonts w:hint="eastAsia"/>
+              </w:rPr>
+              <w:t>年</w:t>
+            </w:r>
+            <w:r>
+              <w:rPr>
+                <w:rFonts w:hint="eastAsia"/>
+              </w:rPr>
+              <w:t xml:space="preserve"> 28 </w:t>
+            </w:r>
+            <w:r>
+              <w:rPr>
+                <w:rFonts w:hint="eastAsia"/>
+              </w:rPr>
+              <w:t>条与</w:t>
+            </w:r>
+            <w:r>
+              <w:rPr>
+                <w:rFonts w:hint="eastAsia"/>
+              </w:rPr>
+              <w:t xml:space="preserve"> 2025 </w:t>
+            </w:r>
+            <w:r>
+              <w:rPr>
+                <w:rFonts w:hint="eastAsia"/>
+              </w:rPr>
+              <w:t>年</w:t>
+            </w:r>
+            <w:r>
+              <w:rPr>
+                <w:rFonts w:hint="eastAsia"/>
+              </w:rPr>
+              <w:t xml:space="preserve"> 18 </w:t>
+            </w:r>
+            <w:r>
+              <w:rPr>
+                <w:rFonts w:hint="eastAsia"/>
+              </w:rPr>
+              <w:t>条，</w:t>
+            </w:r>
+            <w:r>
+              <w:rPr>
+                <w:rFonts w:hint="eastAsia"/>
+              </w:rPr>
+              <w:t xml:space="preserve">2023 </w:t>
+            </w:r>
+            <w:r>
+              <w:rPr>
+                <w:rFonts w:hint="eastAsia"/>
+              </w:rPr>
+              <w:t>年的</w:t>
+            </w:r>
+            <w:r>
+              <w:rPr>
+                <w:rFonts w:hint="eastAsia"/>
+              </w:rPr>
+              <w:t xml:space="preserve"> 20 </w:t>
+            </w:r>
+            <w:r>
+              <w:rPr>
+                <w:rFonts w:hint="eastAsia"/>
+              </w:rPr>
+              <w:t>条全部消失；查询最早一条借阅记录，日期为</w:t>
+            </w:r>
+            <w:r>
+              <w:rPr>
+                <w:rFonts w:hint="eastAsia"/>
+              </w:rPr>
+              <w:t xml:space="preserve"> 2024-11-22</w:t>
+            </w:r>
+            <w:r>
+              <w:rPr>
+                <w:rFonts w:hint="eastAsia"/>
+              </w:rPr>
+              <w:t>，恰好落在两年窗口的边界之后。两项证据与</w:t>
+            </w:r>
+            <w:r>
+              <w:rPr>
+                <w:rFonts w:hint="eastAsia"/>
+              </w:rPr>
+              <w:t xml:space="preserve"> TTL </w:t>
+            </w:r>
+            <w:r>
+              <w:rPr>
+                <w:rFonts w:hint="eastAsia"/>
+              </w:rPr>
+              <w:t>假设完全吻合，确认为集合的生命周期策略所致，而非导入或删除操作的问题。</w:t>
             </w:r>
           </w:p>
           <w:p>
             <w:pPr>
               <w:ind w:firstLineChars="200" w:firstLine="480"/>
-              <w:rPr>
-                <w:rFonts w:hint="eastAsia"/>
-              </w:rPr>
-            </w:pPr>
-            <w:r>
-              <w:rPr>
-                <w:rFonts w:hint="eastAsia"/>
-              </w:rPr>
-              <w:t>定位：在</w:t>
-            </w:r>
-            <w:r>
-              <w:rPr>
-                <w:rFonts w:hint="eastAsia"/>
-              </w:rPr>
-              <w:t xml:space="preserve"> DeepSeek </w:t>
-            </w:r>
-            <w:r>
-              <w:rPr>
-                <w:rFonts w:hint="eastAsia"/>
-              </w:rPr>
-              <w:t>的建议下检查集合选项</w:t>
-            </w:r>
-            <w:r>
-              <w:rPr>
-                <w:rFonts w:hint="eastAsia"/>
-              </w:rPr>
-              <w:t xml:space="preserve"> db.getCollectionInfos({name:"borrow_logs"})[0].options</w:t>
-            </w:r>
-            <w:r>
-              <w:rPr>
-                <w:rFonts w:hint="eastAsia"/>
-              </w:rPr>
-              <w:t>，看到</w:t>
-            </w:r>
-            <w:r>
-              <w:rPr>
-                <w:rFonts w:hint="eastAsia"/>
-              </w:rPr>
-              <w:t xml:space="preserve"> expireAfterSeconds: Long('63072000')</w:t>
-            </w:r>
-            <w:r>
-              <w:rPr>
-                <w:rFonts w:hint="eastAsia"/>
-              </w:rPr>
-              <w:t>，即文档保留</w:t>
-            </w:r>
-            <w:r>
-              <w:rPr>
-                <w:rFonts w:hint="eastAsia"/>
-              </w:rPr>
-              <w:t xml:space="preserve"> 2 </w:t>
-            </w:r>
-            <w:r>
-              <w:rPr>
-                <w:rFonts w:hint="eastAsia"/>
-              </w:rPr>
-              <w:t>年。结合数据集借阅日期为</w:t>
-            </w:r>
-            <w:r>
-              <w:rPr>
-                <w:rFonts w:hint="eastAsia"/>
-              </w:rPr>
-              <w:t xml:space="preserve"> 2023</w:t>
+            </w:pPr>
+            <w:r>
+              <w:rPr>
+                <w:rFonts w:hint="eastAsia"/>
+              </w:rPr>
+              <w:t>修复：为保证统计样本完整，先通过</w:t>
+            </w:r>
+            <w:r>
+              <w:rPr>
+                <w:rFonts w:hint="eastAsia"/>
+              </w:rPr>
+              <w:t xml:space="preserve"> </w:t>
+            </w:r>
+            <w:proofErr w:type="spellStart"/>
+            <w:r>
+              <w:rPr>
+                <w:rFonts w:hint="eastAsia"/>
+              </w:rPr>
+              <w:t>db.runCommand</w:t>
+            </w:r>
+            <w:proofErr w:type="spellEnd"/>
+            <w:r>
+              <w:rPr>
+                <w:rFonts w:hint="eastAsia"/>
+              </w:rPr>
+              <w:t>(</w:t>
+            </w:r>
+            <w:proofErr w:type="gramStart"/>
+            <w:r>
+              <w:rPr>
+                <w:rFonts w:hint="eastAsia"/>
+              </w:rPr>
+              <w:t xml:space="preserve">{ </w:t>
+            </w:r>
+            <w:proofErr w:type="spellStart"/>
+            <w:proofErr w:type="gramEnd"/>
+            <w:r>
+              <w:rPr>
+                <w:rFonts w:hint="eastAsia"/>
+              </w:rPr>
+              <w:t>collMod</w:t>
+            </w:r>
+            <w:proofErr w:type="spellEnd"/>
+            <w:r>
+              <w:rPr>
+                <w:rFonts w:hint="eastAsia"/>
+              </w:rPr>
+              <w:t>: "</w:t>
+            </w:r>
+            <w:proofErr w:type="spellStart"/>
+            <w:r>
+              <w:rPr>
+                <w:rFonts w:hint="eastAsia"/>
+              </w:rPr>
+              <w:t>borrow_logs</w:t>
+            </w:r>
+            <w:proofErr w:type="spellEnd"/>
+            <w:r>
+              <w:rPr>
+                <w:rFonts w:hint="eastAsia"/>
+              </w:rPr>
+              <w:t xml:space="preserve">", </w:t>
+            </w:r>
+            <w:proofErr w:type="spellStart"/>
+            <w:r>
+              <w:rPr>
+                <w:rFonts w:hint="eastAsia"/>
+              </w:rPr>
+              <w:t>expireAfterSeconds</w:t>
+            </w:r>
+            <w:proofErr w:type="spellEnd"/>
+            <w:r>
+              <w:rPr>
+                <w:rFonts w:hint="eastAsia"/>
+              </w:rPr>
+              <w:t>: 315360000</w:t>
+            </w:r>
+            <w:proofErr w:type="gramStart"/>
+            <w:r>
+              <w:rPr>
+                <w:rFonts w:hint="eastAsia"/>
+              </w:rPr>
+              <w:t xml:space="preserve"> }</w:t>
+            </w:r>
+            <w:proofErr w:type="gramEnd"/>
+            <w:r>
+              <w:rPr>
+                <w:rFonts w:hint="eastAsia"/>
+              </w:rPr>
+              <w:t xml:space="preserve">) </w:t>
+            </w:r>
+            <w:r>
+              <w:rPr>
+                <w:rFonts w:hint="eastAsia"/>
+              </w:rPr>
+              <w:t>将保留期临时延长至</w:t>
+            </w:r>
+            <w:r>
+              <w:rPr>
+                <w:rFonts w:hint="eastAsia"/>
+              </w:rPr>
+              <w:t xml:space="preserve"> 10 </w:t>
+            </w:r>
+            <w:r>
+              <w:rPr>
+                <w:rFonts w:hint="eastAsia"/>
+              </w:rPr>
+              <w:t>年，再清空并重新导入</w:t>
+            </w:r>
+            <w:r>
+              <w:rPr>
+                <w:rFonts w:hint="eastAsia"/>
+              </w:rPr>
+              <w:t xml:space="preserve"> 66 </w:t>
+            </w:r>
+            <w:r>
+              <w:rPr>
+                <w:rFonts w:hint="eastAsia"/>
+              </w:rPr>
+              <w:t>条，随后连续查询确认文档数稳定不再下降；在此基础上完成</w:t>
+            </w:r>
+            <w:r>
+              <w:rPr>
+                <w:rFonts w:hint="eastAsia"/>
+              </w:rPr>
+              <w:t xml:space="preserve"> A6</w:t>
             </w:r>
             <w:r>
               <w:rPr>
@@ -4124,49 +4706,74 @@
               <w:rPr>
                 <w:rFonts w:hint="eastAsia"/>
               </w:rPr>
-              <w:t xml:space="preserve">2025 </w:t>
-            </w:r>
-            <w:r>
-              <w:rPr>
-                <w:rFonts w:hint="eastAsia"/>
-              </w:rPr>
-              <w:t>年、系统时间为</w:t>
-            </w:r>
-            <w:r>
-              <w:rPr>
-                <w:rFonts w:hint="eastAsia"/>
-              </w:rPr>
-              <w:t xml:space="preserve"> 2026 </w:t>
-            </w:r>
-            <w:r>
-              <w:rPr>
-                <w:rFonts w:hint="eastAsia"/>
-              </w:rPr>
-              <w:t>年</w:t>
-            </w:r>
-            <w:r>
-              <w:rPr>
-                <w:rFonts w:hint="eastAsia"/>
-              </w:rPr>
-              <w:t xml:space="preserve"> 10 </w:t>
-            </w:r>
-            <w:r>
-              <w:rPr>
-                <w:rFonts w:hint="eastAsia"/>
-              </w:rPr>
-              <w:t>月，推断超过</w:t>
-            </w:r>
-            <w:r>
-              <w:rPr>
-                <w:rFonts w:hint="eastAsia"/>
-              </w:rPr>
-              <w:t xml:space="preserve"> 2 </w:t>
-            </w:r>
-            <w:r>
-              <w:rPr>
-                <w:rFonts w:hint="eastAsia"/>
-              </w:rPr>
-              <w:t>年的记录正被时间序列集合的</w:t>
+              <w:t xml:space="preserve">A8 </w:t>
+            </w:r>
+            <w:r>
+              <w:rPr>
+                <w:rFonts w:hint="eastAsia"/>
+              </w:rPr>
+              <w:t>的统计取证。取证结束后执行</w:t>
+            </w:r>
+            <w:r>
+              <w:rPr>
+                <w:rFonts w:hint="eastAsia"/>
+              </w:rPr>
+              <w:t xml:space="preserve"> </w:t>
+            </w:r>
+            <w:proofErr w:type="spellStart"/>
+            <w:r>
+              <w:rPr>
+                <w:rFonts w:hint="eastAsia"/>
+              </w:rPr>
+              <w:t>collMod</w:t>
+            </w:r>
+            <w:proofErr w:type="spellEnd"/>
+            <w:r>
+              <w:rPr>
+                <w:rFonts w:hint="eastAsia"/>
+              </w:rPr>
+              <w:t xml:space="preserve"> </w:t>
+            </w:r>
+            <w:r>
+              <w:rPr>
+                <w:rFonts w:hint="eastAsia"/>
+              </w:rPr>
+              <w:t>恢复为</w:t>
+            </w:r>
+            <w:r>
+              <w:rPr>
+                <w:rFonts w:hint="eastAsia"/>
+              </w:rPr>
+              <w:t xml:space="preserve"> 63072000</w:t>
+            </w:r>
+            <w:r>
+              <w:rPr>
+                <w:rFonts w:hint="eastAsia"/>
+              </w:rPr>
+              <w:t>，与任务书</w:t>
+            </w:r>
+            <w:r>
+              <w:rPr>
+                <w:rFonts w:hint="eastAsia"/>
+              </w:rPr>
+              <w:t xml:space="preserve"> ST-2.2 </w:t>
+            </w:r>
+            <w:r>
+              <w:rPr>
+                <w:rFonts w:hint="eastAsia"/>
+              </w:rPr>
+              <w:t>的要求保持一致。</w:t>
+            </w:r>
+          </w:p>
+          <w:p>
+            <w:pPr>
+              <w:ind w:firstLineChars="200" w:firstLine="480"/>
+            </w:pPr>
+            <w:r>
+              <w:rPr>
+                <w:rFonts w:hint="eastAsia"/>
+              </w:rPr>
+              <w:t>复盘：本次排查走了两步弯路——先怀疑导入失败，后怀疑数据被误删，两次都被证据否定。真正起作用的不是某一条命令，而是把“数量随时间减少”这个规律和集合的过期配置联系起来。时间序列集合的</w:t>
             </w:r>
             <w:r>
               <w:rPr>
@@ -4178,249 +4785,6 @@
               <w:rPr>
                 <w:rFonts w:hint="eastAsia"/>
               </w:rPr>
-              <w:t>线程周期性清理，这正是“越查越少”的原因。</w:t>
-            </w:r>
-          </w:p>
-          <w:p>
-            <w:pPr>
-              <w:ind w:firstLineChars="200" w:firstLine="480"/>
-              <w:rPr>
-                <w:rFonts w:hint="eastAsia"/>
-              </w:rPr>
-            </w:pPr>
-            <w:r>
-              <w:rPr>
-                <w:rFonts w:hint="eastAsia"/>
-              </w:rPr>
-              <w:t>验证：按年份分组统计剩余文档，仅剩</w:t>
-            </w:r>
-            <w:r>
-              <w:rPr>
-                <w:rFonts w:hint="eastAsia"/>
-              </w:rPr>
-              <w:t xml:space="preserve"> 2024 </w:t>
-            </w:r>
-            <w:r>
-              <w:rPr>
-                <w:rFonts w:hint="eastAsia"/>
-              </w:rPr>
-              <w:t>年</w:t>
-            </w:r>
-            <w:r>
-              <w:rPr>
-                <w:rFonts w:hint="eastAsia"/>
-              </w:rPr>
-              <w:t xml:space="preserve"> 28 </w:t>
-            </w:r>
-            <w:r>
-              <w:rPr>
-                <w:rFonts w:hint="eastAsia"/>
-              </w:rPr>
-              <w:t>条与</w:t>
-            </w:r>
-            <w:r>
-              <w:rPr>
-                <w:rFonts w:hint="eastAsia"/>
-              </w:rPr>
-              <w:t xml:space="preserve"> 2025 </w:t>
-            </w:r>
-            <w:r>
-              <w:rPr>
-                <w:rFonts w:hint="eastAsia"/>
-              </w:rPr>
-              <w:t>年</w:t>
-            </w:r>
-            <w:r>
-              <w:rPr>
-                <w:rFonts w:hint="eastAsia"/>
-              </w:rPr>
-              <w:t xml:space="preserve"> 18 </w:t>
-            </w:r>
-            <w:r>
-              <w:rPr>
-                <w:rFonts w:hint="eastAsia"/>
-              </w:rPr>
-              <w:t>条，</w:t>
-            </w:r>
-            <w:r>
-              <w:rPr>
-                <w:rFonts w:hint="eastAsia"/>
-              </w:rPr>
-              <w:t xml:space="preserve">2023 </w:t>
-            </w:r>
-            <w:r>
-              <w:rPr>
-                <w:rFonts w:hint="eastAsia"/>
-              </w:rPr>
-              <w:t>年的</w:t>
-            </w:r>
-            <w:r>
-              <w:rPr>
-                <w:rFonts w:hint="eastAsia"/>
-              </w:rPr>
-              <w:t xml:space="preserve"> 20 </w:t>
-            </w:r>
-            <w:r>
-              <w:rPr>
-                <w:rFonts w:hint="eastAsia"/>
-              </w:rPr>
-              <w:t>条全部消失；查询最早一条借阅记录，日期为</w:t>
-            </w:r>
-            <w:r>
-              <w:rPr>
-                <w:rFonts w:hint="eastAsia"/>
-              </w:rPr>
-              <w:t xml:space="preserve"> 2024-11-22</w:t>
-            </w:r>
-            <w:r>
-              <w:rPr>
-                <w:rFonts w:hint="eastAsia"/>
-              </w:rPr>
-              <w:t>，恰好落在两年窗口的边界之后。两项证据与</w:t>
-            </w:r>
-            <w:r>
-              <w:rPr>
-                <w:rFonts w:hint="eastAsia"/>
-              </w:rPr>
-              <w:t xml:space="preserve"> TTL </w:t>
-            </w:r>
-            <w:r>
-              <w:rPr>
-                <w:rFonts w:hint="eastAsia"/>
-              </w:rPr>
-              <w:t>假设完全吻合，确认为集合的生命周期策略所致，而非导入或删除操作的问题。</w:t>
-            </w:r>
-          </w:p>
-          <w:p>
-            <w:pPr>
-              <w:ind w:firstLineChars="200" w:firstLine="480"/>
-            </w:pPr>
-            <w:r>
-              <w:rPr>
-                <w:rFonts w:hint="eastAsia"/>
-              </w:rPr>
-              <w:t>修复：为保证统计样本完整，先通过</w:t>
-            </w:r>
-            <w:r>
-              <w:rPr>
-                <w:rFonts w:hint="eastAsia"/>
-              </w:rPr>
-              <w:t xml:space="preserve"> db.runCommand({ collMod: "borrow_logs", expireAfterSeconds: 315360000 }) </w:t>
-            </w:r>
-            <w:r>
-              <w:rPr>
-                <w:rFonts w:hint="eastAsia"/>
-              </w:rPr>
-              <w:t>将保留期临时延长至</w:t>
-            </w:r>
-            <w:r>
-              <w:rPr>
-                <w:rFonts w:hint="eastAsia"/>
-              </w:rPr>
-              <w:t xml:space="preserve"> 10 </w:t>
-            </w:r>
-            <w:r>
-              <w:rPr>
-                <w:rFonts w:hint="eastAsia"/>
-              </w:rPr>
-              <w:t>年，再清空并重新导入</w:t>
-            </w:r>
-            <w:r>
-              <w:rPr>
-                <w:rFonts w:hint="eastAsia"/>
-              </w:rPr>
-              <w:t xml:space="preserve"> 66 </w:t>
-            </w:r>
-            <w:r>
-              <w:rPr>
-                <w:rFonts w:hint="eastAsia"/>
-              </w:rPr>
-              <w:t>条，随后连续查询确认文档数稳定不再下降；在此基础上完成</w:t>
-            </w:r>
-            <w:r>
-              <w:rPr>
-                <w:rFonts w:hint="eastAsia"/>
-              </w:rPr>
-              <w:t xml:space="preserve"> A6</w:t>
-            </w:r>
-            <w:r>
-              <w:rPr>
-                <w:rFonts w:hint="eastAsia"/>
-              </w:rPr>
-              <w:t>—</w:t>
-            </w:r>
-            <w:r>
-              <w:rPr>
-                <w:rFonts w:hint="eastAsia"/>
-              </w:rPr>
-              <w:t xml:space="preserve">A8 </w:t>
-            </w:r>
-            <w:r>
-              <w:rPr>
-                <w:rFonts w:hint="eastAsia"/>
-              </w:rPr>
-              <w:t>的统计取证。取证结束后执行</w:t>
-            </w:r>
-            <w:r>
-              <w:rPr>
-                <w:rFonts w:hint="eastAsia"/>
-              </w:rPr>
-              <w:t xml:space="preserve"> collMod </w:t>
-            </w:r>
-            <w:r>
-              <w:rPr>
-                <w:rFonts w:hint="eastAsia"/>
-              </w:rPr>
-              <w:t>恢复为</w:t>
-            </w:r>
-            <w:r>
-              <w:rPr>
-                <w:rFonts w:hint="eastAsia"/>
-              </w:rPr>
-              <w:t xml:space="preserve"> 63072000</w:t>
-            </w:r>
-            <w:r>
-              <w:rPr>
-                <w:rFonts w:hint="eastAsia"/>
-              </w:rPr>
-              <w:t>，与任务书</w:t>
-            </w:r>
-            <w:r>
-              <w:rPr>
-                <w:rFonts w:hint="eastAsia"/>
-              </w:rPr>
-              <w:t xml:space="preserve"> ST-2.2 </w:t>
-            </w:r>
-            <w:r>
-              <w:rPr>
-                <w:rFonts w:hint="eastAsia"/>
-              </w:rPr>
-              <w:t>的要求保持一致。</w:t>
-            </w:r>
-          </w:p>
-          <w:p>
-            <w:pPr>
-              <w:ind w:firstLineChars="200" w:firstLine="480"/>
-              <w:rPr>
-                <w:rFonts w:hint="eastAsia"/>
-              </w:rPr>
-            </w:pPr>
-            <w:r>
-              <w:rPr>
-                <w:rFonts w:hint="eastAsia"/>
-              </w:rPr>
-              <w:t>复盘：本次排查走了两步弯路——先怀疑导入失败，后怀疑数据被误删，两次都被证据否定。真正起作用的不是某一条命令，而是把“数量随时间减少”这个规律和集合的过期配置联系起来。时间序列集合的</w:t>
-            </w:r>
-            <w:r>
-              <w:rPr>
-                <w:rFonts w:hint="eastAsia"/>
-              </w:rPr>
-              <w:t xml:space="preserve"> TTL </w:t>
-            </w:r>
-            <w:r>
-              <w:rPr>
-                <w:rFonts w:hint="eastAsia"/>
-              </w:rPr>
               <w:t>是创建时设定、之后静默生效的机制，数据量核对不能只看一次，需要在导入后隔一段时间复查。</w:t>
             </w:r>
           </w:p>
@@ -4444,9 +4808,6 @@
           <w:p>
             <w:pPr>
               <w:pStyle w:val="af0"/>
-              <w:rPr>
-                <w:rFonts w:hint="eastAsia"/>
-              </w:rPr>
             </w:pPr>
             <w:r>
               <w:rPr>
@@ -4468,7 +4829,6 @@
             <w:tblPr>
               <w:tblW w:w="0" w:type="auto"/>
               <w:jc w:val="center"/>
-              <w:tblInd w:w="0" w:type="dxa"/>
               <w:tblBorders>
                 <w:top w:val="single" w:sz="12" w:space="0" w:color="auto"/>
                 <w:bottom w:val="single" w:sz="12" w:space="0" w:color="auto"/>
@@ -4497,9 +4857,6 @@
                 <w:p>
                   <w:pPr>
                     <w:jc w:val="center"/>
-                    <w:rPr>
-                      <w:rFonts w:hint="eastAsia"/>
-                    </w:rPr>
                   </w:pPr>
                   <w:r>
                     <w:rPr>
@@ -4521,9 +4878,6 @@
                 <w:p>
                   <w:pPr>
                     <w:jc w:val="center"/>
-                    <w:rPr>
-                      <w:rFonts w:hint="eastAsia"/>
-                    </w:rPr>
                   </w:pPr>
                   <w:r>
                     <w:rPr>
@@ -4545,9 +4899,6 @@
                 <w:p>
                   <w:pPr>
                     <w:jc w:val="center"/>
-                    <w:rPr>
-                      <w:rFonts w:hint="eastAsia"/>
-                    </w:rPr>
                   </w:pPr>
                   <w:r>
                     <w:rPr>
@@ -4569,9 +4920,6 @@
                 <w:p>
                   <w:pPr>
                     <w:jc w:val="center"/>
-                    <w:rPr>
-                      <w:rFonts w:hint="eastAsia"/>
-                    </w:rPr>
                   </w:pPr>
                   <w:r>
                     <w:rPr>
@@ -4597,9 +4945,6 @@
                 <w:p>
                   <w:pPr>
                     <w:jc w:val="center"/>
-                    <w:rPr>
-                      <w:rFonts w:hint="eastAsia"/>
-                    </w:rPr>
                   </w:pPr>
                   <w:r>
                     <w:rPr>
@@ -4620,9 +4965,6 @@
                 <w:p>
                   <w:pPr>
                     <w:jc w:val="center"/>
-                    <w:rPr>
-                      <w:rFonts w:hint="eastAsia"/>
-                    </w:rPr>
                   </w:pPr>
                   <w:r>
                     <w:rPr>
@@ -4655,16 +4997,21 @@
                 <w:p>
                   <w:pPr>
                     <w:jc w:val="center"/>
-                    <w:rPr>
-                      <w:rFonts w:hint="eastAsia"/>
-                    </w:rPr>
-                  </w:pPr>
-                  <w:r>
-                    <w:rPr>
-                      <w:rFonts w:hint="eastAsia"/>
-                    </w:rPr>
-                    <w:t>$gt</w:t>
-                  </w:r>
+                  </w:pPr>
+                  <w:r>
+                    <w:rPr>
+                      <w:rFonts w:hint="eastAsia"/>
+                    </w:rPr>
+                    <w:t>$</w:t>
+                  </w:r>
+                  <w:proofErr w:type="spellStart"/>
+                  <w:r>
+                    <w:rPr>
+                      <w:rFonts w:hint="eastAsia"/>
+                    </w:rPr>
+                    <w:t>gt</w:t>
+                  </w:r>
+                  <w:proofErr w:type="spellEnd"/>
                 </w:p>
               </w:tc>
               <w:tc>
@@ -4678,9 +5025,6 @@
                 <w:p>
                   <w:pPr>
                     <w:jc w:val="center"/>
-                    <w:rPr>
-                      <w:rFonts w:hint="eastAsia"/>
-                    </w:rPr>
                   </w:pPr>
                   <w:r>
                     <w:rPr>
@@ -4715,15 +5059,11 @@
                 <w:p>
                   <w:pPr>
                     <w:jc w:val="center"/>
-                    <w:rPr>
-                      <w:rFonts w:hint="eastAsia"/>
-                    </w:rPr>
-                  </w:pPr>
-                  <w:r>
-                    <w:rPr>
-                      <w:rFonts w:hint="eastAsia"/>
-                    </w:rPr>
-                    <w:lastRenderedPageBreak/>
+                  </w:pPr>
+                  <w:r>
+                    <w:rPr>
+                      <w:rFonts w:hint="eastAsia"/>
+                    </w:rPr>
                     <w:t>Q2</w:t>
                   </w:r>
                 </w:p>
@@ -4736,9 +5076,6 @@
                 <w:p>
                   <w:pPr>
                     <w:jc w:val="center"/>
-                    <w:rPr>
-                      <w:rFonts w:hint="eastAsia"/>
-                    </w:rPr>
                   </w:pPr>
                   <w:r>
                     <w:rPr>
@@ -4768,16 +5105,21 @@
                 <w:p>
                   <w:pPr>
                     <w:jc w:val="center"/>
-                    <w:rPr>
-                      <w:rFonts w:hint="eastAsia"/>
-                    </w:rPr>
-                  </w:pPr>
-                  <w:r>
-                    <w:rPr>
-                      <w:rFonts w:hint="eastAsia"/>
-                    </w:rPr>
-                    <w:t>$lt</w:t>
-                  </w:r>
+                  </w:pPr>
+                  <w:r>
+                    <w:rPr>
+                      <w:rFonts w:hint="eastAsia"/>
+                    </w:rPr>
+                    <w:t>$</w:t>
+                  </w:r>
+                  <w:proofErr w:type="spellStart"/>
+                  <w:r>
+                    <w:rPr>
+                      <w:rFonts w:hint="eastAsia"/>
+                    </w:rPr>
+                    <w:t>lt</w:t>
+                  </w:r>
+                  <w:proofErr w:type="spellEnd"/>
                 </w:p>
               </w:tc>
               <w:tc>
@@ -4788,9 +5130,6 @@
                 <w:p>
                   <w:pPr>
                     <w:jc w:val="center"/>
-                    <w:rPr>
-                      <w:rFonts w:hint="eastAsia"/>
-                    </w:rPr>
                   </w:pPr>
                   <w:r>
                     <w:rPr>
@@ -4825,9 +5164,6 @@
                 <w:p>
                   <w:pPr>
                     <w:jc w:val="center"/>
-                    <w:rPr>
-                      <w:rFonts w:hint="eastAsia"/>
-                    </w:rPr>
                   </w:pPr>
                   <w:r>
                     <w:rPr>
@@ -4845,9 +5181,6 @@
                 <w:p>
                   <w:pPr>
                     <w:jc w:val="center"/>
-                    <w:rPr>
-                      <w:rFonts w:hint="eastAsia"/>
-                    </w:rPr>
                   </w:pPr>
                   <w:r>
                     <w:rPr>
@@ -4877,9 +5210,6 @@
                 <w:p>
                   <w:pPr>
                     <w:jc w:val="center"/>
-                    <w:rPr>
-                      <w:rFonts w:hint="eastAsia"/>
-                    </w:rPr>
                   </w:pPr>
                   <w:r>
                     <w:rPr>
@@ -4897,9 +5227,6 @@
                 <w:p>
                   <w:pPr>
                     <w:jc w:val="center"/>
-                    <w:rPr>
-                      <w:rFonts w:hint="eastAsia"/>
-                    </w:rPr>
                   </w:pPr>
                   <w:r>
                     <w:rPr>
@@ -4934,9 +5261,6 @@
                 <w:p>
                   <w:pPr>
                     <w:jc w:val="center"/>
-                    <w:rPr>
-                      <w:rFonts w:hint="eastAsia"/>
-                    </w:rPr>
                   </w:pPr>
                   <w:r>
                     <w:rPr>
@@ -4954,9 +5278,6 @@
                 <w:p>
                   <w:pPr>
                     <w:jc w:val="center"/>
-                    <w:rPr>
-                      <w:rFonts w:hint="eastAsia"/>
-                    </w:rPr>
                   </w:pPr>
                   <w:r>
                     <w:rPr>
@@ -4986,9 +5307,6 @@
                 <w:p>
                   <w:pPr>
                     <w:jc w:val="center"/>
-                    <w:rPr>
-                      <w:rFonts w:hint="eastAsia"/>
-                    </w:rPr>
                   </w:pPr>
                   <w:r>
                     <w:rPr>
@@ -5006,9 +5324,6 @@
                 <w:p>
                   <w:pPr>
                     <w:jc w:val="center"/>
-                    <w:rPr>
-                      <w:rFonts w:hint="eastAsia"/>
-                    </w:rPr>
                   </w:pPr>
                   <w:r>
                     <w:rPr>
@@ -5043,9 +5358,6 @@
                 <w:p>
                   <w:pPr>
                     <w:jc w:val="center"/>
-                    <w:rPr>
-                      <w:rFonts w:hint="eastAsia"/>
-                    </w:rPr>
                   </w:pPr>
                   <w:r>
                     <w:rPr>
@@ -5063,9 +5375,6 @@
                 <w:p>
                   <w:pPr>
                     <w:jc w:val="center"/>
-                    <w:rPr>
-                      <w:rFonts w:hint="eastAsia"/>
-                    </w:rPr>
                   </w:pPr>
                   <w:r>
                     <w:rPr>
@@ -5083,9 +5392,6 @@
                 <w:p>
                   <w:pPr>
                     <w:jc w:val="center"/>
-                    <w:rPr>
-                      <w:rFonts w:hint="eastAsia"/>
-                    </w:rPr>
                   </w:pPr>
                   <w:r>
                     <w:rPr>
@@ -5103,8 +5409,16 @@
                     <w:rPr>
                       <w:rFonts w:hint="eastAsia"/>
                     </w:rPr>
-                    <w:t xml:space="preserve"> $nin</w:t>
-                  </w:r>
+                    <w:t xml:space="preserve"> $</w:t>
+                  </w:r>
+                  <w:proofErr w:type="spellStart"/>
+                  <w:r>
+                    <w:rPr>
+                      <w:rFonts w:hint="eastAsia"/>
+                    </w:rPr>
+                    <w:t>nin</w:t>
+                  </w:r>
+                  <w:proofErr w:type="spellEnd"/>
                 </w:p>
               </w:tc>
               <w:tc>
@@ -5115,9 +5429,6 @@
                 <w:p>
                   <w:pPr>
                     <w:jc w:val="center"/>
-                    <w:rPr>
-                      <w:rFonts w:hint="eastAsia"/>
-                    </w:rPr>
                   </w:pPr>
                   <w:r>
                     <w:rPr>
@@ -5152,14 +5463,12 @@
                 <w:p>
                   <w:pPr>
                     <w:jc w:val="center"/>
-                    <w:rPr>
-                      <w:rFonts w:hint="eastAsia"/>
-                    </w:rPr>
-                  </w:pPr>
-                  <w:r>
-                    <w:rPr>
-                      <w:rFonts w:hint="eastAsia"/>
-                    </w:rPr>
+                  </w:pPr>
+                  <w:r>
+                    <w:rPr>
+                      <w:rFonts w:hint="eastAsia"/>
+                    </w:rPr>
+                    <w:lastRenderedPageBreak/>
                     <w:t>Q6</w:t>
                   </w:r>
                 </w:p>
@@ -5172,9 +5481,6 @@
                 <w:p>
                   <w:pPr>
                     <w:jc w:val="center"/>
-                    <w:rPr>
-                      <w:rFonts w:hint="eastAsia"/>
-                    </w:rPr>
                   </w:pPr>
                   <w:r>
                     <w:rPr>
@@ -5182,6 +5488,7 @@
                     </w:rPr>
                     <w:t>查找属于</w:t>
                   </w:r>
+                  <w:proofErr w:type="gramStart"/>
                   <w:r>
                     <w:rPr>
                       <w:rFonts w:hint="eastAsia"/>
@@ -5200,12 +5507,14 @@
                     </w:rPr>
                     <w:t>"</w:t>
                   </w:r>
+                  <w:proofErr w:type="gramEnd"/>
                   <w:r>
                     <w:rPr>
                       <w:rFonts w:hint="eastAsia"/>
                     </w:rPr>
                     <w:t>或</w:t>
                   </w:r>
+                  <w:proofErr w:type="gramStart"/>
                   <w:r>
                     <w:rPr>
                       <w:rFonts w:hint="eastAsia"/>
@@ -5224,6 +5533,7 @@
                     </w:rPr>
                     <w:t>"</w:t>
                   </w:r>
+                  <w:proofErr w:type="gramEnd"/>
                   <w:r>
                     <w:rPr>
                       <w:rFonts w:hint="eastAsia"/>
@@ -5240,9 +5550,6 @@
                 <w:p>
                   <w:pPr>
                     <w:jc w:val="center"/>
-                    <w:rPr>
-                      <w:rFonts w:hint="eastAsia"/>
-                    </w:rPr>
                   </w:pPr>
                   <w:r>
                     <w:rPr>
@@ -5260,9 +5567,6 @@
                 <w:p>
                   <w:pPr>
                     <w:jc w:val="center"/>
-                    <w:rPr>
-                      <w:rFonts w:hint="eastAsia"/>
-                    </w:rPr>
                   </w:pPr>
                   <w:r>
                     <w:rPr>
@@ -5298,7 +5602,7 @@
                 <w:noProof/>
               </w:rPr>
               <w:pict w14:anchorId="4903B6FC">
-                <v:shape id="_x0000_i1033" type="#_x0000_t75" style="width:415.25pt;height:146.5pt;visibility:visible">
+                <v:shape id="_x0000_i1033" type="#_x0000_t75" style="width:415pt;height:146.5pt;visibility:visible">
                   <v:imagedata r:id="rId16" o:title=""/>
                 </v:shape>
               </w:pict>
@@ -5307,9 +5611,6 @@
           <w:p>
             <w:pPr>
               <w:jc w:val="center"/>
-              <w:rPr>
-                <w:rFonts w:hint="eastAsia"/>
-              </w:rPr>
             </w:pPr>
             <w:r>
               <w:rPr>
@@ -5342,7 +5643,6 @@
             <w:tblPr>
               <w:tblW w:w="0" w:type="auto"/>
               <w:jc w:val="center"/>
-              <w:tblInd w:w="0" w:type="dxa"/>
               <w:tblBorders>
                 <w:top w:val="single" w:sz="12" w:space="0" w:color="auto"/>
                 <w:bottom w:val="single" w:sz="12" w:space="0" w:color="auto"/>
@@ -5371,9 +5671,6 @@
                 <w:p>
                   <w:pPr>
                     <w:jc w:val="center"/>
-                    <w:rPr>
-                      <w:rFonts w:hint="eastAsia"/>
-                    </w:rPr>
                   </w:pPr>
                   <w:r>
                     <w:rPr>
@@ -5395,9 +5692,6 @@
                 <w:p>
                   <w:pPr>
                     <w:jc w:val="center"/>
-                    <w:rPr>
-                      <w:rFonts w:hint="eastAsia"/>
-                    </w:rPr>
                   </w:pPr>
                   <w:r>
                     <w:rPr>
@@ -5419,9 +5713,6 @@
                 <w:p>
                   <w:pPr>
                     <w:jc w:val="center"/>
-                    <w:rPr>
-                      <w:rFonts w:hint="eastAsia"/>
-                    </w:rPr>
                   </w:pPr>
                   <w:r>
                     <w:rPr>
@@ -5443,9 +5734,6 @@
                 <w:p>
                   <w:pPr>
                     <w:jc w:val="center"/>
-                    <w:rPr>
-                      <w:rFonts w:hint="eastAsia"/>
-                    </w:rPr>
                   </w:pPr>
                   <w:r>
                     <w:rPr>
@@ -5471,9 +5759,6 @@
                 <w:p>
                   <w:pPr>
                     <w:jc w:val="center"/>
-                    <w:rPr>
-                      <w:rFonts w:hint="eastAsia"/>
-                    </w:rPr>
                   </w:pPr>
                   <w:r>
                     <w:rPr>
@@ -5494,9 +5779,6 @@
                 <w:p>
                   <w:pPr>
                     <w:jc w:val="center"/>
-                    <w:rPr>
-                      <w:rFonts w:hint="eastAsia"/>
-                    </w:rPr>
                   </w:pPr>
                   <w:r>
                     <w:rPr>
@@ -5529,9 +5811,6 @@
                 <w:p>
                   <w:pPr>
                     <w:jc w:val="center"/>
-                    <w:rPr>
-                      <w:rFonts w:hint="eastAsia"/>
-                    </w:rPr>
                   </w:pPr>
                   <w:r>
                     <w:rPr>
@@ -5552,9 +5831,6 @@
                 <w:p>
                   <w:pPr>
                     <w:jc w:val="center"/>
-                    <w:rPr>
-                      <w:rFonts w:hint="eastAsia"/>
-                    </w:rPr>
                   </w:pPr>
                   <w:r>
                     <w:rPr>
@@ -5589,9 +5865,6 @@
                 <w:p>
                   <w:pPr>
                     <w:jc w:val="center"/>
-                    <w:rPr>
-                      <w:rFonts w:hint="eastAsia"/>
-                    </w:rPr>
                   </w:pPr>
                   <w:r>
                     <w:rPr>
@@ -5609,9 +5882,6 @@
                 <w:p>
                   <w:pPr>
                     <w:jc w:val="center"/>
-                    <w:rPr>
-                      <w:rFonts w:hint="eastAsia"/>
-                    </w:rPr>
                   </w:pPr>
                   <w:r>
                     <w:rPr>
@@ -5653,9 +5923,6 @@
                 <w:p>
                   <w:pPr>
                     <w:jc w:val="center"/>
-                    <w:rPr>
-                      <w:rFonts w:hint="eastAsia"/>
-                    </w:rPr>
                   </w:pPr>
                   <w:r>
                     <w:rPr>
@@ -5673,9 +5940,6 @@
                 <w:p>
                   <w:pPr>
                     <w:jc w:val="center"/>
-                    <w:rPr>
-                      <w:rFonts w:hint="eastAsia"/>
-                    </w:rPr>
                   </w:pPr>
                   <w:r>
                     <w:rPr>
@@ -5710,9 +5974,6 @@
                 <w:p>
                   <w:pPr>
                     <w:jc w:val="center"/>
-                    <w:rPr>
-                      <w:rFonts w:hint="eastAsia"/>
-                    </w:rPr>
                   </w:pPr>
                   <w:r>
                     <w:rPr>
@@ -5730,9 +5991,6 @@
                 <w:p>
                   <w:pPr>
                     <w:jc w:val="center"/>
-                    <w:rPr>
-                      <w:rFonts w:hint="eastAsia"/>
-                    </w:rPr>
                   </w:pPr>
                   <w:r>
                     <w:rPr>
@@ -5762,9 +6020,6 @@
                 <w:p>
                   <w:pPr>
                     <w:jc w:val="center"/>
-                    <w:rPr>
-                      <w:rFonts w:hint="eastAsia"/>
-                    </w:rPr>
                   </w:pPr>
                   <w:r>
                     <w:rPr>
@@ -5782,9 +6037,6 @@
                 <w:p>
                   <w:pPr>
                     <w:jc w:val="center"/>
-                    <w:rPr>
-                      <w:rFonts w:hint="eastAsia"/>
-                    </w:rPr>
                   </w:pPr>
                   <w:r>
                     <w:rPr>
@@ -5819,9 +6071,6 @@
                 <w:p>
                   <w:pPr>
                     <w:jc w:val="center"/>
-                    <w:rPr>
-                      <w:rFonts w:hint="eastAsia"/>
-                    </w:rPr>
                   </w:pPr>
                   <w:r>
                     <w:rPr>
@@ -5839,9 +6088,6 @@
                 <w:p>
                   <w:pPr>
                     <w:jc w:val="center"/>
-                    <w:rPr>
-                      <w:rFonts w:hint="eastAsia"/>
-                    </w:rPr>
                   </w:pPr>
                   <w:r>
                     <w:rPr>
@@ -5849,6 +6095,7 @@
                     </w:rPr>
                     <w:t>查找同时带有</w:t>
                   </w:r>
+                  <w:proofErr w:type="gramStart"/>
                   <w:r>
                     <w:rPr>
                       <w:rFonts w:hint="eastAsia"/>
@@ -5865,15 +6112,16 @@
                     <w:rPr>
                       <w:rFonts w:hint="eastAsia"/>
                     </w:rPr>
-                    <w:lastRenderedPageBreak/>
                     <w:t>"</w:t>
                   </w:r>
+                  <w:proofErr w:type="gramEnd"/>
                   <w:r>
                     <w:rPr>
                       <w:rFonts w:hint="eastAsia"/>
                     </w:rPr>
                     <w:t>和</w:t>
                   </w:r>
+                  <w:proofErr w:type="gramStart"/>
                   <w:r>
                     <w:rPr>
                       <w:rFonts w:hint="eastAsia"/>
@@ -5892,6 +6140,7 @@
                     </w:rPr>
                     <w:t>"</w:t>
                   </w:r>
+                  <w:proofErr w:type="gramEnd"/>
                   <w:r>
                     <w:rPr>
                       <w:rFonts w:hint="eastAsia"/>
@@ -5908,15 +6157,11 @@
                 <w:p>
                   <w:pPr>
                     <w:jc w:val="center"/>
-                    <w:rPr>
-                      <w:rFonts w:hint="eastAsia"/>
-                    </w:rPr>
-                  </w:pPr>
-                  <w:r>
-                    <w:rPr>
-                      <w:rFonts w:hint="eastAsia"/>
-                    </w:rPr>
-                    <w:lastRenderedPageBreak/>
+                  </w:pPr>
+                  <w:r>
+                    <w:rPr>
+                      <w:rFonts w:hint="eastAsia"/>
+                    </w:rPr>
                     <w:t>$all</w:t>
                   </w:r>
                 </w:p>
@@ -5929,9 +6174,6 @@
                 <w:p>
                   <w:pPr>
                     <w:jc w:val="center"/>
-                    <w:rPr>
-                      <w:rFonts w:hint="eastAsia"/>
-                    </w:rPr>
                   </w:pPr>
                   <w:r>
                     <w:rPr>
@@ -5966,9 +6208,6 @@
                 <w:p>
                   <w:pPr>
                     <w:jc w:val="center"/>
-                    <w:rPr>
-                      <w:rFonts w:hint="eastAsia"/>
-                    </w:rPr>
                   </w:pPr>
                   <w:r>
                     <w:rPr>
@@ -5986,9 +6225,6 @@
                 <w:p>
                   <w:pPr>
                     <w:jc w:val="center"/>
-                    <w:rPr>
-                      <w:rFonts w:hint="eastAsia"/>
-                    </w:rPr>
                   </w:pPr>
                   <w:r>
                     <w:rPr>
@@ -6018,9 +6254,6 @@
                 <w:p>
                   <w:pPr>
                     <w:jc w:val="center"/>
-                    <w:rPr>
-                      <w:rFonts w:hint="eastAsia"/>
-                    </w:rPr>
                   </w:pPr>
                   <w:r>
                     <w:rPr>
@@ -6038,9 +6271,6 @@
                 <w:p>
                   <w:pPr>
                     <w:jc w:val="center"/>
-                    <w:rPr>
-                      <w:rFonts w:hint="eastAsia"/>
-                    </w:rPr>
                   </w:pPr>
                   <w:r>
                     <w:rPr>
@@ -6075,9 +6305,6 @@
                 <w:p>
                   <w:pPr>
                     <w:jc w:val="center"/>
-                    <w:rPr>
-                      <w:rFonts w:hint="eastAsia"/>
-                    </w:rPr>
                   </w:pPr>
                   <w:r>
                     <w:rPr>
@@ -6095,9 +6322,6 @@
                 <w:p>
                   <w:pPr>
                     <w:jc w:val="center"/>
-                    <w:rPr>
-                      <w:rFonts w:hint="eastAsia"/>
-                    </w:rPr>
                   </w:pPr>
                   <w:r>
                     <w:rPr>
@@ -6127,9 +6351,6 @@
                 <w:p>
                   <w:pPr>
                     <w:jc w:val="center"/>
-                    <w:rPr>
-                      <w:rFonts w:hint="eastAsia"/>
-                    </w:rPr>
                   </w:pPr>
                   <w:r>
                     <w:rPr>
@@ -6147,9 +6368,6 @@
                 <w:p>
                   <w:pPr>
                     <w:jc w:val="center"/>
-                    <w:rPr>
-                      <w:rFonts w:hint="eastAsia"/>
-                    </w:rPr>
                   </w:pPr>
                   <w:r>
                     <w:rPr>
@@ -6184,8 +6402,9 @@
               <w:rPr>
                 <w:noProof/>
               </w:rPr>
+              <w:lastRenderedPageBreak/>
               <w:pict w14:anchorId="2E8FB518">
-                <v:shape id="_x0000_i1034" type="#_x0000_t75" style="width:415.6pt;height:122.95pt;visibility:visible">
+                <v:shape id="_x0000_i1034" type="#_x0000_t75" style="width:415.5pt;height:123pt;visibility:visible">
                   <v:imagedata r:id="rId17" o:title=""/>
                 </v:shape>
               </w:pict>
@@ -6194,9 +6413,6 @@
           <w:p>
             <w:pPr>
               <w:jc w:val="center"/>
-              <w:rPr>
-                <w:rFonts w:hint="eastAsia"/>
-              </w:rPr>
             </w:pPr>
             <w:r>
               <w:rPr>
@@ -6247,7 +6463,6 @@
             <w:tblPr>
               <w:tblW w:w="0" w:type="auto"/>
               <w:jc w:val="center"/>
-              <w:tblInd w:w="0" w:type="dxa"/>
               <w:tblBorders>
                 <w:top w:val="single" w:sz="12" w:space="0" w:color="auto"/>
                 <w:bottom w:val="single" w:sz="12" w:space="0" w:color="auto"/>
@@ -6255,9 +6470,9 @@
               <w:tblLook w:val="04A0" w:firstRow="1" w:lastRow="0" w:firstColumn="1" w:lastColumn="0" w:noHBand="0" w:noVBand="1"/>
             </w:tblPr>
             <w:tblGrid>
-              <w:gridCol w:w="2281"/>
-              <w:gridCol w:w="2281"/>
-              <w:gridCol w:w="2283"/>
+              <w:gridCol w:w="2282"/>
+              <w:gridCol w:w="2282"/>
+              <w:gridCol w:w="2284"/>
               <w:gridCol w:w="2332"/>
             </w:tblGrid>
             <w:tr>
@@ -6275,9 +6490,6 @@
                 <w:p>
                   <w:pPr>
                     <w:jc w:val="center"/>
-                    <w:rPr>
-                      <w:rFonts w:hint="eastAsia"/>
-                    </w:rPr>
                   </w:pPr>
                   <w:r>
                     <w:rPr>
@@ -6298,9 +6510,6 @@
                 <w:p>
                   <w:pPr>
                     <w:jc w:val="center"/>
-                    <w:rPr>
-                      <w:rFonts w:hint="eastAsia"/>
-                    </w:rPr>
                   </w:pPr>
                   <w:r>
                     <w:rPr>
@@ -6321,9 +6530,6 @@
                 <w:p>
                   <w:pPr>
                     <w:jc w:val="center"/>
-                    <w:rPr>
-                      <w:rFonts w:hint="eastAsia"/>
-                    </w:rPr>
                   </w:pPr>
                   <w:r>
                     <w:rPr>
@@ -6344,9 +6550,6 @@
                 <w:p>
                   <w:pPr>
                     <w:jc w:val="center"/>
-                    <w:rPr>
-                      <w:rFonts w:hint="eastAsia"/>
-                    </w:rPr>
                   </w:pPr>
                   <w:r>
                     <w:rPr>
@@ -6371,9 +6574,6 @@
                 <w:p>
                   <w:pPr>
                     <w:jc w:val="center"/>
-                    <w:rPr>
-                      <w:rFonts w:hint="eastAsia"/>
-                    </w:rPr>
                   </w:pPr>
                   <w:r>
                     <w:rPr>
@@ -6393,9 +6593,6 @@
                 <w:p>
                   <w:pPr>
                     <w:jc w:val="center"/>
-                    <w:rPr>
-                      <w:rFonts w:hint="eastAsia"/>
-                    </w:rPr>
                   </w:pPr>
                   <w:r>
                     <w:rPr>
@@ -6427,9 +6624,6 @@
                 <w:p>
                   <w:pPr>
                     <w:jc w:val="center"/>
-                    <w:rPr>
-                      <w:rFonts w:hint="eastAsia"/>
-                    </w:rPr>
                   </w:pPr>
                   <w:r>
                     <w:rPr>
@@ -6449,9 +6643,6 @@
                 <w:p>
                   <w:pPr>
                     <w:jc w:val="center"/>
-                    <w:rPr>
-                      <w:rFonts w:hint="eastAsia"/>
-                    </w:rPr>
                   </w:pPr>
                   <w:r>
                     <w:rPr>
@@ -6481,7 +6672,14 @@
                     <w:rPr>
                       <w:rFonts w:hint="eastAsia"/>
                     </w:rPr>
-                    <w:t xml:space="preserve"> "ISBN-OLD-0001"</w:t>
+                    <w:t xml:space="preserve"> "ISBN-OLD</w:t>
+                  </w:r>
+                  <w:proofErr w:type="gramStart"/>
+                  <w:r>
+                    <w:rPr>
+                      <w:rFonts w:hint="eastAsia"/>
+                    </w:rPr>
+                    <w:t>-0001"</w:t>
                   </w:r>
                   <w:r>
                     <w:rPr>
@@ -6489,6 +6687,7 @@
                     </w:rPr>
                     <w:t>）</w:t>
                   </w:r>
+                  <w:proofErr w:type="gramEnd"/>
                 </w:p>
               </w:tc>
             </w:tr>
@@ -6503,9 +6702,6 @@
                 <w:p>
                   <w:pPr>
                     <w:jc w:val="center"/>
-                    <w:rPr>
-                      <w:rFonts w:hint="eastAsia"/>
-                    </w:rPr>
                   </w:pPr>
                   <w:r>
                     <w:rPr>
@@ -6522,9 +6718,6 @@
                 <w:p>
                   <w:pPr>
                     <w:jc w:val="center"/>
-                    <w:rPr>
-                      <w:rFonts w:hint="eastAsia"/>
-                    </w:rPr>
                   </w:pPr>
                   <w:r>
                     <w:rPr>
@@ -6553,9 +6746,6 @@
                 <w:p>
                   <w:pPr>
                     <w:jc w:val="center"/>
-                    <w:rPr>
-                      <w:rFonts w:hint="eastAsia"/>
-                    </w:rPr>
                   </w:pPr>
                   <w:r>
                     <w:rPr>
@@ -6572,9 +6762,6 @@
                 <w:p>
                   <w:pPr>
                     <w:jc w:val="center"/>
-                    <w:rPr>
-                      <w:rFonts w:hint="eastAsia"/>
-                    </w:rPr>
                   </w:pPr>
                   <w:r>
                     <w:rPr>
@@ -6602,9 +6789,6 @@
                 <w:p>
                   <w:pPr>
                     <w:jc w:val="center"/>
-                    <w:rPr>
-                      <w:rFonts w:hint="eastAsia"/>
-                    </w:rPr>
                   </w:pPr>
                   <w:r>
                     <w:rPr>
@@ -6621,9 +6805,6 @@
                 <w:p>
                   <w:pPr>
                     <w:jc w:val="center"/>
-                    <w:rPr>
-                      <w:rFonts w:hint="eastAsia"/>
-                    </w:rPr>
                   </w:pPr>
                   <w:r>
                     <w:rPr>
@@ -6640,9 +6821,6 @@
                 <w:p>
                   <w:pPr>
                     <w:jc w:val="center"/>
-                    <w:rPr>
-                      <w:rFonts w:hint="eastAsia"/>
-                    </w:rPr>
                   </w:pPr>
                   <w:r>
                     <w:rPr>
@@ -6659,9 +6837,6 @@
                 <w:p>
                   <w:pPr>
                     <w:jc w:val="center"/>
-                    <w:rPr>
-                      <w:rFonts w:hint="eastAsia"/>
-                    </w:rPr>
                   </w:pPr>
                   <w:r>
                     <w:rPr>
@@ -6701,9 +6876,6 @@
                 <w:p>
                   <w:pPr>
                     <w:jc w:val="center"/>
-                    <w:rPr>
-                      <w:rFonts w:hint="eastAsia"/>
-                    </w:rPr>
                   </w:pPr>
                   <w:r>
                     <w:rPr>
@@ -6720,9 +6892,6 @@
                 <w:p>
                   <w:pPr>
                     <w:jc w:val="center"/>
-                    <w:rPr>
-                      <w:rFonts w:hint="eastAsia"/>
-                    </w:rPr>
                   </w:pPr>
                   <w:r>
                     <w:rPr>
@@ -6739,9 +6908,6 @@
                 <w:p>
                   <w:pPr>
                     <w:jc w:val="center"/>
-                    <w:rPr>
-                      <w:rFonts w:hint="eastAsia"/>
-                    </w:rPr>
                   </w:pPr>
                   <w:r>
                     <w:rPr>
@@ -6758,9 +6924,6 @@
                 <w:p>
                   <w:pPr>
                     <w:jc w:val="center"/>
-                    <w:rPr>
-                      <w:rFonts w:hint="eastAsia"/>
-                    </w:rPr>
                   </w:pPr>
                   <w:r>
                     <w:rPr>
@@ -6789,9 +6952,8 @@
               <w:rPr>
                 <w:noProof/>
               </w:rPr>
-              <w:lastRenderedPageBreak/>
               <w:pict w14:anchorId="5A232180">
-                <v:shape id="_x0000_i1035" type="#_x0000_t75" style="width:415.25pt;height:235.25pt;visibility:visible">
+                <v:shape id="_x0000_i1035" type="#_x0000_t75" style="width:415.5pt;height:235pt;visibility:visible">
                   <v:imagedata r:id="rId18" o:title=""/>
                 </v:shape>
               </w:pict>
@@ -6830,8 +6992,9 @@
               <w:rPr>
                 <w:noProof/>
               </w:rPr>
+              <w:lastRenderedPageBreak/>
               <w:pict w14:anchorId="10C905CB">
-                <v:shape id="_x0000_i1036" type="#_x0000_t75" style="width:415.25pt;height:93.05pt;visibility:visible">
+                <v:shape id="_x0000_i1036" type="#_x0000_t75" style="width:415pt;height:93pt;visibility:visible">
                   <v:imagedata r:id="rId19" o:title=""/>
                 </v:shape>
               </w:pict>
@@ -6871,7 +7034,7 @@
                 <w:noProof/>
               </w:rPr>
               <w:pict w14:anchorId="0AEFEB81">
-                <v:shape id="_x0000_i1037" type="#_x0000_t75" style="width:414.9pt;height:65.95pt;visibility:visible">
+                <v:shape id="_x0000_i1037" type="#_x0000_t75" style="width:415pt;height:66pt;visibility:visible">
                   <v:imagedata r:id="rId20" o:title=""/>
                 </v:shape>
               </w:pict>
@@ -6911,7 +7074,7 @@
                 <w:noProof/>
               </w:rPr>
               <w:pict w14:anchorId="312A7487">
-                <v:shape id="_x0000_i1038" type="#_x0000_t75" style="width:366.4pt;height:43.5pt;visibility:visible">
+                <v:shape id="_x0000_i1038" type="#_x0000_t75" style="width:366.5pt;height:43.5pt;visibility:visible">
                   <v:imagedata r:id="rId21" o:title=""/>
                 </v:shape>
               </w:pict>
@@ -6920,9 +7083,6 @@
           <w:p>
             <w:pPr>
               <w:jc w:val="center"/>
-              <w:rPr>
-                <w:rFonts w:hint="eastAsia"/>
-              </w:rPr>
             </w:pPr>
             <w:r>
               <w:rPr>
@@ -6966,7 +7126,6 @@
             <w:tblPr>
               <w:tblW w:w="0" w:type="auto"/>
               <w:jc w:val="center"/>
-              <w:tblInd w:w="0" w:type="dxa"/>
               <w:tblBorders>
                 <w:top w:val="single" w:sz="12" w:space="0" w:color="auto"/>
                 <w:bottom w:val="single" w:sz="12" w:space="0" w:color="auto"/>
@@ -6995,9 +7154,6 @@
                 <w:p>
                   <w:pPr>
                     <w:jc w:val="center"/>
-                    <w:rPr>
-                      <w:rFonts w:hint="eastAsia"/>
-                    </w:rPr>
                   </w:pPr>
                   <w:r>
                     <w:rPr>
@@ -7019,9 +7175,6 @@
                 <w:p>
                   <w:pPr>
                     <w:jc w:val="center"/>
-                    <w:rPr>
-                      <w:rFonts w:hint="eastAsia"/>
-                    </w:rPr>
                   </w:pPr>
                   <w:r>
                     <w:rPr>
@@ -7043,9 +7196,6 @@
                 <w:p>
                   <w:pPr>
                     <w:jc w:val="center"/>
-                    <w:rPr>
-                      <w:rFonts w:hint="eastAsia"/>
-                    </w:rPr>
                   </w:pPr>
                   <w:r>
                     <w:rPr>
@@ -7072,9 +7222,6 @@
                 <w:p>
                   <w:pPr>
                     <w:jc w:val="center"/>
-                    <w:rPr>
-                      <w:rFonts w:hint="eastAsia"/>
-                    </w:rPr>
                   </w:pPr>
                   <w:r>
                     <w:rPr>
@@ -7095,9 +7242,6 @@
                 <w:p>
                   <w:pPr>
                     <w:jc w:val="center"/>
-                    <w:rPr>
-                      <w:rFonts w:hint="eastAsia"/>
-                    </w:rPr>
                   </w:pPr>
                   <w:r>
                     <w:rPr>
@@ -7124,16 +7268,29 @@
                 <w:p>
                   <w:pPr>
                     <w:jc w:val="center"/>
-                    <w:rPr>
-                      <w:rFonts w:hint="eastAsia"/>
-                    </w:rPr>
-                  </w:pPr>
-                  <w:r>
-                    <w:rPr>
-                      <w:rFonts w:hint="eastAsia"/>
-                    </w:rPr>
-                    <w:t>updateOne + $inc</w:t>
-                  </w:r>
+                  </w:pPr>
+                  <w:proofErr w:type="spellStart"/>
+                  <w:r>
+                    <w:rPr>
+                      <w:rFonts w:hint="eastAsia"/>
+                    </w:rPr>
+                    <w:t>updateOne</w:t>
+                  </w:r>
+                  <w:proofErr w:type="spellEnd"/>
+                  <w:r>
+                    <w:rPr>
+                      <w:rFonts w:hint="eastAsia"/>
+                    </w:rPr>
+                    <w:t xml:space="preserve"> + $</w:t>
+                  </w:r>
+                  <w:proofErr w:type="spellStart"/>
+                  <w:r>
+                    <w:rPr>
+                      <w:rFonts w:hint="eastAsia"/>
+                    </w:rPr>
+                    <w:t>inc</w:t>
+                  </w:r>
+                  <w:proofErr w:type="spellEnd"/>
                 </w:p>
               </w:tc>
             </w:tr>
@@ -7150,15 +7307,11 @@
                 <w:p>
                   <w:pPr>
                     <w:jc w:val="center"/>
-                    <w:rPr>
-                      <w:rFonts w:hint="eastAsia"/>
-                    </w:rPr>
-                  </w:pPr>
-                  <w:r>
-                    <w:rPr>
-                      <w:rFonts w:hint="eastAsia"/>
-                    </w:rPr>
-                    <w:lastRenderedPageBreak/>
+                  </w:pPr>
+                  <w:r>
+                    <w:rPr>
+                      <w:rFonts w:hint="eastAsia"/>
+                    </w:rPr>
                     <w:t>U2</w:t>
                   </w:r>
                 </w:p>
@@ -7171,9 +7324,6 @@
                 <w:p>
                   <w:pPr>
                     <w:jc w:val="center"/>
-                    <w:rPr>
-                      <w:rFonts w:hint="eastAsia"/>
-                    </w:rPr>
                   </w:pPr>
                   <w:r>
                     <w:rPr>
@@ -7203,16 +7353,29 @@
                 <w:p>
                   <w:pPr>
                     <w:jc w:val="center"/>
-                    <w:rPr>
-                      <w:rFonts w:hint="eastAsia"/>
-                    </w:rPr>
-                  </w:pPr>
-                  <w:r>
-                    <w:rPr>
-                      <w:rFonts w:hint="eastAsia"/>
-                    </w:rPr>
-                    <w:t>updateMany + $mul</w:t>
-                  </w:r>
+                  </w:pPr>
+                  <w:proofErr w:type="spellStart"/>
+                  <w:r>
+                    <w:rPr>
+                      <w:rFonts w:hint="eastAsia"/>
+                    </w:rPr>
+                    <w:t>updateMany</w:t>
+                  </w:r>
+                  <w:proofErr w:type="spellEnd"/>
+                  <w:r>
+                    <w:rPr>
+                      <w:rFonts w:hint="eastAsia"/>
+                    </w:rPr>
+                    <w:t xml:space="preserve"> + $</w:t>
+                  </w:r>
+                  <w:proofErr w:type="spellStart"/>
+                  <w:r>
+                    <w:rPr>
+                      <w:rFonts w:hint="eastAsia"/>
+                    </w:rPr>
+                    <w:t>mul</w:t>
+                  </w:r>
+                  <w:proofErr w:type="spellEnd"/>
                 </w:p>
               </w:tc>
             </w:tr>
@@ -7229,9 +7392,6 @@
                 <w:p>
                   <w:pPr>
                     <w:jc w:val="center"/>
-                    <w:rPr>
-                      <w:rFonts w:hint="eastAsia"/>
-                    </w:rPr>
                   </w:pPr>
                   <w:r>
                     <w:rPr>
@@ -7249,9 +7409,6 @@
                 <w:p>
                   <w:pPr>
                     <w:jc w:val="center"/>
-                    <w:rPr>
-                      <w:rFonts w:hint="eastAsia"/>
-                    </w:rPr>
                   </w:pPr>
                   <w:r>
                     <w:rPr>
@@ -7269,16 +7426,21 @@
                 <w:p>
                   <w:pPr>
                     <w:jc w:val="center"/>
-                    <w:rPr>
-                      <w:rFonts w:hint="eastAsia"/>
-                    </w:rPr>
-                  </w:pPr>
-                  <w:r>
-                    <w:rPr>
-                      <w:rFonts w:hint="eastAsia"/>
-                    </w:rPr>
-                    <w:t>$currentDate</w:t>
-                  </w:r>
+                  </w:pPr>
+                  <w:r>
+                    <w:rPr>
+                      <w:rFonts w:hint="eastAsia"/>
+                    </w:rPr>
+                    <w:t>$</w:t>
+                  </w:r>
+                  <w:proofErr w:type="spellStart"/>
+                  <w:r>
+                    <w:rPr>
+                      <w:rFonts w:hint="eastAsia"/>
+                    </w:rPr>
+                    <w:t>currentDate</w:t>
+                  </w:r>
+                  <w:proofErr w:type="spellEnd"/>
                 </w:p>
               </w:tc>
             </w:tr>
@@ -7295,9 +7457,6 @@
                 <w:p>
                   <w:pPr>
                     <w:jc w:val="center"/>
-                    <w:rPr>
-                      <w:rFonts w:hint="eastAsia"/>
-                    </w:rPr>
                   </w:pPr>
                   <w:r>
                     <w:rPr>
@@ -7315,9 +7474,6 @@
                 <w:p>
                   <w:pPr>
                     <w:jc w:val="center"/>
-                    <w:rPr>
-                      <w:rFonts w:hint="eastAsia"/>
-                    </w:rPr>
                   </w:pPr>
                   <w:r>
                     <w:rPr>
@@ -7347,9 +7503,6 @@
                 <w:p>
                   <w:pPr>
                     <w:jc w:val="center"/>
-                    <w:rPr>
-                      <w:rFonts w:hint="eastAsia"/>
-                    </w:rPr>
                   </w:pPr>
                   <w:r>
                     <w:rPr>
@@ -7373,9 +7526,6 @@
                 <w:p>
                   <w:pPr>
                     <w:jc w:val="center"/>
-                    <w:rPr>
-                      <w:rFonts w:hint="eastAsia"/>
-                    </w:rPr>
                   </w:pPr>
                   <w:r>
                     <w:rPr>
@@ -7393,9 +7543,6 @@
                 <w:p>
                   <w:pPr>
                     <w:jc w:val="center"/>
-                    <w:rPr>
-                      <w:rFonts w:hint="eastAsia"/>
-                    </w:rPr>
                   </w:pPr>
                   <w:r>
                     <w:rPr>
@@ -7413,15 +7560,20 @@
                 <w:p>
                   <w:pPr>
                     <w:jc w:val="center"/>
-                    <w:rPr>
-                      <w:rFonts w:hint="eastAsia"/>
-                    </w:rPr>
-                  </w:pPr>
-                  <w:r>
-                    <w:rPr>
-                      <w:rFonts w:hint="eastAsia"/>
-                    </w:rPr>
-                    <w:t>deleteOne + $eq</w:t>
+                  </w:pPr>
+                  <w:proofErr w:type="spellStart"/>
+                  <w:r>
+                    <w:rPr>
+                      <w:rFonts w:hint="eastAsia"/>
+                    </w:rPr>
+                    <w:t>deleteOne</w:t>
+                  </w:r>
+                  <w:proofErr w:type="spellEnd"/>
+                  <w:r>
+                    <w:rPr>
+                      <w:rFonts w:hint="eastAsia"/>
+                    </w:rPr>
+                    <w:t xml:space="preserve"> + $eq</w:t>
                   </w:r>
                 </w:p>
               </w:tc>
@@ -7439,9 +7591,6 @@
                 <w:p>
                   <w:pPr>
                     <w:jc w:val="center"/>
-                    <w:rPr>
-                      <w:rFonts w:hint="eastAsia"/>
-                    </w:rPr>
                   </w:pPr>
                   <w:r>
                     <w:rPr>
@@ -7459,9 +7608,6 @@
                 <w:p>
                   <w:pPr>
                     <w:jc w:val="center"/>
-                    <w:rPr>
-                      <w:rFonts w:hint="eastAsia"/>
-                    </w:rPr>
                   </w:pPr>
                   <w:r>
                     <w:rPr>
@@ -7479,16 +7625,15 @@
                 <w:p>
                   <w:pPr>
                     <w:jc w:val="center"/>
-                    <w:rPr>
-                      <w:rFonts w:hint="eastAsia"/>
-                    </w:rPr>
-                  </w:pPr>
+                  </w:pPr>
+                  <w:proofErr w:type="spellStart"/>
                   <w:r>
                     <w:rPr>
                       <w:rFonts w:hint="eastAsia"/>
                     </w:rPr>
                     <w:t>deleteMany</w:t>
                   </w:r>
+                  <w:proofErr w:type="spellEnd"/>
                 </w:p>
               </w:tc>
             </w:tr>
@@ -7505,14 +7650,12 @@
                 <w:p>
                   <w:pPr>
                     <w:jc w:val="center"/>
-                    <w:rPr>
-                      <w:rFonts w:hint="eastAsia"/>
-                    </w:rPr>
-                  </w:pPr>
-                  <w:r>
-                    <w:rPr>
-                      <w:rFonts w:hint="eastAsia"/>
-                    </w:rPr>
+                  </w:pPr>
+                  <w:r>
+                    <w:rPr>
+                      <w:rFonts w:hint="eastAsia"/>
+                    </w:rPr>
+                    <w:lastRenderedPageBreak/>
                     <w:t>D3</w:t>
                   </w:r>
                 </w:p>
@@ -7525,9 +7668,6 @@
                 <w:p>
                   <w:pPr>
                     <w:jc w:val="center"/>
-                    <w:rPr>
-                      <w:rFonts w:hint="eastAsia"/>
-                    </w:rPr>
                   </w:pPr>
                   <w:r>
                     <w:rPr>
@@ -7557,16 +7697,15 @@
                 <w:p>
                   <w:pPr>
                     <w:jc w:val="center"/>
-                    <w:rPr>
-                      <w:rFonts w:hint="eastAsia"/>
-                    </w:rPr>
-                  </w:pPr>
+                  </w:pPr>
+                  <w:proofErr w:type="spellStart"/>
                   <w:r>
                     <w:rPr>
                       <w:rFonts w:hint="eastAsia"/>
                     </w:rPr>
                     <w:t>replaceOne</w:t>
                   </w:r>
+                  <w:proofErr w:type="spellEnd"/>
                 </w:p>
               </w:tc>
             </w:tr>
@@ -7583,7 +7722,7 @@
                 <w:noProof/>
               </w:rPr>
               <w:pict w14:anchorId="44C52F84">
-                <v:shape id="_x0000_i1039" type="#_x0000_t75" style="width:422.75pt;height:124.4pt;visibility:visible">
+                <v:shape id="_x0000_i1039" type="#_x0000_t75" style="width:423pt;height:124.5pt;visibility:visible">
                   <v:imagedata r:id="rId22" o:title=""/>
                 </v:shape>
               </w:pict>
@@ -7621,7 +7760,7 @@
                 <w:noProof/>
               </w:rPr>
               <w:pict w14:anchorId="5BBCB7F0">
-                <v:shape id="_x0000_i1040" type="#_x0000_t75" style="width:415.6pt;height:152.55pt;visibility:visible">
+                <v:shape id="_x0000_i1040" type="#_x0000_t75" style="width:415.5pt;height:152.5pt;visibility:visible">
                   <v:imagedata r:id="rId23" o:title=""/>
                 </v:shape>
               </w:pict>
@@ -7631,7 +7770,6 @@
             <w:pPr>
               <w:jc w:val="center"/>
               <w:rPr>
-                <w:rFonts w:hint="eastAsia"/>
                 <w:noProof/>
               </w:rPr>
             </w:pPr>
@@ -7665,9 +7803,8 @@
               <w:rPr>
                 <w:noProof/>
               </w:rPr>
-              <w:lastRenderedPageBreak/>
               <w:pict w14:anchorId="71E95BFC">
-                <v:shape id="_x0000_i1041" type="#_x0000_t75" style="width:414.9pt;height:152.2pt;visibility:visible">
+                <v:shape id="_x0000_i1041" type="#_x0000_t75" style="width:415pt;height:152pt;visibility:visible">
                   <v:imagedata r:id="rId24" o:title=""/>
                 </v:shape>
               </w:pict>
@@ -7677,7 +7814,6 @@
             <w:pPr>
               <w:jc w:val="center"/>
               <w:rPr>
-                <w:rFonts w:hint="eastAsia"/>
                 <w:noProof/>
               </w:rPr>
             </w:pPr>
@@ -7712,7 +7848,7 @@
                 <w:noProof/>
               </w:rPr>
               <w:pict w14:anchorId="207ABEAC">
-                <v:shape id="_x0000_i1042" type="#_x0000_t75" style="width:415.6pt;height:119.4pt;visibility:visible">
+                <v:shape id="_x0000_i1042" type="#_x0000_t75" style="width:415.5pt;height:119.5pt;visibility:visible">
                   <v:imagedata r:id="rId25" o:title=""/>
                 </v:shape>
               </w:pict>
@@ -7722,7 +7858,6 @@
             <w:pPr>
               <w:jc w:val="center"/>
               <w:rPr>
-                <w:rFonts w:hint="eastAsia"/>
                 <w:noProof/>
               </w:rPr>
             </w:pPr>
@@ -7730,6 +7865,7 @@
               <w:rPr>
                 <w:rFonts w:hint="eastAsia"/>
               </w:rPr>
+              <w:lastRenderedPageBreak/>
               <w:t>图</w:t>
             </w:r>
             <w:r>
@@ -7757,7 +7893,7 @@
                 <w:noProof/>
               </w:rPr>
               <w:pict w14:anchorId="1FF18429">
-                <v:shape id="_x0000_i1043" type="#_x0000_t75" style="width:415.25pt;height:24.95pt;visibility:visible">
+                <v:shape id="_x0000_i1043" type="#_x0000_t75" style="width:415.5pt;height:25pt;visibility:visible">
                   <v:imagedata r:id="rId26" o:title=""/>
                 </v:shape>
               </w:pict>
@@ -7767,7 +7903,6 @@
             <w:pPr>
               <w:jc w:val="center"/>
               <w:rPr>
-                <w:rFonts w:hint="eastAsia"/>
                 <w:noProof/>
               </w:rPr>
             </w:pPr>
@@ -7801,9 +7936,8 @@
               <w:rPr>
                 <w:noProof/>
               </w:rPr>
-              <w:lastRenderedPageBreak/>
               <w:pict w14:anchorId="0F67CACD">
-                <v:shape id="_x0000_i1044" type="#_x0000_t75" style="width:415.6pt;height:430.2pt;visibility:visible">
+                <v:shape id="_x0000_i1044" type="#_x0000_t75" style="width:415.5pt;height:430.5pt;visibility:visible">
                   <v:imagedata r:id="rId27" o:title=""/>
                 </v:shape>
               </w:pict>
@@ -7821,7 +7955,7 @@
                 <w:noProof/>
               </w:rPr>
               <w:pict w14:anchorId="1BDBCCE7">
-                <v:shape id="_x0000_i1045" type="#_x0000_t75" style="width:415.6pt;height:41.35pt;visibility:visible">
+                <v:shape id="_x0000_i1045" type="#_x0000_t75" style="width:415.5pt;height:41.5pt;visibility:visible">
                   <v:imagedata r:id="rId28" o:title=""/>
                 </v:shape>
               </w:pict>
@@ -7862,7 +7996,7 @@
               </w:rPr>
               <w:lastRenderedPageBreak/>
               <w:pict w14:anchorId="5A5076C2">
-                <v:shape id="_x0000_i1046" type="#_x0000_t75" style="width:415.25pt;height:537.85pt;visibility:visible">
+                <v:shape id="_x0000_i1046" type="#_x0000_t75" style="width:415.5pt;height:538pt;visibility:visible">
                   <v:imagedata r:id="rId29" o:title=""/>
                 </v:shape>
               </w:pict>
@@ -7872,7 +8006,6 @@
             <w:pPr>
               <w:jc w:val="center"/>
               <w:rPr>
-                <w:rFonts w:hint="eastAsia"/>
                 <w:noProof/>
               </w:rPr>
             </w:pPr>
@@ -7911,9 +8044,6 @@
           <w:p>
             <w:pPr>
               <w:pStyle w:val="af0"/>
-              <w:rPr>
-                <w:rFonts w:hint="eastAsia"/>
-              </w:rPr>
             </w:pPr>
             <w:r>
               <w:rPr>
@@ -7935,7 +8065,6 @@
             <w:tblPr>
               <w:tblW w:w="0" w:type="auto"/>
               <w:jc w:val="center"/>
-              <w:tblInd w:w="0" w:type="dxa"/>
               <w:tblBorders>
                 <w:top w:val="single" w:sz="12" w:space="0" w:color="auto"/>
                 <w:bottom w:val="single" w:sz="12" w:space="0" w:color="auto"/>
@@ -7943,10 +8072,10 @@
               <w:tblLook w:val="04A0" w:firstRow="1" w:lastRow="0" w:firstColumn="1" w:lastColumn="0" w:noHBand="0" w:noVBand="1"/>
             </w:tblPr>
             <w:tblGrid>
-              <w:gridCol w:w="2282"/>
+              <w:gridCol w:w="2284"/>
               <w:gridCol w:w="2284"/>
               <w:gridCol w:w="2327"/>
-              <w:gridCol w:w="2284"/>
+              <w:gridCol w:w="2285"/>
             </w:tblGrid>
             <w:tr>
               <w:trPr>
@@ -7964,9 +8093,6 @@
                 <w:p>
                   <w:pPr>
                     <w:jc w:val="center"/>
-                    <w:rPr>
-                      <w:rFonts w:hint="eastAsia"/>
-                    </w:rPr>
                   </w:pPr>
                   <w:r>
                     <w:rPr>
@@ -7988,9 +8114,6 @@
                 <w:p>
                   <w:pPr>
                     <w:jc w:val="center"/>
-                    <w:rPr>
-                      <w:rFonts w:hint="eastAsia"/>
-                    </w:rPr>
                   </w:pPr>
                   <w:r>
                     <w:rPr>
@@ -8012,9 +8135,6 @@
                 <w:p>
                   <w:pPr>
                     <w:jc w:val="center"/>
-                    <w:rPr>
-                      <w:rFonts w:hint="eastAsia"/>
-                    </w:rPr>
                   </w:pPr>
                   <w:r>
                     <w:rPr>
@@ -8036,9 +8156,6 @@
                 <w:p>
                   <w:pPr>
                     <w:jc w:val="center"/>
-                    <w:rPr>
-                      <w:rFonts w:hint="eastAsia"/>
-                    </w:rPr>
                   </w:pPr>
                   <w:r>
                     <w:rPr>
@@ -8064,9 +8181,6 @@
                 <w:p>
                   <w:pPr>
                     <w:jc w:val="center"/>
-                    <w:rPr>
-                      <w:rFonts w:hint="eastAsia"/>
-                    </w:rPr>
                   </w:pPr>
                   <w:r>
                     <w:rPr>
@@ -8088,9 +8202,6 @@
                 <w:p>
                   <w:pPr>
                     <w:jc w:val="center"/>
-                    <w:rPr>
-                      <w:rFonts w:hint="eastAsia"/>
-                    </w:rPr>
                   </w:pPr>
                   <w:r>
                     <w:rPr>
@@ -8111,9 +8222,6 @@
                 <w:p>
                   <w:pPr>
                     <w:jc w:val="center"/>
-                    <w:rPr>
-                      <w:rFonts w:hint="eastAsia"/>
-                    </w:rPr>
                   </w:pPr>
                   <w:r>
                     <w:rPr>
@@ -8146,9 +8254,6 @@
                 <w:p>
                   <w:pPr>
                     <w:jc w:val="center"/>
-                    <w:rPr>
-                      <w:rFonts w:hint="eastAsia"/>
-                    </w:rPr>
                   </w:pPr>
                   <w:r>
                     <w:rPr>
@@ -8189,9 +8294,6 @@
                 <w:p>
                   <w:pPr>
                     <w:jc w:val="center"/>
-                    <w:rPr>
-                      <w:rFonts w:hint="eastAsia"/>
-                    </w:rPr>
                   </w:pPr>
                   <w:r>
                     <w:rPr>
@@ -8209,9 +8311,6 @@
                 <w:p>
                   <w:pPr>
                     <w:jc w:val="center"/>
-                    <w:rPr>
-                      <w:rFonts w:hint="eastAsia"/>
-                    </w:rPr>
                   </w:pPr>
                   <w:r>
                     <w:rPr>
@@ -8241,16 +8340,21 @@
                 <w:p>
                   <w:pPr>
                     <w:jc w:val="center"/>
-                    <w:rPr>
-                      <w:rFonts w:hint="eastAsia"/>
-                    </w:rPr>
-                  </w:pPr>
-                  <w:r>
-                    <w:rPr>
-                      <w:rFonts w:hint="eastAsia"/>
-                    </w:rPr>
-                    <w:t>$group + $topN</w:t>
-                  </w:r>
+                  </w:pPr>
+                  <w:r>
+                    <w:rPr>
+                      <w:rFonts w:hint="eastAsia"/>
+                    </w:rPr>
+                    <w:t>$group + $</w:t>
+                  </w:r>
+                  <w:proofErr w:type="spellStart"/>
+                  <w:r>
+                    <w:rPr>
+                      <w:rFonts w:hint="eastAsia"/>
+                    </w:rPr>
+                    <w:t>topN</w:t>
+                  </w:r>
+                  <w:proofErr w:type="spellEnd"/>
                 </w:p>
               </w:tc>
               <w:tc>
@@ -8261,9 +8365,6 @@
                 <w:p>
                   <w:pPr>
                     <w:jc w:val="center"/>
-                    <w:rPr>
-                      <w:rFonts w:hint="eastAsia"/>
-                    </w:rPr>
                   </w:pPr>
                   <w:r>
                     <w:rPr>
@@ -8298,9 +8399,6 @@
                 <w:p>
                   <w:pPr>
                     <w:jc w:val="center"/>
-                    <w:rPr>
-                      <w:rFonts w:hint="eastAsia"/>
-                    </w:rPr>
                   </w:pPr>
                   <w:r>
                     <w:rPr>
@@ -8318,9 +8416,6 @@
                 <w:p>
                   <w:pPr>
                     <w:jc w:val="center"/>
-                    <w:rPr>
-                      <w:rFonts w:hint="eastAsia"/>
-                    </w:rPr>
                   </w:pPr>
                   <w:r>
                     <w:rPr>
@@ -8338,16 +8433,21 @@
                 <w:p>
                   <w:pPr>
                     <w:jc w:val="center"/>
-                    <w:rPr>
-                      <w:rFonts w:hint="eastAsia"/>
-                    </w:rPr>
-                  </w:pPr>
-                  <w:r>
-                    <w:rPr>
-                      <w:rFonts w:hint="eastAsia"/>
-                    </w:rPr>
-                    <w:t>$sortByCount</w:t>
-                  </w:r>
+                  </w:pPr>
+                  <w:r>
+                    <w:rPr>
+                      <w:rFonts w:hint="eastAsia"/>
+                    </w:rPr>
+                    <w:t>$</w:t>
+                  </w:r>
+                  <w:proofErr w:type="spellStart"/>
+                  <w:r>
+                    <w:rPr>
+                      <w:rFonts w:hint="eastAsia"/>
+                    </w:rPr>
+                    <w:t>sortByCount</w:t>
+                  </w:r>
+                  <w:proofErr w:type="spellEnd"/>
                 </w:p>
               </w:tc>
               <w:tc>
@@ -8358,9 +8458,6 @@
                 <w:p>
                   <w:pPr>
                     <w:jc w:val="center"/>
-                    <w:rPr>
-                      <w:rFonts w:hint="eastAsia"/>
-                    </w:rPr>
                   </w:pPr>
                   <w:r>
                     <w:rPr>
@@ -8395,9 +8492,6 @@
                 <w:p>
                   <w:pPr>
                     <w:jc w:val="center"/>
-                    <w:rPr>
-                      <w:rFonts w:hint="eastAsia"/>
-                    </w:rPr>
                   </w:pPr>
                   <w:r>
                     <w:rPr>
@@ -8415,9 +8509,6 @@
                 <w:p>
                   <w:pPr>
                     <w:jc w:val="center"/>
-                    <w:rPr>
-                      <w:rFonts w:hint="eastAsia"/>
-                    </w:rPr>
                   </w:pPr>
                   <w:r>
                     <w:rPr>
@@ -8447,9 +8538,6 @@
                 <w:p>
                   <w:pPr>
                     <w:jc w:val="center"/>
-                    <w:rPr>
-                      <w:rFonts w:hint="eastAsia"/>
-                    </w:rPr>
                   </w:pPr>
                   <w:r>
                     <w:rPr>
@@ -8467,9 +8555,6 @@
                 <w:p>
                   <w:pPr>
                     <w:jc w:val="center"/>
-                    <w:rPr>
-                      <w:rFonts w:hint="eastAsia"/>
-                    </w:rPr>
                   </w:pPr>
                   <w:r>
                     <w:rPr>
@@ -8504,9 +8589,6 @@
                 <w:p>
                   <w:pPr>
                     <w:jc w:val="center"/>
-                    <w:rPr>
-                      <w:rFonts w:hint="eastAsia"/>
-                    </w:rPr>
                   </w:pPr>
                   <w:r>
                     <w:rPr>
@@ -8524,9 +8606,6 @@
                 <w:p>
                   <w:pPr>
                     <w:jc w:val="center"/>
-                    <w:rPr>
-                      <w:rFonts w:hint="eastAsia"/>
-                    </w:rPr>
                   </w:pPr>
                   <w:r>
                     <w:rPr>
@@ -8568,9 +8647,6 @@
                 <w:p>
                   <w:pPr>
                     <w:jc w:val="center"/>
-                    <w:rPr>
-                      <w:rFonts w:hint="eastAsia"/>
-                    </w:rPr>
                   </w:pPr>
                   <w:r>
                     <w:rPr>
@@ -8588,9 +8664,6 @@
                 <w:p>
                   <w:pPr>
                     <w:jc w:val="center"/>
-                    <w:rPr>
-                      <w:rFonts w:hint="eastAsia"/>
-                    </w:rPr>
                   </w:pPr>
                   <w:r>
                     <w:rPr>
@@ -8625,9 +8698,6 @@
                 <w:p>
                   <w:pPr>
                     <w:jc w:val="center"/>
-                    <w:rPr>
-                      <w:rFonts w:hint="eastAsia"/>
-                    </w:rPr>
                   </w:pPr>
                   <w:r>
                     <w:rPr>
@@ -8645,9 +8715,6 @@
                 <w:p>
                   <w:pPr>
                     <w:jc w:val="center"/>
-                    <w:rPr>
-                      <w:rFonts w:hint="eastAsia"/>
-                    </w:rPr>
                   </w:pPr>
                   <w:r>
                     <w:rPr>
@@ -8655,6 +8722,7 @@
                     </w:rPr>
                     <w:t>按借阅年份分组统计借阅量，格式化为</w:t>
                   </w:r>
+                  <w:proofErr w:type="gramStart"/>
                   <w:r>
                     <w:rPr>
                       <w:rFonts w:hint="eastAsia"/>
@@ -8673,6 +8741,7 @@
                     </w:rPr>
                     <w:t>"</w:t>
                   </w:r>
+                  <w:proofErr w:type="gramEnd"/>
                   <w:r>
                     <w:rPr>
                       <w:rFonts w:hint="eastAsia"/>
@@ -8689,16 +8758,21 @@
                 <w:p>
                   <w:pPr>
                     <w:jc w:val="center"/>
-                    <w:rPr>
-                      <w:rFonts w:hint="eastAsia"/>
-                    </w:rPr>
-                  </w:pPr>
-                  <w:r>
-                    <w:rPr>
-                      <w:rFonts w:hint="eastAsia"/>
-                    </w:rPr>
-                    <w:t>$year + $dateToString</w:t>
-                  </w:r>
+                  </w:pPr>
+                  <w:r>
+                    <w:rPr>
+                      <w:rFonts w:hint="eastAsia"/>
+                    </w:rPr>
+                    <w:t>$year + $</w:t>
+                  </w:r>
+                  <w:proofErr w:type="spellStart"/>
+                  <w:r>
+                    <w:rPr>
+                      <w:rFonts w:hint="eastAsia"/>
+                    </w:rPr>
+                    <w:t>dateToString</w:t>
+                  </w:r>
+                  <w:proofErr w:type="spellEnd"/>
                 </w:p>
               </w:tc>
               <w:tc>
@@ -8709,9 +8783,6 @@
                 <w:p>
                   <w:pPr>
                     <w:jc w:val="center"/>
-                    <w:rPr>
-                      <w:rFonts w:hint="eastAsia"/>
-                    </w:rPr>
                   </w:pPr>
                   <w:r>
                     <w:rPr>
@@ -8746,9 +8817,6 @@
                 <w:p>
                   <w:pPr>
                     <w:jc w:val="center"/>
-                    <w:rPr>
-                      <w:rFonts w:hint="eastAsia"/>
-                    </w:rPr>
                   </w:pPr>
                   <w:r>
                     <w:rPr>
@@ -8766,9 +8834,6 @@
                 <w:p>
                   <w:pPr>
                     <w:jc w:val="center"/>
-                    <w:rPr>
-                      <w:rFonts w:hint="eastAsia"/>
-                    </w:rPr>
                   </w:pPr>
                   <w:r>
                     <w:rPr>
@@ -8798,9 +8863,6 @@
                 <w:p>
                   <w:pPr>
                     <w:jc w:val="center"/>
-                    <w:rPr>
-                      <w:rFonts w:hint="eastAsia"/>
-                    </w:rPr>
                   </w:pPr>
                   <w:r>
                     <w:rPr>
@@ -8818,9 +8880,6 @@
                 <w:p>
                   <w:pPr>
                     <w:jc w:val="center"/>
-                    <w:rPr>
-                      <w:rFonts w:hint="eastAsia"/>
-                    </w:rPr>
                   </w:pPr>
                   <w:r>
                     <w:rPr>
@@ -8855,9 +8914,6 @@
                 <w:p>
                   <w:pPr>
                     <w:jc w:val="center"/>
-                    <w:rPr>
-                      <w:rFonts w:hint="eastAsia"/>
-                    </w:rPr>
                   </w:pPr>
                   <w:r>
                     <w:rPr>
@@ -8875,9 +8931,6 @@
                 <w:p>
                   <w:pPr>
                     <w:jc w:val="center"/>
-                    <w:rPr>
-                      <w:rFonts w:hint="eastAsia"/>
-                    </w:rPr>
                   </w:pPr>
                   <w:r>
                     <w:rPr>
@@ -8895,9 +8948,6 @@
                 <w:p>
                   <w:pPr>
                     <w:jc w:val="center"/>
-                    <w:rPr>
-                      <w:rFonts w:hint="eastAsia"/>
-                    </w:rPr>
                   </w:pPr>
                   <w:r>
                     <w:rPr>
@@ -8915,8 +8965,16 @@
                     <w:rPr>
                       <w:rFonts w:hint="eastAsia"/>
                     </w:rPr>
-                    <w:t xml:space="preserve"> $unionWith</w:t>
-                  </w:r>
+                    <w:t xml:space="preserve"> $</w:t>
+                  </w:r>
+                  <w:proofErr w:type="spellStart"/>
+                  <w:r>
+                    <w:rPr>
+                      <w:rFonts w:hint="eastAsia"/>
+                    </w:rPr>
+                    <w:t>unionWith</w:t>
+                  </w:r>
+                  <w:proofErr w:type="spellEnd"/>
                 </w:p>
               </w:tc>
               <w:tc>
@@ -8927,9 +8985,6 @@
                 <w:p>
                   <w:pPr>
                     <w:jc w:val="center"/>
-                    <w:rPr>
-                      <w:rFonts w:hint="eastAsia"/>
-                    </w:rPr>
                   </w:pPr>
                   <w:r>
                     <w:rPr>
@@ -8964,9 +9019,6 @@
                 <w:p>
                   <w:pPr>
                     <w:jc w:val="center"/>
-                    <w:rPr>
-                      <w:rFonts w:hint="eastAsia"/>
-                    </w:rPr>
                   </w:pPr>
                   <w:r>
                     <w:rPr>
@@ -8984,9 +9036,6 @@
                 <w:p>
                   <w:pPr>
                     <w:jc w:val="center"/>
-                    <w:rPr>
-                      <w:rFonts w:hint="eastAsia"/>
-                    </w:rPr>
                   </w:pPr>
                   <w:r>
                     <w:rPr>
@@ -9010,7 +9059,21 @@
                     <w:rPr>
                       <w:rFonts w:hint="eastAsia"/>
                     </w:rPr>
-                    <w:t xml:space="preserve"> category_stats </w:t>
+                    <w:t xml:space="preserve"> </w:t>
+                  </w:r>
+                  <w:proofErr w:type="spellStart"/>
+                  <w:r>
+                    <w:rPr>
+                      <w:rFonts w:hint="eastAsia"/>
+                    </w:rPr>
+                    <w:t>category_stats</w:t>
+                  </w:r>
+                  <w:proofErr w:type="spellEnd"/>
+                  <w:r>
+                    <w:rPr>
+                      <w:rFonts w:hint="eastAsia"/>
+                    </w:rPr>
+                    <w:t xml:space="preserve"> </w:t>
                   </w:r>
                   <w:r>
                     <w:rPr>
@@ -9028,9 +9091,6 @@
                 <w:p>
                   <w:pPr>
                     <w:jc w:val="center"/>
-                    <w:rPr>
-                      <w:rFonts w:hint="eastAsia"/>
-                    </w:rPr>
                   </w:pPr>
                   <w:r>
                     <w:rPr>
@@ -9048,9 +9108,6 @@
                 <w:p>
                   <w:pPr>
                     <w:jc w:val="center"/>
-                    <w:rPr>
-                      <w:rFonts w:hint="eastAsia"/>
-                    </w:rPr>
                   </w:pPr>
                   <w:r>
                     <w:rPr>
@@ -9087,7 +9144,7 @@
               </w:rPr>
               <w:lastRenderedPageBreak/>
               <w:pict w14:anchorId="5BE8DD32">
-                <v:shape id="_x0000_i1047" type="#_x0000_t75" style="width:415.25pt;height:123.35pt;visibility:visible">
+                <v:shape id="_x0000_i1047" type="#_x0000_t75" style="width:415.5pt;height:123.5pt;visibility:visible">
                   <v:imagedata r:id="rId30" o:title=""/>
                 </v:shape>
               </w:pict>
@@ -9127,7 +9184,7 @@
                 <w:noProof/>
               </w:rPr>
               <w:pict w14:anchorId="0F7AB683">
-                <v:shape id="_x0000_i1048" type="#_x0000_t75" style="width:415.6pt;height:143.65pt;visibility:visible">
+                <v:shape id="_x0000_i1048" type="#_x0000_t75" style="width:415.5pt;height:143.5pt;visibility:visible">
                   <v:imagedata r:id="rId31" o:title=""/>
                 </v:shape>
               </w:pict>
@@ -9167,7 +9224,7 @@
                 <w:noProof/>
               </w:rPr>
               <w:pict w14:anchorId="71B86FEA">
-                <v:shape id="_x0000_i1049" type="#_x0000_t75" style="width:415.6pt;height:23.15pt;visibility:visible">
+                <v:shape id="_x0000_i1049" type="#_x0000_t75" style="width:415.5pt;height:23pt;visibility:visible">
                   <v:imagedata r:id="rId32" o:title=""/>
                 </v:shape>
               </w:pict>
@@ -9202,7 +9259,7 @@
                 <w:noProof/>
               </w:rPr>
               <w:pict w14:anchorId="4BAA6A47">
-                <v:shape id="_x0000_i1050" type="#_x0000_t75" style="width:415.25pt;height:104.45pt;visibility:visible">
+                <v:shape id="_x0000_i1050" type="#_x0000_t75" style="width:415pt;height:104.5pt;visibility:visible">
                   <v:imagedata r:id="rId33" o:title=""/>
                 </v:shape>
               </w:pict>
@@ -9238,7 +9295,7 @@
               </w:rPr>
               <w:lastRenderedPageBreak/>
               <w:pict w14:anchorId="63BC12D0">
-                <v:shape id="_x0000_i1051" type="#_x0000_t75" style="width:415.25pt;height:306.55pt;visibility:visible">
+                <v:shape id="_x0000_i1051" type="#_x0000_t75" style="width:415.5pt;height:306.5pt;visibility:visible">
                   <v:imagedata r:id="rId34" o:title=""/>
                 </v:shape>
               </w:pict>
@@ -9264,16 +9321,13 @@
           <w:p>
             <w:pPr>
               <w:jc w:val="center"/>
-              <w:rPr>
-                <w:rFonts w:hint="eastAsia"/>
-              </w:rPr>
             </w:pPr>
             <w:r>
               <w:rPr>
                 <w:noProof/>
               </w:rPr>
               <w:pict w14:anchorId="412A9A6B">
-                <v:shape id="_x0000_i1052" type="#_x0000_t75" style="width:415.25pt;height:111.9pt;visibility:visible">
+                <v:shape id="_x0000_i1052" type="#_x0000_t75" style="width:415pt;height:112pt;visibility:visible">
                   <v:imagedata r:id="rId35" o:title=""/>
                 </v:shape>
               </w:pict>
@@ -9313,7 +9367,7 @@
                 <w:noProof/>
               </w:rPr>
               <w:pict w14:anchorId="1A72C115">
-                <v:shape id="_x0000_i1053" type="#_x0000_t75" style="width:415.6pt;height:137.6pt;visibility:visible">
+                <v:shape id="_x0000_i1053" type="#_x0000_t75" style="width:415.5pt;height:137.5pt;visibility:visible">
                   <v:imagedata r:id="rId36" o:title=""/>
                 </v:shape>
               </w:pict>
@@ -9354,7 +9408,7 @@
               </w:rPr>
               <w:lastRenderedPageBreak/>
               <w:pict w14:anchorId="3F65FDAC">
-                <v:shape id="_x0000_i1054" type="#_x0000_t75" style="width:415.25pt;height:175pt;visibility:visible">
+                <v:shape id="_x0000_i1054" type="#_x0000_t75" style="width:415.5pt;height:175pt;visibility:visible">
                   <v:imagedata r:id="rId37" o:title=""/>
                 </v:shape>
               </w:pict>
@@ -9394,7 +9448,7 @@
                 <w:noProof/>
               </w:rPr>
               <w:pict w14:anchorId="46C18E6B">
-                <v:shape id="_x0000_i1055" type="#_x0000_t75" style="width:415.25pt;height:85.55pt;visibility:visible">
+                <v:shape id="_x0000_i1055" type="#_x0000_t75" style="width:415.5pt;height:85.5pt;visibility:visible">
                   <v:imagedata r:id="rId38" o:title=""/>
                 </v:shape>
               </w:pict>
@@ -9404,7 +9458,6 @@
             <w:pPr>
               <w:jc w:val="center"/>
               <w:rPr>
-                <w:rFonts w:hint="eastAsia"/>
                 <w:noProof/>
               </w:rPr>
             </w:pPr>
@@ -9447,7 +9500,6 @@
             <w:tblPr>
               <w:tblW w:w="0" w:type="auto"/>
               <w:jc w:val="center"/>
-              <w:tblInd w:w="0" w:type="dxa"/>
               <w:tblBorders>
                 <w:top w:val="single" w:sz="12" w:space="0" w:color="auto"/>
                 <w:bottom w:val="single" w:sz="12" w:space="0" w:color="auto"/>
@@ -9477,7 +9529,6 @@
                     <w:pStyle w:val="af0"/>
                     <w:jc w:val="center"/>
                     <w:rPr>
-                      <w:rFonts w:hint="eastAsia"/>
                       <w:b w:val="0"/>
                       <w:bCs/>
                       <w:sz w:val="24"/>
@@ -9510,7 +9561,6 @@
                     <w:pStyle w:val="af0"/>
                     <w:jc w:val="center"/>
                     <w:rPr>
-                      <w:rFonts w:hint="eastAsia"/>
                       <w:b w:val="0"/>
                       <w:bCs/>
                       <w:sz w:val="24"/>
@@ -9543,7 +9593,6 @@
                     <w:pStyle w:val="af0"/>
                     <w:jc w:val="center"/>
                     <w:rPr>
-                      <w:rFonts w:hint="eastAsia"/>
                       <w:b w:val="0"/>
                       <w:bCs/>
                       <w:sz w:val="24"/>
@@ -9580,7 +9629,6 @@
                     <w:pStyle w:val="af0"/>
                     <w:jc w:val="center"/>
                     <w:rPr>
-                      <w:rFonts w:hint="eastAsia"/>
                       <w:b w:val="0"/>
                       <w:bCs/>
                       <w:sz w:val="24"/>
@@ -9610,7 +9658,6 @@
                     <w:pStyle w:val="af0"/>
                     <w:jc w:val="center"/>
                     <w:rPr>
-                      <w:rFonts w:hint="eastAsia"/>
                       <w:b w:val="0"/>
                       <w:bCs/>
                       <w:sz w:val="24"/>
@@ -9632,7 +9679,27 @@
                       <w:bCs/>
                       <w:sz w:val="24"/>
                     </w:rPr>
-                    <w:t xml:space="preserve"> books.isbn </w:t>
+                    <w:t xml:space="preserve"> </w:t>
+                  </w:r>
+                  <w:proofErr w:type="spellStart"/>
+                  <w:r>
+                    <w:rPr>
+                      <w:rFonts w:hint="eastAsia"/>
+                      <w:b w:val="0"/>
+                      <w:bCs/>
+                      <w:sz w:val="24"/>
+                    </w:rPr>
+                    <w:t>books.isbn</w:t>
+                  </w:r>
+                  <w:proofErr w:type="spellEnd"/>
+                  <w:r>
+                    <w:rPr>
+                      <w:rFonts w:hint="eastAsia"/>
+                      <w:b w:val="0"/>
+                      <w:bCs/>
+                      <w:sz w:val="24"/>
+                    </w:rPr>
+                    <w:t xml:space="preserve"> </w:t>
                   </w:r>
                   <w:r>
                     <w:rPr>
@@ -9676,7 +9743,6 @@
                     <w:pStyle w:val="af0"/>
                     <w:jc w:val="center"/>
                     <w:rPr>
-                      <w:rFonts w:hint="eastAsia"/>
                       <w:b w:val="0"/>
                       <w:bCs/>
                       <w:sz w:val="24"/>
@@ -9708,7 +9774,6 @@
                     <w:pStyle w:val="af0"/>
                     <w:jc w:val="center"/>
                     <w:rPr>
-                      <w:rFonts w:hint="eastAsia"/>
                       <w:b w:val="0"/>
                       <w:bCs/>
                       <w:sz w:val="24"/>
@@ -9735,7 +9800,6 @@
                     <w:pStyle w:val="af0"/>
                     <w:jc w:val="center"/>
                     <w:rPr>
-                      <w:rFonts w:hint="eastAsia"/>
                       <w:b w:val="0"/>
                       <w:bCs/>
                       <w:sz w:val="24"/>
@@ -9757,8 +9821,9 @@
                       <w:bCs/>
                       <w:sz w:val="24"/>
                     </w:rPr>
-                    <w:t xml:space="preserve"> books.title </w:t>
-                  </w:r>
+                    <w:t xml:space="preserve"> </w:t>
+                  </w:r>
+                  <w:proofErr w:type="spellStart"/>
                   <w:r>
                     <w:rPr>
                       <w:rFonts w:hint="eastAsia"/>
@@ -9766,6 +9831,25 @@
                       <w:bCs/>
                       <w:sz w:val="24"/>
                     </w:rPr>
+                    <w:t>books.title</w:t>
+                  </w:r>
+                  <w:proofErr w:type="spellEnd"/>
+                  <w:r>
+                    <w:rPr>
+                      <w:rFonts w:hint="eastAsia"/>
+                      <w:b w:val="0"/>
+                      <w:bCs/>
+                      <w:sz w:val="24"/>
+                    </w:rPr>
+                    <w:t xml:space="preserve"> </w:t>
+                  </w:r>
+                  <w:r>
+                    <w:rPr>
+                      <w:rFonts w:hint="eastAsia"/>
+                      <w:b w:val="0"/>
+                      <w:bCs/>
+                      <w:sz w:val="24"/>
+                    </w:rPr>
                     <w:t>建立索引</w:t>
                   </w:r>
                 </w:p>
@@ -9780,7 +9864,6 @@
                     <w:pStyle w:val="af0"/>
                     <w:jc w:val="center"/>
                     <w:rPr>
-                      <w:rFonts w:hint="eastAsia"/>
                       <w:b w:val="0"/>
                       <w:bCs/>
                       <w:sz w:val="24"/>
@@ -9812,7 +9895,6 @@
                     <w:pStyle w:val="af0"/>
                     <w:jc w:val="center"/>
                     <w:rPr>
-                      <w:rFonts w:hint="eastAsia"/>
                       <w:b w:val="0"/>
                       <w:bCs/>
                       <w:sz w:val="24"/>
@@ -9839,7 +9921,6 @@
                     <w:pStyle w:val="af0"/>
                     <w:jc w:val="center"/>
                     <w:rPr>
-                      <w:rFonts w:hint="eastAsia"/>
                       <w:b w:val="0"/>
                       <w:bCs/>
                       <w:sz w:val="24"/>
@@ -9861,8 +9942,9 @@
                       <w:bCs/>
                       <w:sz w:val="24"/>
                     </w:rPr>
-                    <w:t xml:space="preserve"> books.category </w:t>
-                  </w:r>
+                    <w:t xml:space="preserve"> </w:t>
+                  </w:r>
+                  <w:proofErr w:type="spellStart"/>
                   <w:r>
                     <w:rPr>
                       <w:rFonts w:hint="eastAsia"/>
@@ -9870,6 +9952,25 @@
                       <w:bCs/>
                       <w:sz w:val="24"/>
                     </w:rPr>
+                    <w:t>books.category</w:t>
+                  </w:r>
+                  <w:proofErr w:type="spellEnd"/>
+                  <w:r>
+                    <w:rPr>
+                      <w:rFonts w:hint="eastAsia"/>
+                      <w:b w:val="0"/>
+                      <w:bCs/>
+                      <w:sz w:val="24"/>
+                    </w:rPr>
+                    <w:t xml:space="preserve"> </w:t>
+                  </w:r>
+                  <w:r>
+                    <w:rPr>
+                      <w:rFonts w:hint="eastAsia"/>
+                      <w:b w:val="0"/>
+                      <w:bCs/>
+                      <w:sz w:val="24"/>
+                    </w:rPr>
                     <w:t>建立索引</w:t>
                   </w:r>
                 </w:p>
@@ -9884,7 +9985,6 @@
                     <w:pStyle w:val="af0"/>
                     <w:jc w:val="center"/>
                     <w:rPr>
-                      <w:rFonts w:hint="eastAsia"/>
                       <w:b w:val="0"/>
                       <w:bCs/>
                       <w:sz w:val="24"/>
@@ -9916,7 +10016,6 @@
                     <w:pStyle w:val="af0"/>
                     <w:jc w:val="center"/>
                     <w:rPr>
-                      <w:rFonts w:hint="eastAsia"/>
                       <w:b w:val="0"/>
                       <w:bCs/>
                       <w:sz w:val="24"/>
@@ -9943,7 +10042,6 @@
                     <w:pStyle w:val="af0"/>
                     <w:jc w:val="center"/>
                     <w:rPr>
-                      <w:rFonts w:hint="eastAsia"/>
                       <w:b w:val="0"/>
                       <w:bCs/>
                       <w:sz w:val="24"/>
@@ -9965,8 +10063,9 @@
                       <w:bCs/>
                       <w:sz w:val="24"/>
                     </w:rPr>
-                    <w:t xml:space="preserve"> books.tags </w:t>
-                  </w:r>
+                    <w:t xml:space="preserve"> </w:t>
+                  </w:r>
+                  <w:proofErr w:type="spellStart"/>
                   <w:r>
                     <w:rPr>
                       <w:rFonts w:hint="eastAsia"/>
@@ -9974,6 +10073,25 @@
                       <w:bCs/>
                       <w:sz w:val="24"/>
                     </w:rPr>
+                    <w:t>books.tags</w:t>
+                  </w:r>
+                  <w:proofErr w:type="spellEnd"/>
+                  <w:r>
+                    <w:rPr>
+                      <w:rFonts w:hint="eastAsia"/>
+                      <w:b w:val="0"/>
+                      <w:bCs/>
+                      <w:sz w:val="24"/>
+                    </w:rPr>
+                    <w:t xml:space="preserve"> </w:t>
+                  </w:r>
+                  <w:r>
+                    <w:rPr>
+                      <w:rFonts w:hint="eastAsia"/>
+                      <w:b w:val="0"/>
+                      <w:bCs/>
+                      <w:sz w:val="24"/>
+                    </w:rPr>
                     <w:t>建立索引</w:t>
                   </w:r>
                 </w:p>
@@ -9988,7 +10106,6 @@
                     <w:pStyle w:val="af0"/>
                     <w:jc w:val="center"/>
                     <w:rPr>
-                      <w:rFonts w:hint="eastAsia"/>
                       <w:b w:val="0"/>
                       <w:bCs/>
                       <w:sz w:val="24"/>
@@ -10019,7 +10136,6 @@
                     <w:pStyle w:val="af0"/>
                     <w:jc w:val="center"/>
                     <w:rPr>
-                      <w:rFonts w:hint="eastAsia"/>
                       <w:b w:val="0"/>
                       <w:bCs/>
                       <w:sz w:val="24"/>
@@ -10045,7 +10161,6 @@
                     <w:pStyle w:val="af0"/>
                     <w:jc w:val="center"/>
                     <w:rPr>
-                      <w:rFonts w:hint="eastAsia"/>
                       <w:b w:val="0"/>
                       <w:bCs/>
                       <w:sz w:val="24"/>
@@ -10107,7 +10222,6 @@
                     <w:pStyle w:val="af0"/>
                     <w:jc w:val="center"/>
                     <w:rPr>
-                      <w:rFonts w:hint="eastAsia"/>
                       <w:b w:val="0"/>
                       <w:bCs/>
                       <w:sz w:val="24"/>
@@ -10139,7 +10253,7 @@
               </w:rPr>
               <w:lastRenderedPageBreak/>
               <w:pict w14:anchorId="0A817E09">
-                <v:shape id="_x0000_i1056" type="#_x0000_t75" style="width:415.6pt;height:190.35pt;visibility:visible">
+                <v:shape id="_x0000_i1056" type="#_x0000_t75" style="width:415.5pt;height:190.5pt;visibility:visible">
                   <v:imagedata r:id="rId39" o:title=""/>
                 </v:shape>
               </w:pict>
@@ -10173,9 +10287,6 @@
           <w:p>
             <w:pPr>
               <w:ind w:firstLineChars="200" w:firstLine="480"/>
-              <w:rPr>
-                <w:rFonts w:hint="eastAsia"/>
-              </w:rPr>
             </w:pPr>
             <w:r>
               <w:rPr>
@@ -10187,7 +10298,28 @@
               <w:rPr>
                 <w:rFonts w:hint="eastAsia"/>
               </w:rPr>
-              <w:t xml:space="preserve"> { category: "</w:t>
+              <w:t xml:space="preserve"> </w:t>
+            </w:r>
+            <w:proofErr w:type="gramStart"/>
+            <w:r>
+              <w:rPr>
+                <w:rFonts w:hint="eastAsia"/>
+              </w:rPr>
+              <w:t xml:space="preserve">{ </w:t>
+            </w:r>
+            <w:proofErr w:type="gramEnd"/>
+            <w:r>
+              <w:rPr>
+                <w:rFonts w:hint="eastAsia"/>
+              </w:rPr>
+              <w:t xml:space="preserve">category: </w:t>
+            </w:r>
+            <w:proofErr w:type="gramStart"/>
+            <w:r>
+              <w:rPr>
+                <w:rFonts w:hint="eastAsia"/>
+              </w:rPr>
+              <w:t>"</w:t>
             </w:r>
             <w:r>
               <w:rPr>
@@ -10199,7 +10331,14 @@
               <w:rPr>
                 <w:rFonts w:hint="eastAsia"/>
               </w:rPr>
-              <w:t xml:space="preserve">" } </w:t>
+              <w:t>" }</w:t>
+            </w:r>
+            <w:proofErr w:type="gramEnd"/>
+            <w:r>
+              <w:rPr>
+                <w:rFonts w:hint="eastAsia"/>
+              </w:rPr>
+              <w:t xml:space="preserve"> </w:t>
             </w:r>
             <w:r>
               <w:rPr>
@@ -10223,8 +10362,30 @@
               <w:rPr>
                 <w:rFonts w:hint="eastAsia"/>
               </w:rPr>
-              <w:t xml:space="preserve"> explain("executionStats")</w:t>
-            </w:r>
+              <w:t xml:space="preserve"> explain</w:t>
+            </w:r>
+            <w:proofErr w:type="gramStart"/>
+            <w:r>
+              <w:rPr>
+                <w:rFonts w:hint="eastAsia"/>
+              </w:rPr>
+              <w:t>("</w:t>
+            </w:r>
+            <w:proofErr w:type="spellStart"/>
+            <w:r>
+              <w:rPr>
+                <w:rFonts w:hint="eastAsia"/>
+              </w:rPr>
+              <w:t>executionStats</w:t>
+            </w:r>
+            <w:proofErr w:type="spellEnd"/>
+            <w:r>
+              <w:rPr>
+                <w:rFonts w:hint="eastAsia"/>
+              </w:rPr>
+              <w:t>")</w:t>
+            </w:r>
+            <w:proofErr w:type="gramEnd"/>
             <w:r>
               <w:rPr>
                 <w:rFonts w:hint="eastAsia"/>
@@ -10235,8 +10396,16 @@
               <w:rPr>
                 <w:rFonts w:hint="eastAsia"/>
               </w:rPr>
-              <w:t xml:space="preserve"> idx_category</w:t>
-            </w:r>
+              <w:t xml:space="preserve"> </w:t>
+            </w:r>
+            <w:proofErr w:type="spellStart"/>
+            <w:r>
+              <w:rPr>
+                <w:rFonts w:hint="eastAsia"/>
+              </w:rPr>
+              <w:t>idx_category</w:t>
+            </w:r>
+            <w:proofErr w:type="spellEnd"/>
             <w:r>
               <w:rPr>
                 <w:rFonts w:hint="eastAsia"/>
@@ -10267,11 +10436,19 @@
               </w:rPr>
               <w:t>，</w:t>
             </w:r>
-            <w:r>
-              <w:rPr>
-                <w:rFonts w:hint="eastAsia"/>
-              </w:rPr>
-              <w:t xml:space="preserve">totalKeysExamined </w:t>
+            <w:proofErr w:type="spellStart"/>
+            <w:r>
+              <w:rPr>
+                <w:rFonts w:hint="eastAsia"/>
+              </w:rPr>
+              <w:t>totalKeysExamined</w:t>
+            </w:r>
+            <w:proofErr w:type="spellEnd"/>
+            <w:r>
+              <w:rPr>
+                <w:rFonts w:hint="eastAsia"/>
+              </w:rPr>
+              <w:t xml:space="preserve"> </w:t>
             </w:r>
             <w:r>
               <w:rPr>
@@ -10283,7 +10460,21 @@
               <w:rPr>
                 <w:rFonts w:hint="eastAsia"/>
               </w:rPr>
-              <w:t xml:space="preserve"> totalDocsExamined </w:t>
+              <w:t xml:space="preserve"> </w:t>
+            </w:r>
+            <w:proofErr w:type="spellStart"/>
+            <w:r>
+              <w:rPr>
+                <w:rFonts w:hint="eastAsia"/>
+              </w:rPr>
+              <w:t>totalDocsExamined</w:t>
+            </w:r>
+            <w:proofErr w:type="spellEnd"/>
+            <w:r>
+              <w:rPr>
+                <w:rFonts w:hint="eastAsia"/>
+              </w:rPr>
+              <w:t xml:space="preserve"> </w:t>
             </w:r>
             <w:r>
               <w:rPr>
@@ -10331,7 +10522,21 @@
               <w:rPr>
                 <w:rFonts w:hint="eastAsia"/>
               </w:rPr>
-              <w:t xml:space="preserve"> idx_category </w:t>
+              <w:t xml:space="preserve"> </w:t>
+            </w:r>
+            <w:proofErr w:type="spellStart"/>
+            <w:r>
+              <w:rPr>
+                <w:rFonts w:hint="eastAsia"/>
+              </w:rPr>
+              <w:t>idx_category</w:t>
+            </w:r>
+            <w:proofErr w:type="spellEnd"/>
+            <w:r>
+              <w:rPr>
+                <w:rFonts w:hint="eastAsia"/>
+              </w:rPr>
+              <w:t xml:space="preserve"> </w:t>
             </w:r>
             <w:r>
               <w:rPr>
@@ -10343,7 +10548,21 @@
               <w:rPr>
                 <w:rFonts w:hint="eastAsia"/>
               </w:rPr>
-              <w:t xml:space="preserve"> idx_category_price </w:t>
+              <w:t xml:space="preserve"> </w:t>
+            </w:r>
+            <w:proofErr w:type="spellStart"/>
+            <w:r>
+              <w:rPr>
+                <w:rFonts w:hint="eastAsia"/>
+              </w:rPr>
+              <w:t>idx_category_price</w:t>
+            </w:r>
+            <w:proofErr w:type="spellEnd"/>
+            <w:r>
+              <w:rPr>
+                <w:rFonts w:hint="eastAsia"/>
+              </w:rPr>
+              <w:t xml:space="preserve"> </w:t>
             </w:r>
             <w:r>
               <w:rPr>
@@ -10363,11 +10582,19 @@
               </w:rPr>
               <w:t>，</w:t>
             </w:r>
-            <w:r>
-              <w:rPr>
-                <w:rFonts w:hint="eastAsia"/>
-              </w:rPr>
-              <w:t xml:space="preserve">totalKeysExamined </w:t>
+            <w:proofErr w:type="spellStart"/>
+            <w:r>
+              <w:rPr>
+                <w:rFonts w:hint="eastAsia"/>
+              </w:rPr>
+              <w:t>totalKeysExamined</w:t>
+            </w:r>
+            <w:proofErr w:type="spellEnd"/>
+            <w:r>
+              <w:rPr>
+                <w:rFonts w:hint="eastAsia"/>
+              </w:rPr>
+              <w:t xml:space="preserve"> </w:t>
             </w:r>
             <w:r>
               <w:rPr>
@@ -10387,11 +10614,19 @@
               </w:rPr>
               <w:t>，</w:t>
             </w:r>
-            <w:r>
-              <w:rPr>
-                <w:rFonts w:hint="eastAsia"/>
-              </w:rPr>
-              <w:t xml:space="preserve">totalDocsExamined </w:t>
+            <w:proofErr w:type="spellStart"/>
+            <w:r>
+              <w:rPr>
+                <w:rFonts w:hint="eastAsia"/>
+              </w:rPr>
+              <w:t>totalDocsExamined</w:t>
+            </w:r>
+            <w:proofErr w:type="spellEnd"/>
+            <w:r>
+              <w:rPr>
+                <w:rFonts w:hint="eastAsia"/>
+              </w:rPr>
+              <w:t xml:space="preserve"> </w:t>
             </w:r>
             <w:r>
               <w:rPr>
@@ -10438,7 +10673,21 @@
               <w:rPr>
                 <w:rFonts w:hint="eastAsia"/>
               </w:rPr>
-              <w:t xml:space="preserve"> 1 ms </w:t>
+              <w:t xml:space="preserve"> 1 </w:t>
+            </w:r>
+            <w:proofErr w:type="spellStart"/>
+            <w:r>
+              <w:rPr>
+                <w:rFonts w:hint="eastAsia"/>
+              </w:rPr>
+              <w:t>ms</w:t>
+            </w:r>
+            <w:proofErr w:type="spellEnd"/>
+            <w:r>
+              <w:rPr>
+                <w:rFonts w:hint="eastAsia"/>
+              </w:rPr>
+              <w:t xml:space="preserve"> </w:t>
             </w:r>
             <w:r>
               <w:rPr>
@@ -10450,8 +10699,16 @@
               <w:rPr>
                 <w:rFonts w:hint="eastAsia"/>
               </w:rPr>
-              <w:t xml:space="preserve"> 0 ms</w:t>
-            </w:r>
+              <w:t xml:space="preserve"> 0 </w:t>
+            </w:r>
+            <w:proofErr w:type="spellStart"/>
+            <w:r>
+              <w:rPr>
+                <w:rFonts w:hint="eastAsia"/>
+              </w:rPr>
+              <w:t>ms</w:t>
+            </w:r>
+            <w:proofErr w:type="spellEnd"/>
             <w:r>
               <w:rPr>
                 <w:rFonts w:hint="eastAsia"/>
@@ -10498,7 +10755,21 @@
               <w:rPr>
                 <w:rFonts w:hint="eastAsia"/>
               </w:rPr>
-              <w:t xml:space="preserve"> rejectedPlans </w:t>
+              <w:t xml:space="preserve"> </w:t>
+            </w:r>
+            <w:proofErr w:type="spellStart"/>
+            <w:r>
+              <w:rPr>
+                <w:rFonts w:hint="eastAsia"/>
+              </w:rPr>
+              <w:t>rejectedPlans</w:t>
+            </w:r>
+            <w:proofErr w:type="spellEnd"/>
+            <w:r>
+              <w:rPr>
+                <w:rFonts w:hint="eastAsia"/>
+              </w:rPr>
+              <w:t xml:space="preserve"> </w:t>
             </w:r>
             <w:r>
               <w:rPr>
@@ -10510,8 +10781,16 @@
               <w:rPr>
                 <w:rFonts w:hint="eastAsia"/>
               </w:rPr>
-              <w:t xml:space="preserve"> idx_category_price</w:t>
-            </w:r>
+              <w:t xml:space="preserve"> </w:t>
+            </w:r>
+            <w:proofErr w:type="spellStart"/>
+            <w:r>
+              <w:rPr>
+                <w:rFonts w:hint="eastAsia"/>
+              </w:rPr>
+              <w:t>idx_category_price</w:t>
+            </w:r>
+            <w:proofErr w:type="spellEnd"/>
             <w:r>
               <w:rPr>
                 <w:rFonts w:hint="eastAsia"/>
@@ -10531,7 +10810,7 @@
                 <w:noProof/>
               </w:rPr>
               <w:pict w14:anchorId="24CCC69C">
-                <v:shape id="_x0000_i1057" type="#_x0000_t75" style="width:415.6pt;height:179.3pt;visibility:visible">
+                <v:shape id="_x0000_i1057" type="#_x0000_t75" style="width:415.5pt;height:179pt;visibility:visible">
                   <v:imagedata r:id="rId40" o:title=""/>
                 </v:shape>
               </w:pict>
@@ -10540,9 +10819,6 @@
           <w:p>
             <w:pPr>
               <w:jc w:val="center"/>
-              <w:rPr>
-                <w:rFonts w:hint="eastAsia"/>
-              </w:rPr>
             </w:pPr>
             <w:r>
               <w:rPr>
@@ -10599,7 +10875,6 @@
             <w:tblPr>
               <w:tblW w:w="0" w:type="auto"/>
               <w:jc w:val="center"/>
-              <w:tblInd w:w="0" w:type="dxa"/>
               <w:tblBorders>
                 <w:top w:val="single" w:sz="12" w:space="0" w:color="auto"/>
                 <w:bottom w:val="single" w:sz="12" w:space="0" w:color="auto"/>
@@ -10627,9 +10902,6 @@
                 <w:p>
                   <w:pPr>
                     <w:jc w:val="center"/>
-                    <w:rPr>
-                      <w:rFonts w:hint="eastAsia"/>
-                    </w:rPr>
                   </w:pPr>
                   <w:r>
                     <w:rPr>
@@ -10651,9 +10923,6 @@
                 <w:p>
                   <w:pPr>
                     <w:jc w:val="center"/>
-                    <w:rPr>
-                      <w:rFonts w:hint="eastAsia"/>
-                    </w:rPr>
                   </w:pPr>
                   <w:r>
                     <w:rPr>
@@ -10675,9 +10944,6 @@
                 <w:p>
                   <w:pPr>
                     <w:jc w:val="center"/>
-                    <w:rPr>
-                      <w:rFonts w:hint="eastAsia"/>
-                    </w:rPr>
                   </w:pPr>
                   <w:r>
                     <w:rPr>
@@ -10703,9 +10969,6 @@
                 <w:p>
                   <w:pPr>
                     <w:jc w:val="center"/>
-                    <w:rPr>
-                      <w:rFonts w:hint="eastAsia"/>
-                    </w:rPr>
                   </w:pPr>
                   <w:r>
                     <w:rPr>
@@ -10726,9 +10989,6 @@
                 <w:p>
                   <w:pPr>
                     <w:jc w:val="center"/>
-                    <w:rPr>
-                      <w:rFonts w:hint="eastAsia"/>
-                    </w:rPr>
                   </w:pPr>
                   <w:r>
                     <w:rPr>
@@ -10740,8 +11000,16 @@
                     <w:rPr>
                       <w:rFonts w:hint="eastAsia"/>
                     </w:rPr>
-                    <w:t xml:space="preserve"> libReader</w:t>
-                  </w:r>
+                    <w:t xml:space="preserve"> </w:t>
+                  </w:r>
+                  <w:proofErr w:type="spellStart"/>
+                  <w:r>
+                    <w:rPr>
+                      <w:rFonts w:hint="eastAsia"/>
+                    </w:rPr>
+                    <w:t>libReader</w:t>
+                  </w:r>
+                  <w:proofErr w:type="spellEnd"/>
                 </w:p>
               </w:tc>
               <w:tc>
@@ -10755,9 +11023,6 @@
                 <w:p>
                   <w:pPr>
                     <w:jc w:val="center"/>
-                    <w:rPr>
-                      <w:rFonts w:hint="eastAsia"/>
-                    </w:rPr>
                   </w:pPr>
                   <w:r>
                     <w:rPr>
@@ -10792,9 +11057,6 @@
                 <w:p>
                   <w:pPr>
                     <w:jc w:val="center"/>
-                    <w:rPr>
-                      <w:rFonts w:hint="eastAsia"/>
-                    </w:rPr>
                   </w:pPr>
                   <w:r>
                     <w:rPr>
@@ -10812,9 +11074,6 @@
                 <w:p>
                   <w:pPr>
                     <w:jc w:val="center"/>
-                    <w:rPr>
-                      <w:rFonts w:hint="eastAsia"/>
-                    </w:rPr>
                   </w:pPr>
                   <w:r>
                     <w:rPr>
@@ -10826,8 +11085,16 @@
                     <w:rPr>
                       <w:rFonts w:hint="eastAsia"/>
                     </w:rPr>
-                    <w:t xml:space="preserve"> libWriter</w:t>
-                  </w:r>
+                    <w:t xml:space="preserve"> </w:t>
+                  </w:r>
+                  <w:proofErr w:type="spellStart"/>
+                  <w:r>
+                    <w:rPr>
+                      <w:rFonts w:hint="eastAsia"/>
+                    </w:rPr>
+                    <w:t>libWriter</w:t>
+                  </w:r>
+                  <w:proofErr w:type="spellEnd"/>
                 </w:p>
               </w:tc>
               <w:tc>
@@ -10838,9 +11105,6 @@
                 <w:p>
                   <w:pPr>
                     <w:jc w:val="center"/>
-                    <w:rPr>
-                      <w:rFonts w:hint="eastAsia"/>
-                    </w:rPr>
                   </w:pPr>
                   <w:r>
                     <w:rPr>
@@ -10852,7 +11116,21 @@
                     <w:rPr>
                       <w:rFonts w:hint="eastAsia"/>
                     </w:rPr>
-                    <w:t xml:space="preserve"> readWrite </w:t>
+                    <w:t xml:space="preserve"> </w:t>
+                  </w:r>
+                  <w:proofErr w:type="spellStart"/>
+                  <w:r>
+                    <w:rPr>
+                      <w:rFonts w:hint="eastAsia"/>
+                    </w:rPr>
+                    <w:t>readWrite</w:t>
+                  </w:r>
+                  <w:proofErr w:type="spellEnd"/>
+                  <w:r>
+                    <w:rPr>
+                      <w:rFonts w:hint="eastAsia"/>
+                    </w:rPr>
+                    <w:t xml:space="preserve"> </w:t>
                   </w:r>
                   <w:r>
                     <w:rPr>
@@ -10864,8 +11142,16 @@
                     <w:rPr>
                       <w:rFonts w:hint="eastAsia"/>
                     </w:rPr>
-                    <w:t xml:space="preserve"> dbAdmin</w:t>
-                  </w:r>
+                    <w:t xml:space="preserve"> </w:t>
+                  </w:r>
+                  <w:proofErr w:type="spellStart"/>
+                  <w:r>
+                    <w:rPr>
+                      <w:rFonts w:hint="eastAsia"/>
+                    </w:rPr>
+                    <w:t>dbAdmin</w:t>
+                  </w:r>
+                  <w:proofErr w:type="spellEnd"/>
                 </w:p>
               </w:tc>
             </w:tr>
@@ -10881,9 +11167,6 @@
                 <w:p>
                   <w:pPr>
                     <w:jc w:val="center"/>
-                    <w:rPr>
-                      <w:rFonts w:hint="eastAsia"/>
-                    </w:rPr>
                   </w:pPr>
                   <w:r>
                     <w:rPr>
@@ -10901,9 +11184,6 @@
                 <w:p>
                   <w:pPr>
                     <w:jc w:val="center"/>
-                    <w:rPr>
-                      <w:rFonts w:hint="eastAsia"/>
-                    </w:rPr>
                   </w:pPr>
                   <w:r>
                     <w:rPr>
@@ -10921,9 +11201,6 @@
                 <w:p>
                   <w:pPr>
                     <w:jc w:val="center"/>
-                    <w:rPr>
-                      <w:rFonts w:hint="eastAsia"/>
-                    </w:rPr>
                   </w:pPr>
                   <w:r>
                     <w:rPr>
@@ -10947,7 +11224,7 @@
                 <w:noProof/>
               </w:rPr>
               <w:pict w14:anchorId="5EEC1002">
-                <v:shape id="_x0000_i1058" type="#_x0000_t75" style="width:415.6pt;height:378.55pt;visibility:visible">
+                <v:shape id="_x0000_i1058" type="#_x0000_t75" style="width:415.5pt;height:378.5pt;visibility:visible">
                   <v:imagedata r:id="rId41" o:title=""/>
                 </v:shape>
               </w:pict>
@@ -10994,7 +11271,7 @@
               </w:rPr>
               <w:lastRenderedPageBreak/>
               <w:pict w14:anchorId="212F058E">
-                <v:shape id="_x0000_i1059" type="#_x0000_t75" style="width:415.6pt;height:211.7pt;visibility:visible">
+                <v:shape id="_x0000_i1059" type="#_x0000_t75" style="width:415.5pt;height:211.5pt;visibility:visible">
                   <v:imagedata r:id="rId42" o:title=""/>
                 </v:shape>
               </w:pict>
@@ -11003,9 +11280,6 @@
           <w:p>
             <w:pPr>
               <w:jc w:val="center"/>
-              <w:rPr>
-                <w:rFonts w:hint="eastAsia"/>
-              </w:rPr>
             </w:pPr>
             <w:r>
               <w:rPr>
@@ -11041,7 +11315,7 @@
                 <w:noProof/>
               </w:rPr>
               <w:pict w14:anchorId="23F4D07C">
-                <v:shape id="_x0000_i1060" type="#_x0000_t75" style="width:415.25pt;height:191.05pt;visibility:visible">
+                <v:shape id="_x0000_i1060" type="#_x0000_t75" style="width:415.5pt;height:191pt;visibility:visible">
                   <v:imagedata r:id="rId43" o:title=""/>
                 </v:shape>
               </w:pict>
@@ -11050,9 +11324,6 @@
           <w:p>
             <w:pPr>
               <w:jc w:val="center"/>
-              <w:rPr>
-                <w:rFonts w:hint="eastAsia"/>
-              </w:rPr>
             </w:pPr>
             <w:r>
               <w:rPr>
@@ -11096,9 +11367,6 @@
           <w:p>
             <w:pPr>
               <w:pStyle w:val="af0"/>
-              <w:rPr>
-                <w:rFonts w:hint="eastAsia"/>
-              </w:rPr>
             </w:pPr>
             <w:r>
               <w:t>5.1</w:t>
@@ -11130,7 +11398,15 @@
               <w:t>编写与调试，在解释器中安装</w:t>
             </w:r>
             <w:r>
-              <w:t xml:space="preserve"> PyMongo 4.18.3 </w:t>
+              <w:t xml:space="preserve"> </w:t>
+            </w:r>
+            <w:proofErr w:type="spellStart"/>
+            <w:r>
+              <w:t>PyMongo</w:t>
+            </w:r>
+            <w:proofErr w:type="spellEnd"/>
+            <w:r>
+              <w:t xml:space="preserve"> 4.18.3 </w:t>
             </w:r>
             <w:r>
               <w:t>作为</w:t>
@@ -11154,7 +11430,15 @@
               <w:t>作为入口，其余五个模块以导入方式调用。开发工具使用</w:t>
             </w:r>
             <w:r>
-              <w:t xml:space="preserve"> VSCode </w:t>
+              <w:t xml:space="preserve"> </w:t>
+            </w:r>
+            <w:proofErr w:type="spellStart"/>
+            <w:r>
+              <w:t>VSCode</w:t>
+            </w:r>
+            <w:proofErr w:type="spellEnd"/>
+            <w:r>
+              <w:t xml:space="preserve"> </w:t>
             </w:r>
             <w:r>
               <w:t>替代任务书建议的</w:t>
@@ -11186,7 +11470,7 @@
               </w:rPr>
               <w:lastRenderedPageBreak/>
               <w:pict w14:anchorId="01EEEBDC">
-                <v:shape id="_x0000_i1061" type="#_x0000_t75" style="width:415.95pt;height:248.45pt;visibility:visible">
+                <v:shape id="_x0000_i1061" type="#_x0000_t75" style="width:416pt;height:248.5pt;visibility:visible">
                   <v:imagedata r:id="rId44" o:title=""/>
                 </v:shape>
               </w:pict>
@@ -11197,7 +11481,6 @@
               <w:ind w:firstLineChars="200" w:firstLine="480"/>
               <w:jc w:val="center"/>
               <w:rPr>
-                <w:rFonts w:hint="eastAsia"/>
                 <w:noProof/>
               </w:rPr>
             </w:pPr>
@@ -11248,25 +11531,51 @@
               <w:t>集中定义连接参数，包括数据库地址、库名与认证来源，并通过</w:t>
             </w:r>
             <w:r>
-              <w:t xml:space="preserve"> get_client() </w:t>
+              <w:t xml:space="preserve"> </w:t>
+            </w:r>
+            <w:proofErr w:type="spellStart"/>
+            <w:r>
+              <w:t>get_client</w:t>
+            </w:r>
+            <w:proofErr w:type="spellEnd"/>
+            <w:r>
+              <w:t xml:space="preserve">() </w:t>
             </w:r>
             <w:r>
               <w:t>创建</w:t>
             </w:r>
             <w:r>
-              <w:t xml:space="preserve"> MongoClient </w:t>
+              <w:t xml:space="preserve"> </w:t>
+            </w:r>
+            <w:proofErr w:type="spellStart"/>
+            <w:r>
+              <w:t>MongoClient</w:t>
+            </w:r>
+            <w:proofErr w:type="spellEnd"/>
+            <w:r>
+              <w:t xml:space="preserve"> </w:t>
             </w:r>
             <w:r>
               <w:t>实例、</w:t>
             </w:r>
-            <w:r>
-              <w:t xml:space="preserve">get_db() </w:t>
+            <w:proofErr w:type="spellStart"/>
+            <w:r>
+              <w:t>get_db</w:t>
+            </w:r>
+            <w:proofErr w:type="spellEnd"/>
+            <w:r>
+              <w:t xml:space="preserve">() </w:t>
             </w:r>
             <w:r>
               <w:t>返回数据库对象、</w:t>
             </w:r>
-            <w:r>
-              <w:t xml:space="preserve">check_connection() </w:t>
+            <w:proofErr w:type="spellStart"/>
+            <w:r>
+              <w:t>check_connection</w:t>
+            </w:r>
+            <w:proofErr w:type="spellEnd"/>
+            <w:r>
+              <w:t xml:space="preserve">() </w:t>
             </w:r>
             <w:r>
               <w:t>返回连接状态与服务器版本供启动时打印。认证信息不写死在代码中，而是从环境变量</w:t>
@@ -11303,7 +11612,7 @@
                 <w:noProof/>
               </w:rPr>
               <w:pict w14:anchorId="45DAFCFC">
-                <v:shape id="_x0000_i1062" type="#_x0000_t75" style="width:398.15pt;height:229.9pt;visibility:visible">
+                <v:shape id="_x0000_i1062" type="#_x0000_t75" style="width:398pt;height:230pt;visibility:visible">
                   <v:imagedata r:id="rId45" o:title=""/>
                 </v:shape>
               </w:pict>
@@ -11313,9 +11622,6 @@
             <w:pPr>
               <w:ind w:firstLineChars="200" w:firstLine="480"/>
               <w:jc w:val="center"/>
-              <w:rPr>
-                <w:rFonts w:hint="eastAsia"/>
-              </w:rPr>
             </w:pPr>
             <w:r>
               <w:rPr>
@@ -11364,26 +11670,46 @@
             <w:r>
               <w:t>程序按职责划分为五个模块：</w:t>
             </w:r>
-            <w:r>
-              <w:t xml:space="preserve">book_manager </w:t>
+            <w:proofErr w:type="spellStart"/>
+            <w:r>
+              <w:t>book_manager</w:t>
+            </w:r>
+            <w:proofErr w:type="spellEnd"/>
+            <w:r>
+              <w:t xml:space="preserve"> </w:t>
             </w:r>
             <w:r>
               <w:t>负责图书的增删改查、条件检索与评分排行；</w:t>
             </w:r>
-            <w:r>
-              <w:t xml:space="preserve">reader_manager </w:t>
+            <w:proofErr w:type="spellStart"/>
+            <w:r>
+              <w:t>reader_manager</w:t>
+            </w:r>
+            <w:proofErr w:type="spellEnd"/>
+            <w:r>
+              <w:t xml:space="preserve"> </w:t>
             </w:r>
             <w:r>
               <w:t>负责读者查询及学院、等级分布统计；</w:t>
             </w:r>
-            <w:r>
-              <w:t xml:space="preserve">borrow_manager </w:t>
+            <w:proofErr w:type="spellStart"/>
+            <w:r>
+              <w:t>borrow_manager</w:t>
+            </w:r>
+            <w:proofErr w:type="spellEnd"/>
+            <w:r>
+              <w:t xml:space="preserve"> </w:t>
             </w:r>
             <w:r>
               <w:t>负责借阅登记、归还处理与逾期查询；</w:t>
             </w:r>
-            <w:r>
-              <w:t xml:space="preserve">stat_manager </w:t>
+            <w:proofErr w:type="spellStart"/>
+            <w:r>
+              <w:t>stat_manager</w:t>
+            </w:r>
+            <w:proofErr w:type="spellEnd"/>
+            <w:r>
+              <w:t xml:space="preserve"> </w:t>
             </w:r>
             <w:r>
               <w:t>封装全部聚合管道；</w:t>
@@ -11399,7 +11725,6 @@
             <w:tblPr>
               <w:tblW w:w="0" w:type="auto"/>
               <w:jc w:val="center"/>
-              <w:tblInd w:w="0" w:type="dxa"/>
               <w:tblBorders>
                 <w:top w:val="single" w:sz="12" w:space="0" w:color="auto"/>
                 <w:bottom w:val="single" w:sz="12" w:space="0" w:color="auto"/>
@@ -11427,9 +11752,6 @@
                 <w:p>
                   <w:pPr>
                     <w:jc w:val="center"/>
-                    <w:rPr>
-                      <w:rFonts w:hint="eastAsia"/>
-                    </w:rPr>
                   </w:pPr>
                   <w:r>
                     <w:rPr>
@@ -11451,9 +11773,6 @@
                 <w:p>
                   <w:pPr>
                     <w:jc w:val="center"/>
-                    <w:rPr>
-                      <w:rFonts w:hint="eastAsia"/>
-                    </w:rPr>
                   </w:pPr>
                   <w:r>
                     <w:rPr>
@@ -11475,9 +11794,6 @@
                 <w:p>
                   <w:pPr>
                     <w:jc w:val="center"/>
-                    <w:rPr>
-                      <w:rFonts w:hint="eastAsia"/>
-                    </w:rPr>
                   </w:pPr>
                   <w:r>
                     <w:rPr>
@@ -11503,9 +11819,6 @@
                 <w:p>
                   <w:pPr>
                     <w:jc w:val="center"/>
-                    <w:rPr>
-                      <w:rFonts w:hint="eastAsia"/>
-                    </w:rPr>
                   </w:pPr>
                   <w:r>
                     <w:rPr>
@@ -11526,9 +11839,6 @@
                 <w:p>
                   <w:pPr>
                     <w:jc w:val="center"/>
-                    <w:rPr>
-                      <w:rFonts w:hint="eastAsia"/>
-                    </w:rPr>
                   </w:pPr>
                   <w:r>
                     <w:rPr>
@@ -11561,52 +11871,57 @@
                 <w:p>
                   <w:pPr>
                     <w:jc w:val="center"/>
-                    <w:rPr>
-                      <w:rFonts w:hint="eastAsia"/>
-                    </w:rPr>
-                  </w:pPr>
+                  </w:pPr>
+                  <w:proofErr w:type="spellStart"/>
                   <w:r>
                     <w:rPr>
                       <w:rFonts w:hint="eastAsia"/>
                     </w:rPr>
                     <w:t>search_books</w:t>
                   </w:r>
+                  <w:proofErr w:type="spellEnd"/>
                   <w:r>
                     <w:rPr>
                       <w:rFonts w:hint="eastAsia"/>
                     </w:rPr>
                     <w:t>、</w:t>
                   </w:r>
+                  <w:proofErr w:type="spellStart"/>
                   <w:r>
                     <w:rPr>
                       <w:rFonts w:hint="eastAsia"/>
                     </w:rPr>
                     <w:t>top_rated</w:t>
                   </w:r>
+                  <w:proofErr w:type="spellEnd"/>
                   <w:r>
                     <w:rPr>
                       <w:rFonts w:hint="eastAsia"/>
                     </w:rPr>
                     <w:t>、</w:t>
                   </w:r>
+                  <w:proofErr w:type="spellStart"/>
                   <w:r>
                     <w:rPr>
                       <w:rFonts w:hint="eastAsia"/>
                     </w:rPr>
                     <w:t>update_stock</w:t>
                   </w:r>
+                  <w:proofErr w:type="spellEnd"/>
                   <w:r>
                     <w:rPr>
                       <w:rFonts w:hint="eastAsia"/>
                     </w:rPr>
                     <w:t>、</w:t>
                   </w:r>
+                  <w:proofErr w:type="spellStart"/>
                   <w:r>
                     <w:rPr>
                       <w:rFonts w:hint="eastAsia"/>
                     </w:rPr>
                     <w:t>delete_books</w:t>
                   </w:r>
+                  <w:proofErr w:type="spellEnd"/>
                 </w:p>
               </w:tc>
             </w:tr>
@@ -11622,9 +11937,6 @@
                 <w:p>
                   <w:pPr>
                     <w:jc w:val="center"/>
-                    <w:rPr>
-                      <w:rFonts w:hint="eastAsia"/>
-                    </w:rPr>
                   </w:pPr>
                   <w:r>
                     <w:rPr>
@@ -11642,9 +11954,6 @@
                 <w:p>
                   <w:pPr>
                     <w:jc w:val="center"/>
-                    <w:rPr>
-                      <w:rFonts w:hint="eastAsia"/>
-                    </w:rPr>
                   </w:pPr>
                   <w:r>
                     <w:rPr>
@@ -11662,40 +11971,43 @@
                 <w:p>
                   <w:pPr>
                     <w:jc w:val="center"/>
-                    <w:rPr>
-                      <w:rFonts w:hint="eastAsia"/>
-                    </w:rPr>
-                  </w:pPr>
+                  </w:pPr>
+                  <w:proofErr w:type="spellStart"/>
                   <w:r>
                     <w:rPr>
                       <w:rFonts w:hint="eastAsia"/>
                     </w:rPr>
                     <w:t>list_readers</w:t>
                   </w:r>
+                  <w:proofErr w:type="spellEnd"/>
                   <w:r>
                     <w:rPr>
                       <w:rFonts w:hint="eastAsia"/>
                     </w:rPr>
                     <w:t>、</w:t>
                   </w:r>
+                  <w:proofErr w:type="spellStart"/>
                   <w:r>
                     <w:rPr>
                       <w:rFonts w:hint="eastAsia"/>
                     </w:rPr>
                     <w:t>college_statistics</w:t>
                   </w:r>
+                  <w:proofErr w:type="spellEnd"/>
                   <w:r>
                     <w:rPr>
                       <w:rFonts w:hint="eastAsia"/>
                     </w:rPr>
                     <w:t>、</w:t>
                   </w:r>
+                  <w:proofErr w:type="spellStart"/>
                   <w:r>
                     <w:rPr>
                       <w:rFonts w:hint="eastAsia"/>
                     </w:rPr>
                     <w:t>level_statistics</w:t>
                   </w:r>
+                  <w:proofErr w:type="spellEnd"/>
                 </w:p>
               </w:tc>
             </w:tr>
@@ -11711,9 +12023,6 @@
                 <w:p>
                   <w:pPr>
                     <w:jc w:val="center"/>
-                    <w:rPr>
-                      <w:rFonts w:hint="eastAsia"/>
-                    </w:rPr>
                   </w:pPr>
                   <w:r>
                     <w:rPr>
@@ -11731,9 +12040,6 @@
                 <w:p>
                   <w:pPr>
                     <w:jc w:val="center"/>
-                    <w:rPr>
-                      <w:rFonts w:hint="eastAsia"/>
-                    </w:rPr>
                   </w:pPr>
                   <w:r>
                     <w:rPr>
@@ -11751,52 +12057,57 @@
                 <w:p>
                   <w:pPr>
                     <w:jc w:val="center"/>
-                    <w:rPr>
-                      <w:rFonts w:hint="eastAsia"/>
-                    </w:rPr>
-                  </w:pPr>
+                  </w:pPr>
+                  <w:proofErr w:type="spellStart"/>
                   <w:r>
                     <w:rPr>
                       <w:rFonts w:hint="eastAsia"/>
                     </w:rPr>
                     <w:t>borrow_book</w:t>
                   </w:r>
+                  <w:proofErr w:type="spellEnd"/>
                   <w:r>
                     <w:rPr>
                       <w:rFonts w:hint="eastAsia"/>
                     </w:rPr>
                     <w:t>、</w:t>
                   </w:r>
+                  <w:proofErr w:type="spellStart"/>
                   <w:r>
                     <w:rPr>
                       <w:rFonts w:hint="eastAsia"/>
                     </w:rPr>
                     <w:t>return_book</w:t>
                   </w:r>
+                  <w:proofErr w:type="spellEnd"/>
                   <w:r>
                     <w:rPr>
                       <w:rFonts w:hint="eastAsia"/>
                     </w:rPr>
                     <w:t>、</w:t>
                   </w:r>
+                  <w:proofErr w:type="spellStart"/>
                   <w:r>
                     <w:rPr>
                       <w:rFonts w:hint="eastAsia"/>
                     </w:rPr>
                     <w:t>overdue_loans</w:t>
                   </w:r>
+                  <w:proofErr w:type="spellEnd"/>
                   <w:r>
                     <w:rPr>
                       <w:rFonts w:hint="eastAsia"/>
                     </w:rPr>
                     <w:t>、</w:t>
                   </w:r>
+                  <w:proofErr w:type="spellStart"/>
                   <w:r>
                     <w:rPr>
                       <w:rFonts w:hint="eastAsia"/>
                     </w:rPr>
                     <w:t>mark_overdue</w:t>
                   </w:r>
+                  <w:proofErr w:type="spellEnd"/>
                 </w:p>
               </w:tc>
             </w:tr>
@@ -11812,9 +12123,6 @@
                 <w:p>
                   <w:pPr>
                     <w:jc w:val="center"/>
-                    <w:rPr>
-                      <w:rFonts w:hint="eastAsia"/>
-                    </w:rPr>
                   </w:pPr>
                   <w:r>
                     <w:rPr>
@@ -11832,9 +12140,6 @@
                 <w:p>
                   <w:pPr>
                     <w:jc w:val="center"/>
-                    <w:rPr>
-                      <w:rFonts w:hint="eastAsia"/>
-                    </w:rPr>
                   </w:pPr>
                   <w:r>
                     <w:rPr>
@@ -11852,40 +12157,43 @@
                 <w:p>
                   <w:pPr>
                     <w:jc w:val="center"/>
-                    <w:rPr>
-                      <w:rFonts w:hint="eastAsia"/>
-                    </w:rPr>
-                  </w:pPr>
+                  </w:pPr>
+                  <w:proofErr w:type="spellStart"/>
                   <w:r>
                     <w:rPr>
                       <w:rFonts w:hint="eastAsia"/>
                     </w:rPr>
                     <w:t>category_statistics</w:t>
                   </w:r>
+                  <w:proofErr w:type="spellEnd"/>
                   <w:r>
                     <w:rPr>
                       <w:rFonts w:hint="eastAsia"/>
                     </w:rPr>
                     <w:t>、</w:t>
                   </w:r>
+                  <w:proofErr w:type="spellStart"/>
                   <w:r>
                     <w:rPr>
                       <w:rFonts w:hint="eastAsia"/>
                     </w:rPr>
                     <w:t>borrow_trend</w:t>
                   </w:r>
+                  <w:proofErr w:type="spellEnd"/>
                   <w:r>
                     <w:rPr>
                       <w:rFonts w:hint="eastAsia"/>
                     </w:rPr>
                     <w:t>、</w:t>
                   </w:r>
+                  <w:proofErr w:type="spellStart"/>
                   <w:r>
                     <w:rPr>
                       <w:rFonts w:hint="eastAsia"/>
                     </w:rPr>
                     <w:t>best_sellers</w:t>
                   </w:r>
+                  <w:proofErr w:type="spellEnd"/>
                   <w:r>
                     <w:rPr>
                       <w:rFonts w:hint="eastAsia"/>
@@ -11913,9 +12221,6 @@
                 <w:p>
                   <w:pPr>
                     <w:jc w:val="center"/>
-                    <w:rPr>
-                      <w:rFonts w:hint="eastAsia"/>
-                    </w:rPr>
                   </w:pPr>
                   <w:r>
                     <w:rPr>
@@ -11933,9 +12238,6 @@
                 <w:p>
                   <w:pPr>
                     <w:jc w:val="center"/>
-                    <w:rPr>
-                      <w:rFonts w:hint="eastAsia"/>
-                    </w:rPr>
                   </w:pPr>
                   <w:r>
                     <w:rPr>
@@ -11953,16 +12255,15 @@
                 <w:p>
                   <w:pPr>
                     <w:jc w:val="center"/>
-                    <w:rPr>
-                      <w:rFonts w:hint="eastAsia"/>
-                    </w:rPr>
-                  </w:pPr>
+                  </w:pPr>
+                  <w:proofErr w:type="spellStart"/>
                   <w:r>
                     <w:rPr>
                       <w:rFonts w:hint="eastAsia"/>
                     </w:rPr>
                     <w:t>print_startup</w:t>
                   </w:r>
+                  <w:proofErr w:type="spellEnd"/>
                   <w:r>
                     <w:rPr>
                       <w:rFonts w:hint="eastAsia"/>
@@ -12061,17 +12362,34 @@
               <w:t>保留两位小数，最后按库存总量降序排列；借阅趋势使用</w:t>
             </w:r>
             <w:r>
-              <w:t xml:space="preserve"> $dateToString </w:t>
+              <w:t xml:space="preserve"> $</w:t>
+            </w:r>
+            <w:proofErr w:type="spellStart"/>
+            <w:r>
+              <w:t>dateToString</w:t>
+            </w:r>
+            <w:proofErr w:type="spellEnd"/>
+            <w:r>
+              <w:t xml:space="preserve"> </w:t>
             </w:r>
             <w:r>
               <w:t>将</w:t>
             </w:r>
             <w:r>
-              <w:t xml:space="preserve"> borrow_date </w:t>
+              <w:t xml:space="preserve"> </w:t>
+            </w:r>
+            <w:proofErr w:type="spellStart"/>
+            <w:r>
+              <w:t>borrow_date</w:t>
+            </w:r>
+            <w:proofErr w:type="spellEnd"/>
+            <w:r>
+              <w:t xml:space="preserve"> </w:t>
             </w:r>
             <w:r>
               <w:t>格式化为</w:t>
             </w:r>
+            <w:proofErr w:type="gramStart"/>
             <w:r>
               <w:t>"2024</w:t>
             </w:r>
@@ -12081,11 +12399,20 @@
             <w:r>
               <w:t>"</w:t>
             </w:r>
+            <w:proofErr w:type="gramEnd"/>
             <w:r>
               <w:t>形式，并指定</w:t>
             </w:r>
             <w:r>
-              <w:t xml:space="preserve"> timezone </w:t>
+              <w:t xml:space="preserve"> </w:t>
+            </w:r>
+            <w:proofErr w:type="spellStart"/>
+            <w:r>
+              <w:t>timezone</w:t>
+            </w:r>
+            <w:proofErr w:type="spellEnd"/>
+            <w:r>
+              <w:t xml:space="preserve"> </w:t>
             </w:r>
             <w:r>
               <w:t>为</w:t>
@@ -12103,7 +12430,15 @@
               <w:t>按</w:t>
             </w:r>
             <w:r>
-              <w:t xml:space="preserve"> borrow_count </w:t>
+              <w:t xml:space="preserve"> </w:t>
+            </w:r>
+            <w:proofErr w:type="spellStart"/>
+            <w:r>
+              <w:t>borrow_count</w:t>
+            </w:r>
+            <w:proofErr w:type="spellEnd"/>
+            <w:r>
+              <w:t xml:space="preserve"> </w:t>
             </w:r>
             <w:r>
               <w:t>降序后以</w:t>
@@ -12120,7 +12455,6 @@
               <w:pStyle w:val="af0"/>
               <w:jc w:val="center"/>
               <w:rPr>
-                <w:rFonts w:hint="eastAsia"/>
                 <w:noProof/>
               </w:rPr>
             </w:pPr>
@@ -12130,7 +12464,7 @@
               </w:rPr>
               <w:lastRenderedPageBreak/>
               <w:pict w14:anchorId="7D2833E0">
-                <v:shape id="_x0000_i1063" type="#_x0000_t75" style="width:127.6pt;height:187.5pt;visibility:visible">
+                <v:shape id="_x0000_i1063" type="#_x0000_t75" style="width:127.5pt;height:187.5pt;visibility:visible">
                   <v:imagedata r:id="rId46" o:title=""/>
                 </v:shape>
               </w:pict>
@@ -12148,7 +12482,7 @@
                 <w:noProof/>
               </w:rPr>
               <w:pict w14:anchorId="0A5B118A">
-                <v:shape id="_x0000_i1064" type="#_x0000_t75" style="width:159.35pt;height:187.5pt;visibility:visible">
+                <v:shape id="_x0000_i1064" type="#_x0000_t75" style="width:159.5pt;height:187.5pt;visibility:visible">
                   <v:imagedata r:id="rId47" o:title=""/>
                 </v:shape>
               </w:pict>
@@ -12158,7 +12492,7 @@
                 <w:noProof/>
               </w:rPr>
               <w:pict w14:anchorId="62BC83AB">
-                <v:shape id="_x0000_i1065" type="#_x0000_t75" style="width:137.95pt;height:187.5pt;visibility:visible">
+                <v:shape id="_x0000_i1065" type="#_x0000_t75" style="width:138pt;height:187.5pt;visibility:visible">
                   <v:imagedata r:id="rId48" o:title=""/>
                 </v:shape>
               </w:pict>
@@ -12177,7 +12511,7 @@
                 <w:noProof/>
               </w:rPr>
               <w:pict w14:anchorId="75141B39">
-                <v:shape id="_x0000_i1066" type="#_x0000_t75" style="width:101.95pt;height:404.2pt;visibility:visible">
+                <v:shape id="_x0000_i1066" type="#_x0000_t75" style="width:102pt;height:404pt;visibility:visible">
                   <v:imagedata r:id="rId49" o:title=""/>
                 </v:shape>
               </w:pict>
@@ -12195,7 +12529,7 @@
                 <w:noProof/>
               </w:rPr>
               <w:pict w14:anchorId="1F654D53">
-                <v:shape id="_x0000_i1067" type="#_x0000_t75" style="width:161.45pt;height:403.85pt;visibility:visible">
+                <v:shape id="_x0000_i1067" type="#_x0000_t75" style="width:161.5pt;height:404pt;visibility:visible">
                   <v:imagedata r:id="rId50" o:title=""/>
                 </v:shape>
               </w:pict>
@@ -12212,9 +12546,6 @@
           <w:p>
             <w:pPr>
               <w:jc w:val="center"/>
-              <w:rPr>
-                <w:rFonts w:hint="eastAsia"/>
-              </w:rPr>
             </w:pPr>
             <w:r>
               <w:rPr>
@@ -12324,7 +12655,7 @@
             </w:pPr>
             <w:r>
               <w:pict w14:anchorId="0C54271F">
-                <v:shape id="_x0000_i1068" type="#_x0000_t75" style="width:229.2pt;height:258.4pt">
+                <v:shape id="_x0000_i1068" type="#_x0000_t75" style="width:229pt;height:258.5pt">
                   <v:imagedata r:id="rId51" o:title="屏幕截图 2026-10-22 114617"/>
                 </v:shape>
               </w:pict>
@@ -12333,9 +12664,6 @@
           <w:p>
             <w:pPr>
               <w:jc w:val="center"/>
-              <w:rPr>
-                <w:rFonts w:hint="eastAsia"/>
-              </w:rPr>
             </w:pPr>
             <w:r>
               <w:rPr>
@@ -12367,7 +12695,7 @@
                 <w:noProof/>
               </w:rPr>
               <w:pict w14:anchorId="136D8C0F">
-                <v:shape id="_x0000_i1069" type="#_x0000_t75" style="width:105.5pt;height:145.05pt;visibility:visible">
+                <v:shape id="_x0000_i1069" type="#_x0000_t75" style="width:105.5pt;height:145pt;visibility:visible">
                   <v:imagedata r:id="rId52" o:title=""/>
                 </v:shape>
               </w:pict>
@@ -12377,7 +12705,7 @@
                 <w:noProof/>
               </w:rPr>
               <w:pict w14:anchorId="6CA2CCF9">
-                <v:shape id="_x0000_i1070" type="#_x0000_t75" style="width:112.3pt;height:145.05pt;visibility:visible">
+                <v:shape id="_x0000_i1070" type="#_x0000_t75" style="width:112.5pt;height:145pt;visibility:visible">
                   <v:imagedata r:id="rId53" o:title=""/>
                 </v:shape>
               </w:pict>
@@ -12387,7 +12715,7 @@
                 <w:noProof/>
               </w:rPr>
               <w:pict w14:anchorId="3C9E6F22">
-                <v:shape id="_x0000_i1071" type="#_x0000_t75" style="width:101.6pt;height:146.15pt;visibility:visible">
+                <v:shape id="_x0000_i1071" type="#_x0000_t75" style="width:101.5pt;height:146pt;visibility:visible">
                   <v:imagedata r:id="rId54" o:title=""/>
                 </v:shape>
               </w:pict>
@@ -12397,7 +12725,7 @@
                 <w:noProof/>
               </w:rPr>
               <w:pict w14:anchorId="251A3CCD">
-                <v:shape id="_x0000_i1072" type="#_x0000_t75" style="width:139.7pt;height:144.35pt;visibility:visible">
+                <v:shape id="_x0000_i1072" type="#_x0000_t75" style="width:139.5pt;height:144.5pt;visibility:visible">
                   <v:imagedata r:id="rId55" o:title=""/>
                 </v:shape>
               </w:pict>
@@ -12406,9 +12734,6 @@
           <w:p>
             <w:pPr>
               <w:jc w:val="center"/>
-              <w:rPr>
-                <w:rFonts w:hint="eastAsia"/>
-              </w:rPr>
             </w:pPr>
             <w:r>
               <w:rPr>
@@ -12470,9 +12795,6 @@
           <w:p>
             <w:pPr>
               <w:ind w:firstLineChars="200" w:firstLine="480"/>
-              <w:rPr>
-                <w:rFonts w:hint="eastAsia"/>
-              </w:rPr>
             </w:pPr>
             <w:r>
               <w:rPr>
@@ -12532,8 +12854,16 @@
               <w:rPr>
                 <w:rFonts w:hint="eastAsia"/>
               </w:rPr>
-              <w:t xml:space="preserve"> libWriter</w:t>
-            </w:r>
+              <w:t xml:space="preserve"> </w:t>
+            </w:r>
+            <w:proofErr w:type="spellStart"/>
+            <w:r>
+              <w:rPr>
+                <w:rFonts w:hint="eastAsia"/>
+              </w:rPr>
+              <w:t>libWriter</w:t>
+            </w:r>
+            <w:proofErr w:type="spellEnd"/>
             <w:r>
               <w:rPr>
                 <w:rFonts w:hint="eastAsia"/>
@@ -12600,11 +12930,19 @@
               </w:rPr>
               <w:t>、</w:t>
             </w:r>
-            <w:r>
-              <w:rPr>
-                <w:rFonts w:hint="eastAsia"/>
-              </w:rPr>
-              <w:t xml:space="preserve">category_stats </w:t>
+            <w:proofErr w:type="spellStart"/>
+            <w:r>
+              <w:rPr>
+                <w:rFonts w:hint="eastAsia"/>
+              </w:rPr>
+              <w:t>category_stats</w:t>
+            </w:r>
+            <w:proofErr w:type="spellEnd"/>
+            <w:r>
+              <w:rPr>
+                <w:rFonts w:hint="eastAsia"/>
+              </w:rPr>
+              <w:t xml:space="preserve"> </w:t>
             </w:r>
             <w:r>
               <w:rPr>
@@ -12612,11 +12950,19 @@
               </w:rPr>
               <w:t>为普通集合，</w:t>
             </w:r>
-            <w:r>
-              <w:rPr>
-                <w:rFonts w:hint="eastAsia"/>
-              </w:rPr>
-              <w:t xml:space="preserve">borrow_logs </w:t>
+            <w:proofErr w:type="spellStart"/>
+            <w:r>
+              <w:rPr>
+                <w:rFonts w:hint="eastAsia"/>
+              </w:rPr>
+              <w:t>borrow_logs</w:t>
+            </w:r>
+            <w:proofErr w:type="spellEnd"/>
+            <w:r>
+              <w:rPr>
+                <w:rFonts w:hint="eastAsia"/>
+              </w:rPr>
+              <w:t xml:space="preserve"> </w:t>
             </w:r>
             <w:r>
               <w:rPr>
@@ -12636,11 +12982,19 @@
               </w:rPr>
               <w:t>，</w:t>
             </w:r>
-            <w:r>
-              <w:rPr>
-                <w:rFonts w:hint="eastAsia"/>
-              </w:rPr>
-              <w:t xml:space="preserve">book_logs </w:t>
+            <w:proofErr w:type="spellStart"/>
+            <w:r>
+              <w:rPr>
+                <w:rFonts w:hint="eastAsia"/>
+              </w:rPr>
+              <w:t>book_logs</w:t>
+            </w:r>
+            <w:proofErr w:type="spellEnd"/>
+            <w:r>
+              <w:rPr>
+                <w:rFonts w:hint="eastAsia"/>
+              </w:rPr>
+              <w:t xml:space="preserve"> </w:t>
             </w:r>
             <w:r>
               <w:rPr>
@@ -12660,11 +13014,19 @@
               </w:rPr>
               <w:t>，</w:t>
             </w:r>
-            <w:r>
-              <w:rPr>
-                <w:rFonts w:hint="eastAsia"/>
-              </w:rPr>
-              <w:t xml:space="preserve">book_in_stock </w:t>
+            <w:proofErr w:type="spellStart"/>
+            <w:r>
+              <w:rPr>
+                <w:rFonts w:hint="eastAsia"/>
+              </w:rPr>
+              <w:t>book_in_stock</w:t>
+            </w:r>
+            <w:proofErr w:type="spellEnd"/>
+            <w:r>
+              <w:rPr>
+                <w:rFonts w:hint="eastAsia"/>
+              </w:rPr>
+              <w:t xml:space="preserve"> </w:t>
             </w:r>
             <w:r>
               <w:rPr>
@@ -12697,7 +13059,7 @@
                 <w:noProof/>
               </w:rPr>
               <w:pict w14:anchorId="7A9B48F4">
-                <v:shape id="_x0000_i1073" type="#_x0000_t75" style="width:414.9pt;height:143.3pt;visibility:visible">
+                <v:shape id="_x0000_i1073" type="#_x0000_t75" style="width:415pt;height:143.5pt;visibility:visible">
                   <v:imagedata r:id="rId56" o:title=""/>
                 </v:shape>
               </w:pict>
@@ -12706,9 +13068,6 @@
           <w:p>
             <w:pPr>
               <w:jc w:val="center"/>
-              <w:rPr>
-                <w:rFonts w:hint="eastAsia"/>
-              </w:rPr>
             </w:pPr>
             <w:r>
               <w:rPr>
@@ -12764,7 +13123,6 @@
             <w:tblPr>
               <w:tblW w:w="0" w:type="auto"/>
               <w:jc w:val="center"/>
-              <w:tblInd w:w="0" w:type="dxa"/>
               <w:tblBorders>
                 <w:top w:val="single" w:sz="12" w:space="0" w:color="auto"/>
                 <w:bottom w:val="single" w:sz="12" w:space="0" w:color="auto"/>
@@ -13493,8 +13851,16 @@
                     <w:rPr>
                       <w:rFonts w:hint="eastAsia"/>
                     </w:rPr>
-                    <w:t xml:space="preserve"> book_in_stock</w:t>
-                  </w:r>
+                    <w:t xml:space="preserve"> </w:t>
+                  </w:r>
+                  <w:proofErr w:type="spellStart"/>
+                  <w:r>
+                    <w:rPr>
+                      <w:rFonts w:hint="eastAsia"/>
+                    </w:rPr>
+                    <w:t>book_in_stock</w:t>
+                  </w:r>
+                  <w:proofErr w:type="spellEnd"/>
                 </w:p>
               </w:tc>
               <w:tc>
@@ -13654,7 +14020,7 @@
               </w:rPr>
               <w:lastRenderedPageBreak/>
               <w:pict w14:anchorId="324AB998">
-                <v:shape id="_x0000_i1074" type="#_x0000_t75" style="width:415.25pt;height:255.9pt;visibility:visible">
+                <v:shape id="_x0000_i1074" type="#_x0000_t75" style="width:415pt;height:256pt;visibility:visible">
                   <v:imagedata r:id="rId57" o:title=""/>
                 </v:shape>
               </w:pict>
@@ -13692,16 +14058,13 @@
           <w:p>
             <w:pPr>
               <w:jc w:val="center"/>
-              <w:rPr>
-                <w:rFonts w:hint="eastAsia"/>
-              </w:rPr>
             </w:pPr>
             <w:r>
               <w:rPr>
                 <w:noProof/>
               </w:rPr>
               <w:pict w14:anchorId="77BEC6EB">
-                <v:shape id="_x0000_i1075" type="#_x0000_t75" style="width:415.6pt;height:255.9pt;visibility:visible">
+                <v:shape id="_x0000_i1075" type="#_x0000_t75" style="width:415.5pt;height:256pt;visibility:visible">
                   <v:imagedata r:id="rId58" o:title=""/>
                 </v:shape>
               </w:pict>
@@ -13755,7 +14118,7 @@
               </w:rPr>
               <w:lastRenderedPageBreak/>
               <w:pict w14:anchorId="6CE2293E">
-                <v:shape id="_x0000_i1076" type="#_x0000_t75" style="width:415.6pt;height:190.7pt;visibility:visible">
+                <v:shape id="_x0000_i1076" type="#_x0000_t75" style="width:415.5pt;height:190.5pt;visibility:visible">
                   <v:imagedata r:id="rId59" o:title=""/>
                 </v:shape>
               </w:pict>
@@ -13764,9 +14127,6 @@
           <w:p>
             <w:pPr>
               <w:jc w:val="center"/>
-              <w:rPr>
-                <w:rFonts w:hint="eastAsia"/>
-              </w:rPr>
             </w:pPr>
             <w:r>
               <w:rPr>
@@ -13816,9 +14176,6 @@
           <w:p>
             <w:pPr>
               <w:ind w:firstLineChars="200" w:firstLine="480"/>
-              <w:rPr>
-                <w:rFonts w:hint="eastAsia"/>
-              </w:rPr>
             </w:pPr>
             <w:r>
               <w:rPr>
@@ -13850,11 +14207,19 @@
               </w:rPr>
               <w:t>功能导出两类数据：</w:t>
             </w:r>
-            <w:r>
-              <w:rPr>
-                <w:rFonts w:hint="eastAsia"/>
-              </w:rPr>
-              <w:t xml:space="preserve">category_stats </w:t>
+            <w:proofErr w:type="spellStart"/>
+            <w:r>
+              <w:rPr>
+                <w:rFonts w:hint="eastAsia"/>
+              </w:rPr>
+              <w:t>category_stats</w:t>
+            </w:r>
+            <w:proofErr w:type="spellEnd"/>
+            <w:r>
+              <w:rPr>
+                <w:rFonts w:hint="eastAsia"/>
+              </w:rPr>
+              <w:t xml:space="preserve"> </w:t>
             </w:r>
             <w:r>
               <w:rPr>
@@ -13926,7 +14291,21 @@
               <w:rPr>
                 <w:rFonts w:hint="eastAsia"/>
               </w:rPr>
-              <w:t xml:space="preserve"> mongoimport </w:t>
+              <w:t xml:space="preserve"> </w:t>
+            </w:r>
+            <w:proofErr w:type="spellStart"/>
+            <w:r>
+              <w:rPr>
+                <w:rFonts w:hint="eastAsia"/>
+              </w:rPr>
+              <w:t>mongoimport</w:t>
+            </w:r>
+            <w:proofErr w:type="spellEnd"/>
+            <w:r>
+              <w:rPr>
+                <w:rFonts w:hint="eastAsia"/>
+              </w:rPr>
+              <w:t xml:space="preserve"> </w:t>
             </w:r>
             <w:r>
               <w:rPr>
@@ -13938,7 +14317,21 @@
               <w:rPr>
                 <w:rFonts w:hint="eastAsia"/>
               </w:rPr>
-              <w:t xml:space="preserve"> PyMongo </w:t>
+              <w:t xml:space="preserve"> </w:t>
+            </w:r>
+            <w:proofErr w:type="spellStart"/>
+            <w:r>
+              <w:rPr>
+                <w:rFonts w:hint="eastAsia"/>
+              </w:rPr>
+              <w:t>PyMongo</w:t>
+            </w:r>
+            <w:proofErr w:type="spellEnd"/>
+            <w:r>
+              <w:rPr>
+                <w:rFonts w:hint="eastAsia"/>
+              </w:rPr>
+              <w:t xml:space="preserve"> </w:t>
             </w:r>
             <w:r>
               <w:rPr>
@@ -13950,7 +14343,21 @@
               <w:rPr>
                 <w:rFonts w:hint="eastAsia"/>
               </w:rPr>
-              <w:t xml:space="preserve"> json_util </w:t>
+              <w:t xml:space="preserve"> </w:t>
+            </w:r>
+            <w:proofErr w:type="spellStart"/>
+            <w:r>
+              <w:rPr>
+                <w:rFonts w:hint="eastAsia"/>
+              </w:rPr>
+              <w:t>json_util</w:t>
+            </w:r>
+            <w:proofErr w:type="spellEnd"/>
+            <w:r>
+              <w:rPr>
+                <w:rFonts w:hint="eastAsia"/>
+              </w:rPr>
+              <w:t xml:space="preserve"> </w:t>
             </w:r>
             <w:r>
               <w:rPr>
@@ -13969,11 +14376,19 @@
               </w:rPr>
               <w:t>导出完成后核对条数：</w:t>
             </w:r>
-            <w:r>
-              <w:rPr>
-                <w:rFonts w:hint="eastAsia"/>
-              </w:rPr>
-              <w:t xml:space="preserve">category_stats </w:t>
+            <w:proofErr w:type="spellStart"/>
+            <w:r>
+              <w:rPr>
+                <w:rFonts w:hint="eastAsia"/>
+              </w:rPr>
+              <w:t>category_stats</w:t>
+            </w:r>
+            <w:proofErr w:type="spellEnd"/>
+            <w:r>
+              <w:rPr>
+                <w:rFonts w:hint="eastAsia"/>
+              </w:rPr>
+              <w:t xml:space="preserve"> </w:t>
             </w:r>
             <w:r>
               <w:rPr>
@@ -14034,13 +14449,12 @@
             <w:pPr>
               <w:jc w:val="center"/>
               <w:rPr>
-                <w:rFonts w:hint="eastAsia"/>
                 <w:noProof/>
               </w:rPr>
             </w:pPr>
             <w:r>
               <w:pict w14:anchorId="3B5523BD">
-                <v:shape id="_x0000_i1077" type="#_x0000_t75" style="width:236.3pt;height:228.5pt">
+                <v:shape id="_x0000_i1077" type="#_x0000_t75" style="width:236.5pt;height:228.5pt">
                   <v:imagedata r:id="rId60" o:title="屏幕截图 2026-10-22 143546"/>
                 </v:shape>
               </w:pict>
@@ -14049,9 +14463,6 @@
           <w:p>
             <w:pPr>
               <w:jc w:val="center"/>
-              <w:rPr>
-                <w:rFonts w:hint="eastAsia"/>
-              </w:rPr>
             </w:pPr>
             <w:r>
               <w:rPr>
@@ -14091,7 +14502,7 @@
               </w:rPr>
               <w:lastRenderedPageBreak/>
               <w:pict w14:anchorId="4C48D902">
-                <v:shape id="_x0000_i1078" type="#_x0000_t75" style="width:415.25pt;height:145.8pt;visibility:visible">
+                <v:shape id="_x0000_i1078" type="#_x0000_t75" style="width:415.5pt;height:146pt;visibility:visible">
                   <v:imagedata r:id="rId61" o:title=""/>
                 </v:shape>
               </w:pict>
@@ -14100,9 +14511,6 @@
           <w:p>
             <w:pPr>
               <w:jc w:val="center"/>
-              <w:rPr>
-                <w:rFonts w:hint="eastAsia"/>
-              </w:rPr>
             </w:pPr>
             <w:r>
               <w:rPr>
@@ -14194,7 +14602,6 @@
             <w:pPr>
               <w:ind w:firstLineChars="200" w:firstLine="482"/>
               <w:rPr>
-                <w:rFonts w:hint="eastAsia"/>
                 <w:b/>
                 <w:bCs/>
               </w:rPr>
@@ -14204,337 +14611,417 @@
                 <w:b/>
                 <w:bCs/>
               </w:rPr>
-              <w:t>一是环境与工具</w:t>
-            </w:r>
-            <w:r>
-              <w:rPr>
-                <w:rFonts w:hint="eastAsia"/>
+              <w:t>一是环境与</w:t>
+            </w:r>
+            <w:proofErr w:type="gramStart"/>
+            <w:r>
+              <w:rPr>
                 <w:b/>
                 <w:bCs/>
               </w:rPr>
-              <w:t>:</w:t>
-            </w:r>
-          </w:p>
-          <w:p>
-            <w:pPr>
-              <w:ind w:firstLineChars="200" w:firstLine="480"/>
-              <w:rPr>
+              <w:t>工具</w:t>
+            </w:r>
+            <w:r>
+              <w:rPr>
+                <w:rFonts w:hint="eastAsia"/>
                 <w:b/>
                 <w:bCs/>
               </w:rPr>
-            </w:pPr>
-            <w:r>
-              <w:t> </w:t>
-            </w:r>
-            <w:r>
-              <w:t>最初的</w:t>
-            </w:r>
-            <w:r>
-              <w:t xml:space="preserve"> Windows </w:t>
-            </w:r>
-            <w:r>
-              <w:t>环境只安装了</w:t>
-            </w:r>
-            <w:r>
-              <w:t xml:space="preserve"> MongoDB </w:t>
-            </w:r>
-            <w:r>
-              <w:t>服务端，没有</w:t>
-            </w:r>
-            <w:r>
-              <w:t xml:space="preserve"> mongosh</w:t>
-            </w:r>
-            <w:r>
-              <w:t>，命令无法执行；改在</w:t>
-            </w:r>
-            <w:r>
-              <w:t xml:space="preserve"> WSL2 </w:t>
-            </w:r>
-            <w:r>
-              <w:t>内部署后，又出现</w:t>
-            </w:r>
-            <w:r>
-              <w:t xml:space="preserve"> Windows </w:t>
-            </w:r>
-            <w:r>
-              <w:t>系统服务与</w:t>
-            </w:r>
-            <w:r>
-              <w:t xml:space="preserve"> WSL </w:t>
-            </w:r>
-            <w:r>
-              <w:t>实例同时占用</w:t>
-            </w:r>
-            <w:r>
-              <w:t xml:space="preserve"> 27017 </w:t>
-            </w:r>
-            <w:r>
-              <w:t>端口的情况，在</w:t>
-            </w:r>
-            <w:r>
-              <w:t xml:space="preserve"> Windows </w:t>
-            </w:r>
-            <w:r>
-              <w:t>侧运行程序时实际连接的是旧实例，集合文档数与实验数据不一致，需停止系统服务后由端口转发接管。此外，以命令行参数启动的</w:t>
-            </w:r>
-            <w:r>
-              <w:t xml:space="preserve"> mongod </w:t>
-            </w:r>
-            <w:r>
-              <w:t>不属于常驻服务，关闭终端或</w:t>
-            </w:r>
-            <w:r>
-              <w:t xml:space="preserve"> WSL </w:t>
-            </w:r>
-            <w:r>
-              <w:t>休眠后进程即退出，表现为连接被拒绝；</w:t>
-            </w:r>
-            <w:r>
-              <w:t xml:space="preserve">mongosh </w:t>
-            </w:r>
-            <w:r>
-              <w:t>每次启动默认位于</w:t>
-            </w:r>
-            <w:r>
-              <w:t xml:space="preserve"> test </w:t>
-            </w:r>
-            <w:r>
-              <w:t>库，未切换数据库时查询结果全为</w:t>
-            </w:r>
-            <w:r>
-              <w:t xml:space="preserve"> 0</w:t>
-            </w:r>
-            <w:r>
-              <w:t>，一度被误判为查询语句错误；多条命令整段粘贴时，交互式</w:t>
-            </w:r>
-            <w:r>
-              <w:t>shell</w:t>
-            </w:r>
-            <w:r>
-              <w:t>只回显最后一条的执行结果，且会进入续行状态，导致中间结果缺失；命令中混入全角标点会直接引发语法错误。这些问题虽不涉及数据库原理，却占了相当的调试时间。</w:t>
-            </w:r>
-          </w:p>
-          <w:p>
-            <w:pPr>
-              <w:ind w:firstLineChars="200" w:firstLine="482"/>
-              <w:rPr>
-                <w:rFonts w:hint="eastAsia"/>
-              </w:rPr>
-            </w:pPr>
-            <w:r>
+              <w:t>:</w:t>
+            </w:r>
+            <w:proofErr w:type="gramEnd"/>
+          </w:p>
+          <w:p>
+            <w:pPr>
+              <w:ind w:firstLineChars="200" w:firstLine="480"/>
               <w:rPr>
                 <w:b/>
                 <w:bCs/>
               </w:rPr>
-              <w:t>二是数据建模</w:t>
-            </w:r>
-            <w:r>
-              <w:rPr>
-                <w:rFonts w:hint="eastAsia"/>
+            </w:pPr>
+            <w:r>
+              <w:t> </w:t>
+            </w:r>
+            <w:r>
+              <w:t>最初的</w:t>
+            </w:r>
+            <w:r>
+              <w:t xml:space="preserve"> Windows </w:t>
+            </w:r>
+            <w:r>
+              <w:t>环境只安装了</w:t>
+            </w:r>
+            <w:r>
+              <w:t xml:space="preserve"> MongoDB </w:t>
+            </w:r>
+            <w:r>
+              <w:t>服务端，没有</w:t>
+            </w:r>
+            <w:r>
+              <w:t xml:space="preserve"> </w:t>
+            </w:r>
+            <w:proofErr w:type="spellStart"/>
+            <w:r>
+              <w:t>mongosh</w:t>
+            </w:r>
+            <w:proofErr w:type="spellEnd"/>
+            <w:r>
+              <w:t>，命令无法执行；改在</w:t>
+            </w:r>
+            <w:r>
+              <w:t xml:space="preserve"> WSL2 </w:t>
+            </w:r>
+            <w:r>
+              <w:t>内部署后，又出现</w:t>
+            </w:r>
+            <w:r>
+              <w:t xml:space="preserve"> Windows </w:t>
+            </w:r>
+            <w:r>
+              <w:t>系统服务与</w:t>
+            </w:r>
+            <w:r>
+              <w:t xml:space="preserve"> WSL </w:t>
+            </w:r>
+            <w:r>
+              <w:t>实例同时占用</w:t>
+            </w:r>
+            <w:r>
+              <w:t xml:space="preserve"> 27017 </w:t>
+            </w:r>
+            <w:r>
+              <w:t>端口的情况，在</w:t>
+            </w:r>
+            <w:r>
+              <w:t xml:space="preserve"> Windows </w:t>
+            </w:r>
+            <w:r>
+              <w:t>侧运行程序时实际连接的是旧实例，集合文档数与实验数据不一致，需停止系统服务后由端口转发接管。此外，以命令行参数启动的</w:t>
+            </w:r>
+            <w:r>
+              <w:t xml:space="preserve"> </w:t>
+            </w:r>
+            <w:proofErr w:type="spellStart"/>
+            <w:r>
+              <w:t>mongod</w:t>
+            </w:r>
+            <w:proofErr w:type="spellEnd"/>
+            <w:r>
+              <w:t xml:space="preserve"> </w:t>
+            </w:r>
+            <w:r>
+              <w:t>不属于常驻服务，关闭终端或</w:t>
+            </w:r>
+            <w:r>
+              <w:t xml:space="preserve"> WSL </w:t>
+            </w:r>
+            <w:r>
+              <w:t>休眠后进程即退出，表现为连接被拒绝；</w:t>
+            </w:r>
+            <w:proofErr w:type="spellStart"/>
+            <w:r>
+              <w:t>mongosh</w:t>
+            </w:r>
+            <w:proofErr w:type="spellEnd"/>
+            <w:r>
+              <w:t xml:space="preserve"> </w:t>
+            </w:r>
+            <w:r>
+              <w:t>每次启动默认位于</w:t>
+            </w:r>
+            <w:r>
+              <w:t xml:space="preserve"> test </w:t>
+            </w:r>
+            <w:r>
+              <w:t>库，未切换数据库时查询结果全为</w:t>
+            </w:r>
+            <w:r>
+              <w:t xml:space="preserve"> 0</w:t>
+            </w:r>
+            <w:r>
+              <w:t>，一度被误判为查询语句错误；多条命令整段粘贴时，交互式</w:t>
+            </w:r>
+            <w:r>
+              <w:t>shell</w:t>
+            </w:r>
+            <w:r>
+              <w:t>只回显最后一条的执行结果，且会进入续行状态，导致中间结果缺失；命令中混入全角标点会直接引发语法错误。这些问题虽不涉及数据库原理，却占了相当的调试时间。</w:t>
+            </w:r>
+          </w:p>
+          <w:p>
+            <w:pPr>
+              <w:ind w:firstLineChars="200" w:firstLine="482"/>
+            </w:pPr>
+            <w:r>
+              <w:rPr>
                 <w:b/>
                 <w:bCs/>
               </w:rPr>
-              <w:t>：</w:t>
-            </w:r>
-          </w:p>
-          <w:p>
-            <w:pPr>
-              <w:ind w:firstLineChars="200" w:firstLine="480"/>
-            </w:pPr>
-            <w:r>
-              <w:t>任务书</w:t>
-            </w:r>
-            <w:r>
-              <w:t xml:space="preserve"> 2.1 </w:t>
-            </w:r>
-            <w:r>
-              <w:t>要求</w:t>
-            </w:r>
-            <w:r>
-              <w:t xml:space="preserve"> borrow_logs </w:t>
-            </w:r>
-            <w:r>
-              <w:t>为普通集合，</w:t>
-            </w:r>
-            <w:r>
-              <w:t xml:space="preserve">2.2 </w:t>
-            </w:r>
-            <w:r>
-              <w:t>又要求其为时间序列集合，二者冲突；由于时间序列类型只能在创建时声明，最终按</w:t>
-            </w:r>
-            <w:r>
-              <w:t xml:space="preserve"> 2.2 </w:t>
-            </w:r>
-            <w:r>
-              <w:t>删除重建。该集合未定义</w:t>
-            </w:r>
-            <w:r>
-              <w:t xml:space="preserve"> metaField</w:t>
-            </w:r>
-            <w:r>
-              <w:t>，导致后续归还功能无法更新</w:t>
-            </w:r>
-            <w:r>
-              <w:t xml:space="preserve"> status </w:t>
-            </w:r>
-            <w:r>
-              <w:t>字段（</w:t>
-            </w:r>
-            <w:r>
-              <w:t>error 72</w:t>
-            </w:r>
-            <w:r>
-              <w:t>），只能改为追加记录并同步库存。更隐蔽的问题是过期策略：按要求设置</w:t>
-            </w:r>
-            <w:r>
-              <w:t xml:space="preserve"> expireAfterSeconds </w:t>
-            </w:r>
-            <w:r>
-              <w:t>为两年，而数据集借阅日期为</w:t>
-            </w:r>
-            <w:r>
-              <w:t xml:space="preserve"> 2023—2025 </w:t>
-            </w:r>
-            <w:r>
-              <w:t>年，导入后文档数由</w:t>
-            </w:r>
-            <w:r>
-              <w:t xml:space="preserve"> 66 </w:t>
-            </w:r>
-            <w:r>
-              <w:t>条持续降至</w:t>
-            </w:r>
-            <w:r>
-              <w:t xml:space="preserve"> 26 </w:t>
-            </w:r>
-            <w:r>
-              <w:t>条，逾期记录由</w:t>
-            </w:r>
-            <w:r>
-              <w:t xml:space="preserve"> 13 </w:t>
-            </w:r>
-            <w:r>
-              <w:t>条降至</w:t>
-            </w:r>
-            <w:r>
-              <w:t xml:space="preserve"> 5 </w:t>
-            </w:r>
-            <w:r>
-              <w:t>条，属于定时清理而非导入失败。</w:t>
-            </w:r>
-          </w:p>
-          <w:p>
-            <w:pPr>
-              <w:ind w:firstLineChars="200" w:firstLine="482"/>
+              <w:t>二是数据建模</w:t>
+            </w:r>
+            <w:r>
               <w:rPr>
                 <w:rFonts w:hint="eastAsia"/>
                 <w:b/>
                 <w:bCs/>
               </w:rPr>
-            </w:pPr>
-            <w:r>
+              <w:t>：</w:t>
+            </w:r>
+          </w:p>
+          <w:p>
+            <w:pPr>
+              <w:ind w:firstLineChars="200" w:firstLine="480"/>
+            </w:pPr>
+            <w:r>
+              <w:t>任务书</w:t>
+            </w:r>
+            <w:r>
+              <w:t xml:space="preserve"> 2.1 </w:t>
+            </w:r>
+            <w:r>
+              <w:t>要求</w:t>
+            </w:r>
+            <w:r>
+              <w:t xml:space="preserve"> </w:t>
+            </w:r>
+            <w:proofErr w:type="spellStart"/>
+            <w:r>
+              <w:t>borrow_logs</w:t>
+            </w:r>
+            <w:proofErr w:type="spellEnd"/>
+            <w:r>
+              <w:t xml:space="preserve"> </w:t>
+            </w:r>
+            <w:r>
+              <w:t>为普通集合，</w:t>
+            </w:r>
+            <w:r>
+              <w:t xml:space="preserve">2.2 </w:t>
+            </w:r>
+            <w:r>
+              <w:t>又要求其为时间序列集合，二者冲突；由于时间序列类型只能在创建时声明，最终按</w:t>
+            </w:r>
+            <w:r>
+              <w:t xml:space="preserve"> 2.2 </w:t>
+            </w:r>
+            <w:r>
+              <w:t>删除重建。该集合未定义</w:t>
+            </w:r>
+            <w:r>
+              <w:t xml:space="preserve"> </w:t>
+            </w:r>
+            <w:proofErr w:type="spellStart"/>
+            <w:r>
+              <w:t>metaField</w:t>
+            </w:r>
+            <w:proofErr w:type="spellEnd"/>
+            <w:r>
+              <w:t>，导致后续归还功能无法更新</w:t>
+            </w:r>
+            <w:r>
+              <w:t xml:space="preserve"> status </w:t>
+            </w:r>
+            <w:r>
+              <w:t>字段（</w:t>
+            </w:r>
+            <w:r>
+              <w:t>error 72</w:t>
+            </w:r>
+            <w:r>
+              <w:t>），只能改为追加记录并同步库存。更隐蔽的问题是过期策略：按要求设置</w:t>
+            </w:r>
+            <w:r>
+              <w:t xml:space="preserve"> </w:t>
+            </w:r>
+            <w:proofErr w:type="spellStart"/>
+            <w:r>
+              <w:t>expireAfterSeconds</w:t>
+            </w:r>
+            <w:proofErr w:type="spellEnd"/>
+            <w:r>
+              <w:t xml:space="preserve"> </w:t>
+            </w:r>
+            <w:r>
+              <w:t>为两年，而数据集借阅日期为</w:t>
+            </w:r>
+            <w:r>
+              <w:t xml:space="preserve"> 2023—2025 </w:t>
+            </w:r>
+            <w:r>
+              <w:t>年，导入后文档数由</w:t>
+            </w:r>
+            <w:r>
+              <w:t xml:space="preserve"> 66 </w:t>
+            </w:r>
+            <w:r>
+              <w:t>条持续降至</w:t>
+            </w:r>
+            <w:r>
+              <w:t xml:space="preserve"> 26 </w:t>
+            </w:r>
+            <w:r>
+              <w:t>条，逾期记录由</w:t>
+            </w:r>
+            <w:r>
+              <w:t xml:space="preserve"> 13 </w:t>
+            </w:r>
+            <w:r>
+              <w:t>条降至</w:t>
+            </w:r>
+            <w:r>
+              <w:t xml:space="preserve"> 5 </w:t>
+            </w:r>
+            <w:r>
+              <w:t>条，属于定时清理而非导入失败。</w:t>
+            </w:r>
+          </w:p>
+          <w:p>
+            <w:pPr>
+              <w:ind w:firstLineChars="200" w:firstLine="482"/>
               <w:rPr>
                 <w:b/>
                 <w:bCs/>
               </w:rPr>
-              <w:t>三是数据核对</w:t>
-            </w:r>
-            <w:r>
-              <w:rPr>
-                <w:rFonts w:hint="eastAsia"/>
+            </w:pPr>
+            <w:r>
+              <w:rPr>
                 <w:b/>
                 <w:bCs/>
               </w:rPr>
-              <w:t>：</w:t>
-            </w:r>
-          </w:p>
-          <w:p>
-            <w:pPr>
-              <w:ind w:firstLineChars="200" w:firstLine="480"/>
-            </w:pPr>
-            <w:r>
-              <w:t> </w:t>
-            </w:r>
-            <w:r>
-              <w:t>排查上述现象时，同一查询条件用</w:t>
-            </w:r>
-            <w:r>
-              <w:t> $group </w:t>
-            </w:r>
-            <w:r>
-              <w:t>聚合得到</w:t>
-            </w:r>
-            <w:r>
-              <w:t xml:space="preserve"> 13 </w:t>
-            </w:r>
-            <w:r>
-              <w:t>条、用</w:t>
-            </w:r>
-            <w:r>
-              <w:t xml:space="preserve"> countDocuments </w:t>
-            </w:r>
-            <w:r>
-              <w:t>得到</w:t>
-            </w:r>
-            <w:r>
-              <w:t xml:space="preserve"> 5 </w:t>
-            </w:r>
-            <w:r>
-              <w:t>条，两个结果互相矛盾；先怀疑状态字符串含隐藏字符，用</w:t>
-            </w:r>
-            <w:r>
-              <w:t xml:space="preserve"> $strLenCP </w:t>
-            </w:r>
-            <w:r>
-              <w:t>核对长度后排除，再对比两次查询的时间间隔，才确认数值随时间递减。另有两处细节值得记录：重新导入数据前必须清空集合，否则唯一索引尚未建立时会插入重复文档；</w:t>
-            </w:r>
-            <w:r>
-              <w:t xml:space="preserve">insertMany </w:t>
-            </w:r>
-            <w:r>
-              <w:t>返回的</w:t>
-            </w:r>
-            <w:r>
-              <w:t xml:space="preserve"> insertedIds </w:t>
-            </w:r>
-            <w:r>
-              <w:t>为对象而非数组，取</w:t>
-            </w:r>
-            <w:r>
-              <w:t xml:space="preserve"> length </w:t>
-            </w:r>
-            <w:r>
-              <w:t>恒为空，需用</w:t>
-            </w:r>
-            <w:r>
-              <w:t xml:space="preserve"> Object.keys </w:t>
-            </w:r>
-            <w:r>
-              <w:t>统计。</w:t>
-            </w:r>
-          </w:p>
-          <w:p>
-            <w:pPr>
-              <w:ind w:firstLineChars="200" w:firstLine="482"/>
+              <w:t>三是数据核对</w:t>
+            </w:r>
+            <w:r>
               <w:rPr>
                 <w:rFonts w:hint="eastAsia"/>
                 <w:b/>
                 <w:bCs/>
               </w:rPr>
-            </w:pPr>
-            <w:r>
+              <w:t>：</w:t>
+            </w:r>
+          </w:p>
+          <w:p>
+            <w:pPr>
+              <w:ind w:firstLineChars="200" w:firstLine="480"/>
+            </w:pPr>
+            <w:r>
+              <w:t> </w:t>
+            </w:r>
+            <w:r>
+              <w:t>排查上述现象时，同一查询条件用</w:t>
+            </w:r>
+            <w:r>
+              <w:t> $group </w:t>
+            </w:r>
+            <w:r>
+              <w:t>聚合得到</w:t>
+            </w:r>
+            <w:r>
+              <w:t xml:space="preserve"> 13 </w:t>
+            </w:r>
+            <w:r>
+              <w:t>条、用</w:t>
+            </w:r>
+            <w:r>
+              <w:t xml:space="preserve"> </w:t>
+            </w:r>
+            <w:proofErr w:type="spellStart"/>
+            <w:r>
+              <w:t>countDocuments</w:t>
+            </w:r>
+            <w:proofErr w:type="spellEnd"/>
+            <w:r>
+              <w:t xml:space="preserve"> </w:t>
+            </w:r>
+            <w:r>
+              <w:t>得到</w:t>
+            </w:r>
+            <w:r>
+              <w:t xml:space="preserve"> 5 </w:t>
+            </w:r>
+            <w:r>
+              <w:t>条，两个结果互相矛盾；先怀疑状态字符串含隐藏字符，用</w:t>
+            </w:r>
+            <w:r>
+              <w:t xml:space="preserve"> $</w:t>
+            </w:r>
+            <w:proofErr w:type="spellStart"/>
+            <w:r>
+              <w:t>strLenCP</w:t>
+            </w:r>
+            <w:proofErr w:type="spellEnd"/>
+            <w:r>
+              <w:t xml:space="preserve"> </w:t>
+            </w:r>
+            <w:r>
+              <w:t>核对长度后排除，再对比两次查询的时间间隔，才确认数值随时间递减。另有两处细节值得记录：重新导入数据前必须清空集合，否则唯一索引尚未建立时会插入重复文档；</w:t>
+            </w:r>
+            <w:proofErr w:type="spellStart"/>
+            <w:r>
+              <w:t>insertMany</w:t>
+            </w:r>
+            <w:proofErr w:type="spellEnd"/>
+            <w:r>
+              <w:t xml:space="preserve"> </w:t>
+            </w:r>
+            <w:r>
+              <w:t>返回的</w:t>
+            </w:r>
+            <w:r>
+              <w:t xml:space="preserve"> </w:t>
+            </w:r>
+            <w:proofErr w:type="spellStart"/>
+            <w:r>
+              <w:t>insertedIds</w:t>
+            </w:r>
+            <w:proofErr w:type="spellEnd"/>
+            <w:r>
+              <w:t xml:space="preserve"> </w:t>
+            </w:r>
+            <w:r>
+              <w:t>为对象而非数组，取</w:t>
+            </w:r>
+            <w:r>
+              <w:t xml:space="preserve"> length </w:t>
+            </w:r>
+            <w:r>
+              <w:t>恒为空，需用</w:t>
+            </w:r>
+            <w:r>
+              <w:t xml:space="preserve"> </w:t>
+            </w:r>
+            <w:proofErr w:type="spellStart"/>
+            <w:r>
+              <w:t>Object.keys</w:t>
+            </w:r>
+            <w:proofErr w:type="spellEnd"/>
+            <w:r>
+              <w:t xml:space="preserve"> </w:t>
+            </w:r>
+            <w:r>
+              <w:t>统计。</w:t>
+            </w:r>
+          </w:p>
+          <w:p>
+            <w:pPr>
+              <w:ind w:firstLineChars="200" w:firstLine="482"/>
               <w:rPr>
                 <w:b/>
                 <w:bCs/>
               </w:rPr>
-              <w:t>四是认证与索引</w:t>
-            </w:r>
-            <w:r>
-              <w:rPr>
-                <w:rFonts w:hint="eastAsia"/>
+            </w:pPr>
+            <w:r>
+              <w:rPr>
                 <w:b/>
                 <w:bCs/>
               </w:rPr>
+              <w:t>四是认证与索引</w:t>
+            </w:r>
+            <w:r>
+              <w:rPr>
+                <w:rFonts w:hint="eastAsia"/>
+                <w:b/>
+                <w:bCs/>
+              </w:rPr>
               <w:t>：</w:t>
             </w:r>
           </w:p>
@@ -14561,7 +15048,15 @@
               <w:t>库，认证来源</w:t>
             </w:r>
             <w:r>
-              <w:t xml:space="preserve"> authSource </w:t>
+              <w:t xml:space="preserve"> </w:t>
+            </w:r>
+            <w:proofErr w:type="spellStart"/>
+            <w:r>
+              <w:t>authSource</w:t>
+            </w:r>
+            <w:proofErr w:type="spellEnd"/>
+            <w:r>
+              <w:t xml:space="preserve"> </w:t>
             </w:r>
             <w:r>
               <w:t>也必须指向</w:t>
@@ -14601,19 +15096,40 @@
               <w:t>条文档的规模下，有索引与无索引的耗时分别为</w:t>
             </w:r>
             <w:r>
-              <w:t xml:space="preserve"> 1 ms </w:t>
+              <w:t xml:space="preserve"> 1 </w:t>
+            </w:r>
+            <w:proofErr w:type="spellStart"/>
+            <w:r>
+              <w:t>ms</w:t>
+            </w:r>
+            <w:proofErr w:type="spellEnd"/>
+            <w:r>
+              <w:t xml:space="preserve"> </w:t>
             </w:r>
             <w:r>
               <w:t>与</w:t>
             </w:r>
             <w:r>
-              <w:t xml:space="preserve"> 0 ms</w:t>
-            </w:r>
+              <w:t xml:space="preserve"> 0 </w:t>
+            </w:r>
+            <w:proofErr w:type="spellStart"/>
+            <w:r>
+              <w:t>ms</w:t>
+            </w:r>
+            <w:proofErr w:type="spellEnd"/>
             <w:r>
               <w:t>，不具备比较意义，只能以</w:t>
             </w:r>
             <w:r>
-              <w:t xml:space="preserve"> totalDocsExamined </w:t>
+              <w:t xml:space="preserve"> </w:t>
+            </w:r>
+            <w:proofErr w:type="spellStart"/>
+            <w:r>
+              <w:t>totalDocsExamined</w:t>
+            </w:r>
+            <w:proofErr w:type="spellEnd"/>
+            <w:r>
+              <w:t xml:space="preserve"> </w:t>
             </w:r>
             <w:r>
               <w:t>由</w:t>
@@ -14639,7 +15155,15 @@
               <w:t>总体而言，本项目由六个相互衔接的任务构成一条完整链路：从实例部署与数据建模起步，经检索、更新删除、聚合统计、索引优化与权限管理，最终落到</w:t>
             </w:r>
             <w:r>
-              <w:t xml:space="preserve"> PyMongo </w:t>
+              <w:t xml:space="preserve"> </w:t>
+            </w:r>
+            <w:proofErr w:type="spellStart"/>
+            <w:r>
+              <w:t>PyMongo</w:t>
+            </w:r>
+            <w:proofErr w:type="spellEnd"/>
+            <w:r>
+              <w:t xml:space="preserve"> </w:t>
             </w:r>
             <w:r>
               <w:t>应用开发与</w:t>
@@ -14815,7 +15339,6 @@
     <w:r>
       <w:rPr>
         <w:rStyle w:val="aa"/>
-        <w:lang w:val="en-US" w:eastAsia="zh-CN"/>
       </w:rPr>
       <w:t>3</w:t>
     </w:r>
@@ -15301,11 +15824,54 @@
     <w:lsdException w:name="Default Paragraph Font" w:semiHidden="1"/>
     <w:lsdException w:name="HTML Top of Form" w:semiHidden="1" w:uiPriority="99" w:unhideWhenUsed="1"/>
     <w:lsdException w:name="HTML Bottom of Form" w:semiHidden="1" w:uiPriority="99" w:unhideWhenUsed="1"/>
-    <w:lsdException w:name="Normal Table" w:semiHidden="1"/>
+    <w:lsdException w:name="Normal Table" w:semiHidden="1" w:unhideWhenUsed="1"/>
     <w:lsdException w:name="No List" w:semiHidden="1" w:uiPriority="99" w:unhideWhenUsed="1"/>
     <w:lsdException w:name="Outline List 1" w:semiHidden="1" w:uiPriority="99" w:unhideWhenUsed="1"/>
     <w:lsdException w:name="Outline List 2" w:semiHidden="1" w:uiPriority="99" w:unhideWhenUsed="1"/>
     <w:lsdException w:name="Outline List 3" w:semiHidden="1" w:uiPriority="99" w:unhideWhenUsed="1"/>
+    <w:lsdException w:name="Table Simple 1" w:semiHidden="1" w:unhideWhenUsed="1"/>
+    <w:lsdException w:name="Table Simple 2" w:semiHidden="1" w:unhideWhenUsed="1"/>
+    <w:lsdException w:name="Table Simple 3" w:semiHidden="1" w:unhideWhenUsed="1"/>
+    <w:lsdException w:name="Table Classic 1" w:semiHidden="1" w:unhideWhenUsed="1"/>
+    <w:lsdException w:name="Table Classic 2" w:semiHidden="1" w:unhideWhenUsed="1"/>
+    <w:lsdException w:name="Table Classic 3" w:semiHidden="1" w:unhideWhenUsed="1"/>
+    <w:lsdException w:name="Table Classic 4" w:semiHidden="1" w:unhideWhenUsed="1"/>
+    <w:lsdException w:name="Table Colorful 1" w:semiHidden="1" w:unhideWhenUsed="1"/>
+    <w:lsdException w:name="Table Colorful 2" w:semiHidden="1" w:unhideWhenUsed="1"/>
+    <w:lsdException w:name="Table Colorful 3" w:semiHidden="1" w:unhideWhenUsed="1"/>
+    <w:lsdException w:name="Table Columns 1" w:semiHidden="1" w:unhideWhenUsed="1"/>
+    <w:lsdException w:name="Table Columns 2" w:semiHidden="1" w:unhideWhenUsed="1"/>
+    <w:lsdException w:name="Table Columns 3" w:semiHidden="1" w:unhideWhenUsed="1"/>
+    <w:lsdException w:name="Table Columns 4" w:semiHidden="1" w:unhideWhenUsed="1"/>
+    <w:lsdException w:name="Table Columns 5" w:semiHidden="1" w:unhideWhenUsed="1"/>
+    <w:lsdException w:name="Table Grid 1" w:semiHidden="1" w:unhideWhenUsed="1"/>
+    <w:lsdException w:name="Table Grid 2" w:semiHidden="1" w:unhideWhenUsed="1"/>
+    <w:lsdException w:name="Table Grid 3" w:semiHidden="1" w:unhideWhenUsed="1"/>
+    <w:lsdException w:name="Table Grid 4" w:semiHidden="1" w:unhideWhenUsed="1"/>
+    <w:lsdException w:name="Table Grid 5" w:semiHidden="1" w:unhideWhenUsed="1"/>
+    <w:lsdException w:name="Table Grid 6" w:semiHidden="1" w:unhideWhenUsed="1"/>
+    <w:lsdException w:name="Table Grid 7" w:semiHidden="1" w:unhideWhenUsed="1"/>
+    <w:lsdException w:name="Table Grid 8" w:semiHidden="1" w:unhideWhenUsed="1"/>
+    <w:lsdException w:name="Table List 1" w:semiHidden="1" w:unhideWhenUsed="1"/>
+    <w:lsdException w:name="Table List 2" w:semiHidden="1" w:unhideWhenUsed="1"/>
+    <w:lsdException w:name="Table List 3" w:semiHidden="1" w:unhideWhenUsed="1"/>
+    <w:lsdException w:name="Table List 4" w:semiHidden="1" w:unhideWhenUsed="1"/>
+    <w:lsdException w:name="Table List 5" w:semiHidden="1" w:unhideWhenUsed="1"/>
+    <w:lsdException w:name="Table List 6" w:semiHidden="1" w:unhideWhenUsed="1"/>
+    <w:lsdException w:name="Table List 7" w:semiHidden="1" w:unhideWhenUsed="1"/>
+    <w:lsdException w:name="Table List 8" w:semiHidden="1" w:unhideWhenUsed="1"/>
+    <w:lsdException w:name="Table 3D effects 1" w:semiHidden="1" w:unhideWhenUsed="1"/>
+    <w:lsdException w:name="Table 3D effects 2" w:semiHidden="1" w:unhideWhenUsed="1"/>
+    <w:lsdException w:name="Table 3D effects 3" w:semiHidden="1" w:unhideWhenUsed="1"/>
+    <w:lsdException w:name="Table Contemporary" w:semiHidden="1" w:unhideWhenUsed="1"/>
+    <w:lsdException w:name="Table Elegant" w:semiHidden="1" w:unhideWhenUsed="1"/>
+    <w:lsdException w:name="Table Professional" w:semiHidden="1" w:unhideWhenUsed="1"/>
+    <w:lsdException w:name="Table Subtle 1" w:semiHidden="1" w:unhideWhenUsed="1"/>
+    <w:lsdException w:name="Table Subtle 2" w:semiHidden="1" w:unhideWhenUsed="1"/>
+    <w:lsdException w:name="Table Web 1" w:semiHidden="1" w:unhideWhenUsed="1"/>
+    <w:lsdException w:name="Table Web 2" w:semiHidden="1" w:unhideWhenUsed="1"/>
+    <w:lsdException w:name="Table Web 3" w:semiHidden="1" w:unhideWhenUsed="1"/>
+    <w:lsdException w:name="Table Theme" w:semiHidden="1" w:unhideWhenUsed="1"/>
     <w:lsdException w:name="Placeholder Text" w:semiHidden="1" w:uiPriority="99" w:unhideWhenUsed="1"/>
     <w:lsdException w:name="No Spacing" w:uiPriority="99" w:qFormat="1"/>
     <w:lsdException w:name="Light Shading" w:uiPriority="60"/>
@@ -15608,12 +16174,17 @@
   </w:style>
   <w:style w:type="character" w:default="1" w:styleId="a0">
     <w:name w:val="Default Paragraph Font"/>
+    <w:uiPriority w:val="1"/>
     <w:semiHidden/>
+    <w:unhideWhenUsed/>
   </w:style>
   <w:style w:type="table" w:default="1" w:styleId="a1">
     <w:name w:val="Normal Table"/>
+    <w:uiPriority w:val="99"/>
     <w:semiHidden/>
+    <w:unhideWhenUsed/>
     <w:tblPr>
+      <w:tblInd w:w="0" w:type="dxa"/>
       <w:tblCellMar>
         <w:top w:w="0" w:type="dxa"/>
         <w:left w:w="108" w:type="dxa"/>
